--- a/docs/AI_Playbook_for_Test_Managers_Complete.docx
+++ b/docs/AI_Playbook_for_Test_Managers_Complete.docx
@@ -461,6 +461,8 @@
     <w:p>
       <w:pPr>
         <w:pStyle w:val="Title"/>
+        <w:keepNext/>
+        <w:pageBreakBefore/>
         <w:jc w:val="center"/>
       </w:pPr>
       <w:r>
@@ -469,98 +471,1082 @@
     </w:p>
     <w:p>
       <w:pPr>
-        <w:pStyle w:val="Heading2"/>
-        <w:keepNext/>
+        <w:tabs>
+          <w:tab w:pos="8856" w:val="right" w:leader="dot"/>
+        </w:tabs>
+        <w:spacing w:before="0" w:after="40" w:line="240" w:lineRule="auto"/>
+        <w:ind w:left="0" w:firstLine="0"/>
       </w:pPr>
       <w:r>
-        <w:t>Chapter 1. Introduction and the AI Quality Journey</w:t>
+        <w:rPr>
+          <w:rFonts w:ascii="Aptos" w:hAnsi="Aptos"/>
+          <w:b/>
+          <w:color w:val="17365D"/>
+          <w:sz w:val="20"/>
+        </w:rPr>
+        <w:t>Chapter 1: Introduction And The Ai Quality Journey</w:t>
+      </w:r>
+      <w:r>
+        <w:tab/>
+      </w:r>
+      <w:r>
+        <w:rPr>
+          <w:rFonts w:ascii="Aptos" w:hAnsi="Aptos"/>
+          <w:b/>
+          <w:sz w:val="18"/>
+        </w:rPr>
+        <w:t>3</w:t>
       </w:r>
     </w:p>
     <w:p>
       <w:pPr>
-        <w:pStyle w:val="Heading2"/>
-        <w:keepNext/>
+        <w:tabs>
+          <w:tab w:pos="8856" w:val="right" w:leader="dot"/>
+        </w:tabs>
+        <w:spacing w:before="0" w:after="40" w:line="240" w:lineRule="auto"/>
+        <w:ind w:left="360" w:hanging="173"/>
       </w:pPr>
       <w:r>
-        <w:t>Chapter 2. AI for Test Case Generation (POC 01)</w:t>
+        <w:rPr>
+          <w:rFonts w:ascii="Aptos" w:hAnsi="Aptos"/>
+          <w:b w:val="0"/>
+          <w:color w:val="2D3746"/>
+          <w:sz w:val="18"/>
+        </w:rPr>
+        <w:t>1.1 Why Test Management Must Evolve</w:t>
+      </w:r>
+      <w:r>
+        <w:tab/>
+      </w:r>
+      <w:r>
+        <w:rPr>
+          <w:rFonts w:ascii="Aptos" w:hAnsi="Aptos"/>
+          <w:b w:val="0"/>
+          <w:sz w:val="18"/>
+        </w:rPr>
+        <w:t>3</w:t>
       </w:r>
     </w:p>
     <w:p>
       <w:pPr>
-        <w:pStyle w:val="Heading2"/>
-        <w:keepNext/>
+        <w:tabs>
+          <w:tab w:pos="8856" w:val="right" w:leader="dot"/>
+        </w:tabs>
+        <w:spacing w:before="0" w:after="40" w:line="240" w:lineRule="auto"/>
+        <w:ind w:left="360" w:hanging="173"/>
       </w:pPr>
       <w:r>
-        <w:t>Chapter 3. AI for Test Summary and Executive Reporting (POC 02)</w:t>
+        <w:rPr>
+          <w:rFonts w:ascii="Aptos" w:hAnsi="Aptos"/>
+          <w:b w:val="0"/>
+          <w:color w:val="2D3746"/>
+          <w:sz w:val="18"/>
+        </w:rPr>
+        <w:t>1.2 The Three-POC Program</w:t>
+      </w:r>
+      <w:r>
+        <w:tab/>
+      </w:r>
+      <w:r>
+        <w:rPr>
+          <w:rFonts w:ascii="Aptos" w:hAnsi="Aptos"/>
+          <w:b w:val="0"/>
+          <w:sz w:val="18"/>
+        </w:rPr>
+        <w:t>3</w:t>
       </w:r>
     </w:p>
     <w:p>
       <w:pPr>
-        <w:pStyle w:val="Heading2"/>
-        <w:keepNext/>
+        <w:tabs>
+          <w:tab w:pos="8856" w:val="right" w:leader="dot"/>
+        </w:tabs>
+        <w:spacing w:before="0" w:after="40" w:line="240" w:lineRule="auto"/>
+        <w:ind w:left="360" w:hanging="173"/>
       </w:pPr>
       <w:r>
-        <w:t>Chapter 4. AI for Test Data Management (POC 03)</w:t>
+        <w:rPr>
+          <w:rFonts w:ascii="Aptos" w:hAnsi="Aptos"/>
+          <w:b w:val="0"/>
+          <w:color w:val="2D3746"/>
+          <w:sz w:val="18"/>
+        </w:rPr>
+        <w:t>1.3 Core Principles of AI-Driven Testing</w:t>
+      </w:r>
+      <w:r>
+        <w:tab/>
+      </w:r>
+      <w:r>
+        <w:rPr>
+          <w:rFonts w:ascii="Aptos" w:hAnsi="Aptos"/>
+          <w:b w:val="0"/>
+          <w:sz w:val="18"/>
+        </w:rPr>
+        <w:t>4</w:t>
       </w:r>
     </w:p>
     <w:p>
       <w:pPr>
-        <w:pStyle w:val="Heading2"/>
-        <w:keepNext/>
+        <w:tabs>
+          <w:tab w:pos="8856" w:val="right" w:leader="dot"/>
+        </w:tabs>
+        <w:spacing w:before="0" w:after="40" w:line="240" w:lineRule="auto"/>
+        <w:ind w:left="360" w:hanging="173"/>
       </w:pPr>
       <w:r>
-        <w:t>Chapter 5. Operating Model, Learning Path, Roadmap, Budget and Appendices</w:t>
+        <w:rPr>
+          <w:rFonts w:ascii="Aptos" w:hAnsi="Aptos"/>
+          <w:b w:val="0"/>
+          <w:color w:val="2D3746"/>
+          <w:sz w:val="18"/>
+        </w:rPr>
+        <w:t>1.4 Universal Prompting Method: R-G-C-R-O-Q</w:t>
+      </w:r>
+      <w:r>
+        <w:tab/>
+      </w:r>
+      <w:r>
+        <w:rPr>
+          <w:rFonts w:ascii="Aptos" w:hAnsi="Aptos"/>
+          <w:b w:val="0"/>
+          <w:sz w:val="18"/>
+        </w:rPr>
+        <w:t>4</w:t>
       </w:r>
     </w:p>
-    <w:tbl>
-      <w:tblPr>
-        <w:tblStyle w:val="TableGrid"/>
-        <w:tblW w:type="auto" w:w="0"/>
-        <w:jc w:val="center"/>
-        <w:tblLook w:firstColumn="1" w:firstRow="1" w:lastColumn="0" w:lastRow="0" w:noHBand="0" w:noVBand="1" w:val="04A0"/>
-      </w:tblPr>
-      <w:tblGrid>
-        <w:gridCol w:w="9994"/>
-      </w:tblGrid>
-      <w:tr>
-        <w:tc>
-          <w:tcPr>
-            <w:tcW w:type="dxa" w:w="9994"/>
-            <w:shd w:fill="EAF2F8"/>
-            <w:tcMar>
-              <w:top w:w="140" w:type="dxa"/>
-              <w:start w:w="180" w:type="dxa"/>
-              <w:bottom w:w="140" w:type="dxa"/>
-              <w:end w:w="180" w:type="dxa"/>
-            </w:tcMar>
-          </w:tcPr>
-          <w:p>
-            <w:pPr>
-              <w:pStyle w:val="Callout"/>
-            </w:pPr>
-            <w:r>
-              <w:rPr>
-                <w:b/>
-                <w:color w:val="17365D"/>
-              </w:rPr>
-              <w:t xml:space="preserve">How to use this playbook  </w:t>
-            </w:r>
-            <w:r>
-              <w:t>Read Chapter 1 first. Then select the recipe matching the task. Replace only the clearly marked input sections, retain the guardrails, review the generated output against the quality gates, and store the approved result with its source requirements and reviewer evidence.</w:t>
-            </w:r>
-          </w:p>
-        </w:tc>
-      </w:tr>
-    </w:tbl>
     <w:p>
       <w:pPr>
-        <w:pStyle w:val="Small"/>
+        <w:tabs>
+          <w:tab w:pos="8856" w:val="right" w:leader="dot"/>
+        </w:tabs>
+        <w:spacing w:before="0" w:after="40" w:line="240" w:lineRule="auto"/>
+        <w:ind w:left="360" w:hanging="173"/>
       </w:pPr>
+      <w:r>
+        <w:rPr>
+          <w:rFonts w:ascii="Aptos" w:hAnsi="Aptos"/>
+          <w:b w:val="0"/>
+          <w:color w:val="2D3746"/>
+          <w:sz w:val="18"/>
+        </w:rPr>
+        <w:t>1.5 Quick-Start Checklist</w:t>
+      </w:r>
+      <w:r>
+        <w:tab/>
+      </w:r>
+      <w:r>
+        <w:rPr>
+          <w:rFonts w:ascii="Aptos" w:hAnsi="Aptos"/>
+          <w:b w:val="0"/>
+          <w:sz w:val="18"/>
+        </w:rPr>
+        <w:t>5</w:t>
+      </w:r>
+    </w:p>
+    <w:p>
+      <w:pPr>
+        <w:tabs>
+          <w:tab w:pos="8856" w:val="right" w:leader="dot"/>
+        </w:tabs>
+        <w:spacing w:before="0" w:after="40" w:line="240" w:lineRule="auto"/>
+        <w:ind w:left="0" w:firstLine="0"/>
+      </w:pPr>
+      <w:r>
+        <w:rPr>
+          <w:rFonts w:ascii="Aptos" w:hAnsi="Aptos"/>
+          <w:b/>
+          <w:color w:val="17365D"/>
+          <w:sz w:val="20"/>
+        </w:rPr>
+        <w:t>Chapter 2: Ai For Test Case Generation (Poc 01)</w:t>
+      </w:r>
+      <w:r>
+        <w:tab/>
+      </w:r>
+      <w:r>
+        <w:rPr>
+          <w:rFonts w:ascii="Aptos" w:hAnsi="Aptos"/>
+          <w:b/>
+          <w:sz w:val="18"/>
+        </w:rPr>
+        <w:t>6</w:t>
+      </w:r>
+    </w:p>
+    <w:p>
+      <w:pPr>
+        <w:tabs>
+          <w:tab w:pos="8856" w:val="right" w:leader="dot"/>
+        </w:tabs>
+        <w:spacing w:before="0" w:after="40" w:line="240" w:lineRule="auto"/>
+        <w:ind w:left="360" w:hanging="173"/>
+      </w:pPr>
+      <w:r>
+        <w:rPr>
+          <w:rFonts w:ascii="Aptos" w:hAnsi="Aptos"/>
+          <w:b w:val="0"/>
+          <w:color w:val="2D3746"/>
+          <w:sz w:val="18"/>
+        </w:rPr>
+        <w:t>2.1 Objective and Scope</w:t>
+      </w:r>
+      <w:r>
+        <w:tab/>
+      </w:r>
+      <w:r>
+        <w:rPr>
+          <w:rFonts w:ascii="Aptos" w:hAnsi="Aptos"/>
+          <w:b w:val="0"/>
+          <w:sz w:val="18"/>
+        </w:rPr>
+        <w:t>6</w:t>
+      </w:r>
+    </w:p>
+    <w:p>
+      <w:pPr>
+        <w:tabs>
+          <w:tab w:pos="8856" w:val="right" w:leader="dot"/>
+        </w:tabs>
+        <w:spacing w:before="0" w:after="40" w:line="240" w:lineRule="auto"/>
+        <w:ind w:left="360" w:hanging="173"/>
+      </w:pPr>
+      <w:r>
+        <w:rPr>
+          <w:rFonts w:ascii="Aptos" w:hAnsi="Aptos"/>
+          <w:b w:val="0"/>
+          <w:color w:val="2D3746"/>
+          <w:sz w:val="18"/>
+        </w:rPr>
+        <w:t>2.2 Prompt</w:t>
+      </w:r>
+      <w:r>
+        <w:tab/>
+      </w:r>
+      <w:r>
+        <w:rPr>
+          <w:rFonts w:ascii="Aptos" w:hAnsi="Aptos"/>
+          <w:b w:val="0"/>
+          <w:sz w:val="18"/>
+        </w:rPr>
+        <w:t>6</w:t>
+      </w:r>
+    </w:p>
+    <w:p>
+      <w:pPr>
+        <w:tabs>
+          <w:tab w:pos="8856" w:val="right" w:leader="dot"/>
+        </w:tabs>
+        <w:spacing w:before="0" w:after="40" w:line="240" w:lineRule="auto"/>
+        <w:ind w:left="360" w:hanging="173"/>
+      </w:pPr>
+      <w:r>
+        <w:rPr>
+          <w:rFonts w:ascii="Aptos" w:hAnsi="Aptos"/>
+          <w:b w:val="0"/>
+          <w:color w:val="2D3746"/>
+          <w:sz w:val="18"/>
+        </w:rPr>
+        <w:t>2.3 Workflow</w:t>
+      </w:r>
+      <w:r>
+        <w:tab/>
+      </w:r>
+      <w:r>
+        <w:rPr>
+          <w:rFonts w:ascii="Aptos" w:hAnsi="Aptos"/>
+          <w:b w:val="0"/>
+          <w:sz w:val="18"/>
+        </w:rPr>
+        <w:t>9</w:t>
+      </w:r>
+    </w:p>
+    <w:p>
+      <w:pPr>
+        <w:tabs>
+          <w:tab w:pos="8856" w:val="right" w:leader="dot"/>
+        </w:tabs>
+        <w:spacing w:before="0" w:after="40" w:line="240" w:lineRule="auto"/>
+        <w:ind w:left="360" w:hanging="173"/>
+      </w:pPr>
+      <w:r>
+        <w:rPr>
+          <w:rFonts w:ascii="Aptos" w:hAnsi="Aptos"/>
+          <w:b w:val="0"/>
+          <w:color w:val="2D3746"/>
+          <w:sz w:val="18"/>
+        </w:rPr>
+        <w:t>2.4 Expected Outputs</w:t>
+      </w:r>
+      <w:r>
+        <w:tab/>
+      </w:r>
+      <w:r>
+        <w:rPr>
+          <w:rFonts w:ascii="Aptos" w:hAnsi="Aptos"/>
+          <w:b w:val="0"/>
+          <w:sz w:val="18"/>
+        </w:rPr>
+        <w:t>10</w:t>
+      </w:r>
+    </w:p>
+    <w:p>
+      <w:pPr>
+        <w:tabs>
+          <w:tab w:pos="8856" w:val="right" w:leader="dot"/>
+        </w:tabs>
+        <w:spacing w:before="0" w:after="40" w:line="240" w:lineRule="auto"/>
+        <w:ind w:left="360" w:hanging="173"/>
+      </w:pPr>
+      <w:r>
+        <w:rPr>
+          <w:rFonts w:ascii="Aptos" w:hAnsi="Aptos"/>
+          <w:b w:val="0"/>
+          <w:color w:val="2D3746"/>
+          <w:sz w:val="18"/>
+        </w:rPr>
+        <w:t>2.5 KPI and Success Criteria</w:t>
+      </w:r>
+      <w:r>
+        <w:tab/>
+      </w:r>
+      <w:r>
+        <w:rPr>
+          <w:rFonts w:ascii="Aptos" w:hAnsi="Aptos"/>
+          <w:b w:val="0"/>
+          <w:sz w:val="18"/>
+        </w:rPr>
+        <w:t>10</w:t>
+      </w:r>
+    </w:p>
+    <w:p>
+      <w:pPr>
+        <w:tabs>
+          <w:tab w:pos="8856" w:val="right" w:leader="dot"/>
+        </w:tabs>
+        <w:spacing w:before="0" w:after="40" w:line="240" w:lineRule="auto"/>
+        <w:ind w:left="360" w:hanging="173"/>
+      </w:pPr>
+      <w:r>
+        <w:rPr>
+          <w:rFonts w:ascii="Aptos" w:hAnsi="Aptos"/>
+          <w:b w:val="0"/>
+          <w:color w:val="2D3746"/>
+          <w:sz w:val="18"/>
+        </w:rPr>
+        <w:t>2.6 Risks and Controls</w:t>
+      </w:r>
+      <w:r>
+        <w:tab/>
+      </w:r>
+      <w:r>
+        <w:rPr>
+          <w:rFonts w:ascii="Aptos" w:hAnsi="Aptos"/>
+          <w:b w:val="0"/>
+          <w:sz w:val="18"/>
+        </w:rPr>
+        <w:t>10</w:t>
+      </w:r>
+    </w:p>
+    <w:p>
+      <w:pPr>
+        <w:tabs>
+          <w:tab w:pos="8856" w:val="right" w:leader="dot"/>
+        </w:tabs>
+        <w:spacing w:before="0" w:after="40" w:line="240" w:lineRule="auto"/>
+        <w:ind w:left="360" w:hanging="173"/>
+      </w:pPr>
+      <w:r>
+        <w:rPr>
+          <w:rFonts w:ascii="Aptos" w:hAnsi="Aptos"/>
+          <w:b w:val="0"/>
+          <w:color w:val="2D3746"/>
+          <w:sz w:val="18"/>
+        </w:rPr>
+        <w:t>2.7 Evidence Collection</w:t>
+      </w:r>
+      <w:r>
+        <w:tab/>
+      </w:r>
+      <w:r>
+        <w:rPr>
+          <w:rFonts w:ascii="Aptos" w:hAnsi="Aptos"/>
+          <w:b w:val="0"/>
+          <w:sz w:val="18"/>
+        </w:rPr>
+        <w:t>10</w:t>
+      </w:r>
+    </w:p>
+    <w:p>
+      <w:pPr>
+        <w:tabs>
+          <w:tab w:pos="8856" w:val="right" w:leader="dot"/>
+        </w:tabs>
+        <w:spacing w:before="0" w:after="40" w:line="240" w:lineRule="auto"/>
+        <w:ind w:left="360" w:hanging="173"/>
+      </w:pPr>
+      <w:r>
+        <w:rPr>
+          <w:rFonts w:ascii="Aptos" w:hAnsi="Aptos"/>
+          <w:b w:val="0"/>
+          <w:color w:val="2D3746"/>
+          <w:sz w:val="18"/>
+        </w:rPr>
+        <w:t>2.8 Scale Readiness</w:t>
+      </w:r>
+      <w:r>
+        <w:tab/>
+      </w:r>
+      <w:r>
+        <w:rPr>
+          <w:rFonts w:ascii="Aptos" w:hAnsi="Aptos"/>
+          <w:b w:val="0"/>
+          <w:sz w:val="18"/>
+        </w:rPr>
+        <w:t>10</w:t>
+      </w:r>
+    </w:p>
+    <w:p>
+      <w:pPr>
+        <w:tabs>
+          <w:tab w:pos="8856" w:val="right" w:leader="dot"/>
+        </w:tabs>
+        <w:spacing w:before="0" w:after="40" w:line="240" w:lineRule="auto"/>
+        <w:ind w:left="0" w:firstLine="0"/>
+      </w:pPr>
+      <w:r>
+        <w:rPr>
+          <w:rFonts w:ascii="Aptos" w:hAnsi="Aptos"/>
+          <w:b/>
+          <w:color w:val="17365D"/>
+          <w:sz w:val="20"/>
+        </w:rPr>
+        <w:t>Chapter 3: Ai For Test Summary And Executive Reporting (Poc 02)</w:t>
+      </w:r>
+      <w:r>
+        <w:tab/>
+      </w:r>
+      <w:r>
+        <w:rPr>
+          <w:rFonts w:ascii="Aptos" w:hAnsi="Aptos"/>
+          <w:b/>
+          <w:sz w:val="18"/>
+        </w:rPr>
+        <w:t>11</w:t>
+      </w:r>
+    </w:p>
+    <w:p>
+      <w:pPr>
+        <w:tabs>
+          <w:tab w:pos="8856" w:val="right" w:leader="dot"/>
+        </w:tabs>
+        <w:spacing w:before="0" w:after="40" w:line="240" w:lineRule="auto"/>
+        <w:ind w:left="360" w:hanging="173"/>
+      </w:pPr>
+      <w:r>
+        <w:rPr>
+          <w:rFonts w:ascii="Aptos" w:hAnsi="Aptos"/>
+          <w:b w:val="0"/>
+          <w:color w:val="2D3746"/>
+          <w:sz w:val="18"/>
+        </w:rPr>
+        <w:t>3.1 Objective and Scope</w:t>
+      </w:r>
+      <w:r>
+        <w:tab/>
+      </w:r>
+      <w:r>
+        <w:rPr>
+          <w:rFonts w:ascii="Aptos" w:hAnsi="Aptos"/>
+          <w:b w:val="0"/>
+          <w:sz w:val="18"/>
+        </w:rPr>
+        <w:t>11</w:t>
+      </w:r>
+    </w:p>
+    <w:p>
+      <w:pPr>
+        <w:tabs>
+          <w:tab w:pos="8856" w:val="right" w:leader="dot"/>
+        </w:tabs>
+        <w:spacing w:before="0" w:after="40" w:line="240" w:lineRule="auto"/>
+        <w:ind w:left="360" w:hanging="173"/>
+      </w:pPr>
+      <w:r>
+        <w:rPr>
+          <w:rFonts w:ascii="Aptos" w:hAnsi="Aptos"/>
+          <w:b w:val="0"/>
+          <w:color w:val="2D3746"/>
+          <w:sz w:val="18"/>
+        </w:rPr>
+        <w:t>3.2 Prompt</w:t>
+      </w:r>
+      <w:r>
+        <w:tab/>
+      </w:r>
+      <w:r>
+        <w:rPr>
+          <w:rFonts w:ascii="Aptos" w:hAnsi="Aptos"/>
+          <w:b w:val="0"/>
+          <w:sz w:val="18"/>
+        </w:rPr>
+        <w:t>11</w:t>
+      </w:r>
+    </w:p>
+    <w:p>
+      <w:pPr>
+        <w:tabs>
+          <w:tab w:pos="8856" w:val="right" w:leader="dot"/>
+        </w:tabs>
+        <w:spacing w:before="0" w:after="40" w:line="240" w:lineRule="auto"/>
+        <w:ind w:left="360" w:hanging="173"/>
+      </w:pPr>
+      <w:r>
+        <w:rPr>
+          <w:rFonts w:ascii="Aptos" w:hAnsi="Aptos"/>
+          <w:b w:val="0"/>
+          <w:color w:val="2D3746"/>
+          <w:sz w:val="18"/>
+        </w:rPr>
+        <w:t>3.3 Workflow</w:t>
+      </w:r>
+      <w:r>
+        <w:tab/>
+      </w:r>
+      <w:r>
+        <w:rPr>
+          <w:rFonts w:ascii="Aptos" w:hAnsi="Aptos"/>
+          <w:b w:val="0"/>
+          <w:sz w:val="18"/>
+        </w:rPr>
+        <w:t>14</w:t>
+      </w:r>
+    </w:p>
+    <w:p>
+      <w:pPr>
+        <w:tabs>
+          <w:tab w:pos="8856" w:val="right" w:leader="dot"/>
+        </w:tabs>
+        <w:spacing w:before="0" w:after="40" w:line="240" w:lineRule="auto"/>
+        <w:ind w:left="360" w:hanging="173"/>
+      </w:pPr>
+      <w:r>
+        <w:rPr>
+          <w:rFonts w:ascii="Aptos" w:hAnsi="Aptos"/>
+          <w:b w:val="0"/>
+          <w:color w:val="2D3746"/>
+          <w:sz w:val="18"/>
+        </w:rPr>
+        <w:t>3.4 Expected Outputs</w:t>
+      </w:r>
+      <w:r>
+        <w:tab/>
+      </w:r>
+      <w:r>
+        <w:rPr>
+          <w:rFonts w:ascii="Aptos" w:hAnsi="Aptos"/>
+          <w:b w:val="0"/>
+          <w:sz w:val="18"/>
+        </w:rPr>
+        <w:t>14</w:t>
+      </w:r>
+    </w:p>
+    <w:p>
+      <w:pPr>
+        <w:tabs>
+          <w:tab w:pos="8856" w:val="right" w:leader="dot"/>
+        </w:tabs>
+        <w:spacing w:before="0" w:after="40" w:line="240" w:lineRule="auto"/>
+        <w:ind w:left="360" w:hanging="173"/>
+      </w:pPr>
+      <w:r>
+        <w:rPr>
+          <w:rFonts w:ascii="Aptos" w:hAnsi="Aptos"/>
+          <w:b w:val="0"/>
+          <w:color w:val="2D3746"/>
+          <w:sz w:val="18"/>
+        </w:rPr>
+        <w:t>3.5 KPI and Success Criteria</w:t>
+      </w:r>
+      <w:r>
+        <w:tab/>
+      </w:r>
+      <w:r>
+        <w:rPr>
+          <w:rFonts w:ascii="Aptos" w:hAnsi="Aptos"/>
+          <w:b w:val="0"/>
+          <w:sz w:val="18"/>
+        </w:rPr>
+        <w:t>14</w:t>
+      </w:r>
+    </w:p>
+    <w:p>
+      <w:pPr>
+        <w:tabs>
+          <w:tab w:pos="8856" w:val="right" w:leader="dot"/>
+        </w:tabs>
+        <w:spacing w:before="0" w:after="40" w:line="240" w:lineRule="auto"/>
+        <w:ind w:left="360" w:hanging="173"/>
+      </w:pPr>
+      <w:r>
+        <w:rPr>
+          <w:rFonts w:ascii="Aptos" w:hAnsi="Aptos"/>
+          <w:b w:val="0"/>
+          <w:color w:val="2D3746"/>
+          <w:sz w:val="18"/>
+        </w:rPr>
+        <w:t>3.6 Risks and Controls</w:t>
+      </w:r>
+      <w:r>
+        <w:tab/>
+      </w:r>
+      <w:r>
+        <w:rPr>
+          <w:rFonts w:ascii="Aptos" w:hAnsi="Aptos"/>
+          <w:b w:val="0"/>
+          <w:sz w:val="18"/>
+        </w:rPr>
+        <w:t>14</w:t>
+      </w:r>
+    </w:p>
+    <w:p>
+      <w:pPr>
+        <w:tabs>
+          <w:tab w:pos="8856" w:val="right" w:leader="dot"/>
+        </w:tabs>
+        <w:spacing w:before="0" w:after="40" w:line="240" w:lineRule="auto"/>
+        <w:ind w:left="360" w:hanging="173"/>
+      </w:pPr>
+      <w:r>
+        <w:rPr>
+          <w:rFonts w:ascii="Aptos" w:hAnsi="Aptos"/>
+          <w:b w:val="0"/>
+          <w:color w:val="2D3746"/>
+          <w:sz w:val="18"/>
+        </w:rPr>
+        <w:t>3.7 Evidence Collection</w:t>
+      </w:r>
+      <w:r>
+        <w:tab/>
+      </w:r>
+      <w:r>
+        <w:rPr>
+          <w:rFonts w:ascii="Aptos" w:hAnsi="Aptos"/>
+          <w:b w:val="0"/>
+          <w:sz w:val="18"/>
+        </w:rPr>
+        <w:t>14</w:t>
+      </w:r>
+    </w:p>
+    <w:p>
+      <w:pPr>
+        <w:tabs>
+          <w:tab w:pos="8856" w:val="right" w:leader="dot"/>
+        </w:tabs>
+        <w:spacing w:before="0" w:after="40" w:line="240" w:lineRule="auto"/>
+        <w:ind w:left="360" w:hanging="173"/>
+      </w:pPr>
+      <w:r>
+        <w:rPr>
+          <w:rFonts w:ascii="Aptos" w:hAnsi="Aptos"/>
+          <w:b w:val="0"/>
+          <w:color w:val="2D3746"/>
+          <w:sz w:val="18"/>
+        </w:rPr>
+        <w:t>3.8 Scale Readiness</w:t>
+      </w:r>
+      <w:r>
+        <w:tab/>
+      </w:r>
+      <w:r>
+        <w:rPr>
+          <w:rFonts w:ascii="Aptos" w:hAnsi="Aptos"/>
+          <w:b w:val="0"/>
+          <w:sz w:val="18"/>
+        </w:rPr>
+        <w:t>14</w:t>
+      </w:r>
+    </w:p>
+    <w:p>
+      <w:pPr>
+        <w:tabs>
+          <w:tab w:pos="8856" w:val="right" w:leader="dot"/>
+        </w:tabs>
+        <w:spacing w:before="0" w:after="40" w:line="240" w:lineRule="auto"/>
+        <w:ind w:left="0" w:firstLine="0"/>
+      </w:pPr>
+      <w:r>
+        <w:rPr>
+          <w:rFonts w:ascii="Aptos" w:hAnsi="Aptos"/>
+          <w:b/>
+          <w:color w:val="17365D"/>
+          <w:sz w:val="20"/>
+        </w:rPr>
+        <w:t>Chapter 4: Ai For Test Data Management (Poc 03)</w:t>
+      </w:r>
+      <w:r>
+        <w:tab/>
+      </w:r>
+      <w:r>
+        <w:rPr>
+          <w:rFonts w:ascii="Aptos" w:hAnsi="Aptos"/>
+          <w:b/>
+          <w:sz w:val="18"/>
+        </w:rPr>
+        <w:t>15</w:t>
+      </w:r>
+    </w:p>
+    <w:p>
+      <w:pPr>
+        <w:tabs>
+          <w:tab w:pos="8856" w:val="right" w:leader="dot"/>
+        </w:tabs>
+        <w:spacing w:before="0" w:after="40" w:line="240" w:lineRule="auto"/>
+        <w:ind w:left="360" w:hanging="173"/>
+      </w:pPr>
+      <w:r>
+        <w:rPr>
+          <w:rFonts w:ascii="Aptos" w:hAnsi="Aptos"/>
+          <w:b w:val="0"/>
+          <w:color w:val="2D3746"/>
+          <w:sz w:val="18"/>
+        </w:rPr>
+        <w:t>4.1 Objective and Scope</w:t>
+      </w:r>
+      <w:r>
+        <w:tab/>
+      </w:r>
+      <w:r>
+        <w:rPr>
+          <w:rFonts w:ascii="Aptos" w:hAnsi="Aptos"/>
+          <w:b w:val="0"/>
+          <w:sz w:val="18"/>
+        </w:rPr>
+        <w:t>15</w:t>
+      </w:r>
+    </w:p>
+    <w:p>
+      <w:pPr>
+        <w:tabs>
+          <w:tab w:pos="8856" w:val="right" w:leader="dot"/>
+        </w:tabs>
+        <w:spacing w:before="0" w:after="40" w:line="240" w:lineRule="auto"/>
+        <w:ind w:left="360" w:hanging="173"/>
+      </w:pPr>
+      <w:r>
+        <w:rPr>
+          <w:rFonts w:ascii="Aptos" w:hAnsi="Aptos"/>
+          <w:b w:val="0"/>
+          <w:color w:val="2D3746"/>
+          <w:sz w:val="18"/>
+        </w:rPr>
+        <w:t>4.2 Prompt</w:t>
+      </w:r>
+      <w:r>
+        <w:tab/>
+      </w:r>
+      <w:r>
+        <w:rPr>
+          <w:rFonts w:ascii="Aptos" w:hAnsi="Aptos"/>
+          <w:b w:val="0"/>
+          <w:sz w:val="18"/>
+        </w:rPr>
+        <w:t>15</w:t>
+      </w:r>
+    </w:p>
+    <w:p>
+      <w:pPr>
+        <w:tabs>
+          <w:tab w:pos="8856" w:val="right" w:leader="dot"/>
+        </w:tabs>
+        <w:spacing w:before="0" w:after="40" w:line="240" w:lineRule="auto"/>
+        <w:ind w:left="360" w:hanging="173"/>
+      </w:pPr>
+      <w:r>
+        <w:rPr>
+          <w:rFonts w:ascii="Aptos" w:hAnsi="Aptos"/>
+          <w:b w:val="0"/>
+          <w:color w:val="2D3746"/>
+          <w:sz w:val="18"/>
+        </w:rPr>
+        <w:t>4.3 Workflow</w:t>
+      </w:r>
+      <w:r>
+        <w:tab/>
+      </w:r>
+      <w:r>
+        <w:rPr>
+          <w:rFonts w:ascii="Aptos" w:hAnsi="Aptos"/>
+          <w:b w:val="0"/>
+          <w:sz w:val="18"/>
+        </w:rPr>
+        <w:t>18</w:t>
+      </w:r>
+    </w:p>
+    <w:p>
+      <w:pPr>
+        <w:tabs>
+          <w:tab w:pos="8856" w:val="right" w:leader="dot"/>
+        </w:tabs>
+        <w:spacing w:before="0" w:after="40" w:line="240" w:lineRule="auto"/>
+        <w:ind w:left="360" w:hanging="173"/>
+      </w:pPr>
+      <w:r>
+        <w:rPr>
+          <w:rFonts w:ascii="Aptos" w:hAnsi="Aptos"/>
+          <w:b w:val="0"/>
+          <w:color w:val="2D3746"/>
+          <w:sz w:val="18"/>
+        </w:rPr>
+        <w:t>4.4 Expected Outputs</w:t>
+      </w:r>
+      <w:r>
+        <w:tab/>
+      </w:r>
+      <w:r>
+        <w:rPr>
+          <w:rFonts w:ascii="Aptos" w:hAnsi="Aptos"/>
+          <w:b w:val="0"/>
+          <w:sz w:val="18"/>
+        </w:rPr>
+        <w:t>19</w:t>
+      </w:r>
+    </w:p>
+    <w:p>
+      <w:pPr>
+        <w:tabs>
+          <w:tab w:pos="8856" w:val="right" w:leader="dot"/>
+        </w:tabs>
+        <w:spacing w:before="0" w:after="40" w:line="240" w:lineRule="auto"/>
+        <w:ind w:left="360" w:hanging="173"/>
+      </w:pPr>
+      <w:r>
+        <w:rPr>
+          <w:rFonts w:ascii="Aptos" w:hAnsi="Aptos"/>
+          <w:b w:val="0"/>
+          <w:color w:val="2D3746"/>
+          <w:sz w:val="18"/>
+        </w:rPr>
+        <w:t>4.5 KPI and Success Criteria</w:t>
+      </w:r>
+      <w:r>
+        <w:tab/>
+      </w:r>
+      <w:r>
+        <w:rPr>
+          <w:rFonts w:ascii="Aptos" w:hAnsi="Aptos"/>
+          <w:b w:val="0"/>
+          <w:sz w:val="18"/>
+        </w:rPr>
+        <w:t>19</w:t>
+      </w:r>
+    </w:p>
+    <w:p>
+      <w:pPr>
+        <w:tabs>
+          <w:tab w:pos="8856" w:val="right" w:leader="dot"/>
+        </w:tabs>
+        <w:spacing w:before="0" w:after="40" w:line="240" w:lineRule="auto"/>
+        <w:ind w:left="360" w:hanging="173"/>
+      </w:pPr>
+      <w:r>
+        <w:rPr>
+          <w:rFonts w:ascii="Aptos" w:hAnsi="Aptos"/>
+          <w:b w:val="0"/>
+          <w:color w:val="2D3746"/>
+          <w:sz w:val="18"/>
+        </w:rPr>
+        <w:t>4.6 Risks and Controls</w:t>
+      </w:r>
+      <w:r>
+        <w:tab/>
+      </w:r>
+      <w:r>
+        <w:rPr>
+          <w:rFonts w:ascii="Aptos" w:hAnsi="Aptos"/>
+          <w:b w:val="0"/>
+          <w:sz w:val="18"/>
+        </w:rPr>
+        <w:t>19</w:t>
+      </w:r>
+    </w:p>
+    <w:p>
+      <w:pPr>
+        <w:tabs>
+          <w:tab w:pos="8856" w:val="right" w:leader="dot"/>
+        </w:tabs>
+        <w:spacing w:before="0" w:after="40" w:line="240" w:lineRule="auto"/>
+        <w:ind w:left="360" w:hanging="173"/>
+      </w:pPr>
+      <w:r>
+        <w:rPr>
+          <w:rFonts w:ascii="Aptos" w:hAnsi="Aptos"/>
+          <w:b w:val="0"/>
+          <w:color w:val="2D3746"/>
+          <w:sz w:val="18"/>
+        </w:rPr>
+        <w:t>4.7 Evidence Collection</w:t>
+      </w:r>
+      <w:r>
+        <w:tab/>
+      </w:r>
+      <w:r>
+        <w:rPr>
+          <w:rFonts w:ascii="Aptos" w:hAnsi="Aptos"/>
+          <w:b w:val="0"/>
+          <w:sz w:val="18"/>
+        </w:rPr>
+        <w:t>19</w:t>
+      </w:r>
+    </w:p>
+    <w:p>
+      <w:pPr>
+        <w:tabs>
+          <w:tab w:pos="8856" w:val="right" w:leader="dot"/>
+        </w:tabs>
+        <w:spacing w:before="0" w:after="40" w:line="240" w:lineRule="auto"/>
+        <w:ind w:left="360" w:hanging="173"/>
+      </w:pPr>
+      <w:r>
+        <w:rPr>
+          <w:rFonts w:ascii="Aptos" w:hAnsi="Aptos"/>
+          <w:b w:val="0"/>
+          <w:color w:val="2D3746"/>
+          <w:sz w:val="18"/>
+        </w:rPr>
+        <w:t>4.8 Scale Readiness</w:t>
+      </w:r>
+      <w:r>
+        <w:tab/>
+      </w:r>
+      <w:r>
+        <w:rPr>
+          <w:rFonts w:ascii="Aptos" w:hAnsi="Aptos"/>
+          <w:b w:val="0"/>
+          <w:sz w:val="18"/>
+        </w:rPr>
+        <w:t>19</w:t>
+      </w:r>
+    </w:p>
+    <w:p>
+      <w:pPr>
+        <w:tabs>
+          <w:tab w:pos="8856" w:val="right" w:leader="dot"/>
+        </w:tabs>
+        <w:spacing w:before="0" w:after="40" w:line="240" w:lineRule="auto"/>
+        <w:ind w:left="360" w:hanging="173"/>
+      </w:pPr>
+      <w:r>
+        <w:rPr>
+          <w:rFonts w:ascii="Aptos" w:hAnsi="Aptos"/>
+          <w:b w:val="0"/>
+          <w:color w:val="2D3746"/>
+          <w:sz w:val="18"/>
+        </w:rPr>
+        <w:t>Appendix A: Quick Prompt Engineering Cheat Sheet</w:t>
+      </w:r>
+      <w:r>
+        <w:tab/>
+      </w:r>
+      <w:r>
+        <w:rPr>
+          <w:rFonts w:ascii="Aptos" w:hAnsi="Aptos"/>
+          <w:b w:val="0"/>
+          <w:sz w:val="18"/>
+        </w:rPr>
+        <w:t>20</w:t>
+      </w:r>
+    </w:p>
+    <w:p>
+      <w:pPr>
+        <w:tabs>
+          <w:tab w:pos="8856" w:val="right" w:leader="dot"/>
+        </w:tabs>
+        <w:spacing w:before="0" w:after="40" w:line="240" w:lineRule="auto"/>
+        <w:ind w:left="360" w:hanging="173"/>
+      </w:pPr>
+      <w:r>
+        <w:rPr>
+          <w:rFonts w:ascii="Aptos" w:hAnsi="Aptos"/>
+          <w:b w:val="0"/>
+          <w:color w:val="2D3746"/>
+          <w:sz w:val="18"/>
+        </w:rPr>
+        <w:t>Appendix B: Glossary for Test Managers</w:t>
+      </w:r>
+      <w:r>
+        <w:tab/>
+      </w:r>
+      <w:r>
+        <w:rPr>
+          <w:rFonts w:ascii="Aptos" w:hAnsi="Aptos"/>
+          <w:b w:val="0"/>
+          <w:sz w:val="18"/>
+        </w:rPr>
+        <w:t>21</w:t>
+      </w:r>
+    </w:p>
+    <w:p>
+      <w:pPr>
+        <w:tabs>
+          <w:tab w:pos="8856" w:val="right" w:leader="dot"/>
+        </w:tabs>
+        <w:spacing w:before="0" w:after="40" w:line="240" w:lineRule="auto"/>
+        <w:ind w:left="360" w:hanging="173"/>
+      </w:pPr>
+      <w:r>
+        <w:rPr>
+          <w:rFonts w:ascii="Aptos" w:hAnsi="Aptos"/>
+          <w:b w:val="0"/>
+          <w:color w:val="2D3746"/>
+          <w:sz w:val="18"/>
+        </w:rPr>
+        <w:t>Appendix C: Human Review Checklist</w:t>
+      </w:r>
+      <w:r>
+        <w:tab/>
+      </w:r>
+      <w:r>
+        <w:rPr>
+          <w:rFonts w:ascii="Aptos" w:hAnsi="Aptos"/>
+          <w:b w:val="0"/>
+          <w:sz w:val="18"/>
+        </w:rPr>
+        <w:t>23</w:t>
+      </w:r>
+    </w:p>
+    <w:p>
+      <w:pPr>
+        <w:tabs>
+          <w:tab w:pos="8856" w:val="right" w:leader="dot"/>
+        </w:tabs>
+        <w:spacing w:before="0" w:after="40" w:line="240" w:lineRule="auto"/>
+        <w:ind w:left="360" w:hanging="173"/>
+      </w:pPr>
+      <w:r>
+        <w:rPr>
+          <w:rFonts w:ascii="Aptos" w:hAnsi="Aptos"/>
+          <w:b w:val="0"/>
+          <w:color w:val="2D3746"/>
+          <w:sz w:val="18"/>
+        </w:rPr>
+        <w:t>Appendix D: Recommended Pilot Deliverables</w:t>
+      </w:r>
+      <w:r>
+        <w:tab/>
+      </w:r>
+      <w:r>
+        <w:rPr>
+          <w:rFonts w:ascii="Aptos" w:hAnsi="Aptos"/>
+          <w:b w:val="0"/>
+          <w:sz w:val="18"/>
+        </w:rPr>
+        <w:t>24</w:t>
+      </w:r>
     </w:p>
     <w:p>
       <w:pPr>
         <w:pStyle w:val="Heading1"/>
         <w:keepNext/>
+        <w:pageBreakBefore/>
       </w:pPr>
       <w:r>
         <w:t>CHAPTER 1: INTRODUCTION AND THE AI QUALITY JOURNEY</w:t>
@@ -2243,80 +3229,81 @@
     </w:p>
     <w:p>
       <w:pPr>
-        <w:pStyle w:val="ListNumber"/>
         <w:spacing w:after="60"/>
       </w:pPr>
       <w:r>
-        <w:t>Classify the information. Remove secrets, credentials, personal data, and restricted source content before prompting.</w:t>
+        <w:rPr/>
+        <w:t>1.  Classify the information. Remove secrets, credentials, personal data, and restricted source content before prompting.</w:t>
       </w:r>
     </w:p>
     <w:p>
       <w:pPr>
-        <w:pStyle w:val="ListNumber"/>
         <w:spacing w:after="60"/>
       </w:pPr>
       <w:r>
-        <w:t>State the exact task and audience. A developer triage summary and an executive release note require different language and detail.</w:t>
+        <w:rPr/>
+        <w:t>2.  State the exact task and audience. A developer triage summary and an executive release note require different language and detail.</w:t>
       </w:r>
     </w:p>
     <w:p>
       <w:pPr>
-        <w:pStyle w:val="ListNumber"/>
         <w:spacing w:after="60"/>
       </w:pPr>
       <w:r>
-        <w:t>Provide authoritative inputs. Include requirement IDs, acceptance criteria, business rules, field constraints, schemas, run IDs, and definitions of metrics.</w:t>
+        <w:rPr/>
+        <w:t>3.  Provide authoritative inputs. Include requirement IDs, acceptance criteria, business rules, field constraints, schemas, run IDs, and definitions of metrics.</w:t>
       </w:r>
     </w:p>
     <w:p>
       <w:pPr>
-        <w:pStyle w:val="ListNumber"/>
         <w:spacing w:after="60"/>
       </w:pPr>
       <w:r>
-        <w:t>Use delimiters such as &lt;REQUIREMENTS&gt; and &lt;/REQUIREMENTS&gt; to separate source material from instructions.</w:t>
+        <w:rPr/>
+        <w:t>4.  Use delimiters such as &lt;REQUIREMENTS&gt; and &lt;/REQUIREMENTS&gt; to separate source material from instructions.</w:t>
       </w:r>
     </w:p>
     <w:p>
       <w:pPr>
-        <w:pStyle w:val="ListNumber"/>
         <w:spacing w:after="60"/>
       </w:pPr>
       <w:r>
-        <w:t>Demand uncertainty handling. Require NEED CLARIFICATION, unsupported assumption flags, and confidence notes.</w:t>
+        <w:rPr/>
+        <w:t>5.  Demand uncertainty handling. Require NEED CLARIFICATION, unsupported assumption flags, and confidence notes.</w:t>
       </w:r>
     </w:p>
     <w:p>
       <w:pPr>
-        <w:pStyle w:val="ListNumber"/>
         <w:spacing w:after="60"/>
       </w:pPr>
       <w:r>
-        <w:t>Specify the output format and controlled values. This makes the output reusable in Jira, Azure DevOps, TestRail, Xray, Zephyr, Excel, or automation repositories.</w:t>
+        <w:rPr/>
+        <w:t>6.  Specify the output format and controlled values. This makes the output reusable in Jira, Azure DevOps, TestRail, Xray, Zephyr, Excel, or automation repositories.</w:t>
       </w:r>
     </w:p>
     <w:p>
       <w:pPr>
-        <w:pStyle w:val="ListNumber"/>
         <w:spacing w:after="60"/>
       </w:pPr>
       <w:r>
-        <w:t>Review using a checklist. Never approve based only on fluent language.</w:t>
+        <w:rPr/>
+        <w:t>7.  Review using a checklist. Never approve based only on fluent language.</w:t>
       </w:r>
     </w:p>
     <w:p>
       <w:pPr>
-        <w:pStyle w:val="ListNumber"/>
         <w:spacing w:after="60"/>
       </w:pPr>
       <w:r>
-        <w:t>Pilot with low-risk data and a small scope. Baseline manual effort and quality before measuring improvement.</w:t>
+        <w:rPr/>
+        <w:t>8.  Pilot with low-risk data and a small scope. Baseline manual effort and quality before measuring improvement.</w:t>
       </w:r>
     </w:p>
     <w:p>
       <w:pPr>
         <w:pStyle w:val="Heading1"/>
         <w:keepNext/>
+        <w:pageBreakBefore/>
       </w:pPr>
       <w:r>
         <w:t>CHAPTER 2: AI FOR TEST CASE GENERATION (POC 01)</w:t>
@@ -2347,79 +3334,13 @@
         <w:keepNext/>
       </w:pPr>
       <w:r>
-        <w:t>2.2 Workflow</w:t>
+        <w:t>2.2 Prompt</w:t>
       </w:r>
     </w:p>
     <w:p>
-      <w:pPr>
-        <w:pStyle w:val="ListNumber"/>
-        <w:spacing w:after="60"/>
-      </w:pPr>
+      <w:pPr/>
       <w:r>
-        <w:t>Prepare and classify the source requirements.</w:t>
-      </w:r>
-    </w:p>
-    <w:p>
-      <w:pPr>
-        <w:pStyle w:val="ListNumber"/>
-        <w:spacing w:after="60"/>
-      </w:pPr>
-      <w:r>
-        <w:t>Normalize IDs, terminology, actors, business rules, and out-of-scope items.</w:t>
-      </w:r>
-    </w:p>
-    <w:p>
-      <w:pPr>
-        <w:pStyle w:val="ListNumber"/>
-        <w:spacing w:after="60"/>
-      </w:pPr>
-      <w:r>
-        <w:t>Run the traceability-first generation recipe.</w:t>
-      </w:r>
-    </w:p>
-    <w:p>
-      <w:pPr>
-        <w:pStyle w:val="ListNumber"/>
-        <w:spacing w:after="60"/>
-      </w:pPr>
-      <w:r>
-        <w:t>Resolve NEED CLARIFICATION items with Product Owner, Business Analyst, Developer, or Architect.</w:t>
-      </w:r>
-    </w:p>
-    <w:p>
-      <w:pPr>
-        <w:pStyle w:val="ListNumber"/>
-        <w:spacing w:after="60"/>
-      </w:pPr>
-      <w:r>
-        <w:t>Run the maximum-coverage discovery recipe only after the confirmed baseline exists.</w:t>
-      </w:r>
-    </w:p>
-    <w:p>
-      <w:pPr>
-        <w:pStyle w:val="ListNumber"/>
-        <w:spacing w:after="60"/>
-      </w:pPr>
-      <w:r>
-        <w:t>Review, deduplicate, prioritize, and map to the test repository.</w:t>
-      </w:r>
-    </w:p>
-    <w:p>
-      <w:pPr>
-        <w:pStyle w:val="ListNumber"/>
-        <w:spacing w:after="60"/>
-      </w:pPr>
-      <w:r>
-        <w:t>Automate stable, repeatable, high-value cases; retain exploratory ideas as charters.</w:t>
-      </w:r>
-    </w:p>
-    <w:p>
-      <w:pPr>
-        <w:pStyle w:val="ListNumber"/>
-        <w:spacing w:after="60"/>
-      </w:pPr>
-      <w:r>
-        <w:t>Capture metrics and lessons for prompt improvement.</w:t>
+        <w:t>The POC uses a controlled prompt set for traceability-first test generation, exploratory coverage discovery, BDD specification, and API test design. Each recipe must be versioned, reviewed, and executed only with approved source material. The generated output remains a candidate artifact until human approval.</w:t>
       </w:r>
     </w:p>
     <w:p>
@@ -3796,8 +4717,166 @@
     </w:p>
     <w:p>
       <w:pPr>
+        <w:pStyle w:val="Heading2"/>
+        <w:keepNext/>
+      </w:pPr>
+      <w:r>
+        <w:rPr/>
+        <w:t>2.3 Workflow</w:t>
+      </w:r>
+    </w:p>
+    <w:p>
+      <w:pPr>
+        <w:spacing w:after="60"/>
+      </w:pPr>
+      <w:r>
+        <w:rPr/>
+        <w:t>1.  Prepare and classify the source requirements.</w:t>
+      </w:r>
+    </w:p>
+    <w:p>
+      <w:pPr>
+        <w:spacing w:after="60"/>
+      </w:pPr>
+      <w:r>
+        <w:rPr/>
+        <w:t>2.  Normalize IDs, terminology, actors, business rules, and out-of-scope items.</w:t>
+      </w:r>
+    </w:p>
+    <w:p>
+      <w:pPr>
+        <w:spacing w:after="60"/>
+      </w:pPr>
+      <w:r>
+        <w:rPr/>
+        <w:t>3.  Run the traceability-first generation recipe.</w:t>
+      </w:r>
+    </w:p>
+    <w:p>
+      <w:pPr>
+        <w:spacing w:after="60"/>
+      </w:pPr>
+      <w:r>
+        <w:rPr/>
+        <w:t>4.  Resolve NEED CLARIFICATION items with Product Owner, Business Analyst, Developer, or Architect.</w:t>
+      </w:r>
+    </w:p>
+    <w:p>
+      <w:pPr>
+        <w:spacing w:after="60"/>
+      </w:pPr>
+      <w:r>
+        <w:rPr/>
+        <w:t>5.  Run the maximum-coverage discovery recipe only after the confirmed baseline exists.</w:t>
+      </w:r>
+    </w:p>
+    <w:p>
+      <w:pPr>
+        <w:spacing w:after="60"/>
+      </w:pPr>
+      <w:r>
+        <w:rPr/>
+        <w:t>6.  Review, deduplicate, prioritize, and map to the test repository.</w:t>
+      </w:r>
+    </w:p>
+    <w:p>
+      <w:pPr>
+        <w:spacing w:after="60"/>
+      </w:pPr>
+      <w:r>
+        <w:rPr/>
+        <w:t>7.  Automate stable, repeatable, high-value cases; retain exploratory ideas as charters.</w:t>
+      </w:r>
+    </w:p>
+    <w:p>
+      <w:pPr>
+        <w:spacing w:after="60"/>
+      </w:pPr>
+      <w:r>
+        <w:rPr/>
+        <w:t>8.  Capture metrics and lessons for prompt improvement.</w:t>
+      </w:r>
+    </w:p>
+    <w:p>
+      <w:pPr>
+        <w:pStyle w:val="Heading2"/>
+        <w:keepNext/>
+      </w:pPr>
+      <w:r>
+        <w:t>2.4 Expected Outputs</w:t>
+      </w:r>
+    </w:p>
+    <w:p>
+      <w:pPr/>
+      <w:r>
+        <w:t>Approved clarification register; atomic test cases; exploratory charters where applicable; BDD or API specifications; requirement-to-test traceability; duplicate review; and a final reviewer disposition record.</w:t>
+      </w:r>
+    </w:p>
+    <w:p>
+      <w:pPr>
+        <w:pStyle w:val="Heading2"/>
+        <w:keepNext/>
+      </w:pPr>
+      <w:r>
+        <w:t>2.5 KPI and Success Criteria</w:t>
+      </w:r>
+    </w:p>
+    <w:p>
+      <w:pPr/>
+      <w:r>
+        <w:t>Measure total design effort including preparation, generation, review, correction, and publication. Target at least 30% effort reduction, at least 90% approved requirement mapping, a duplicate rate below 5%, and zero approved critical unsupported behavior.</w:t>
+      </w:r>
+    </w:p>
+    <w:p>
+      <w:pPr>
+        <w:pStyle w:val="Heading2"/>
+        <w:keepNext/>
+      </w:pPr>
+      <w:r>
+        <w:t>2.6 Risks and Controls</w:t>
+      </w:r>
+    </w:p>
+    <w:p>
+      <w:pPr/>
+      <w:r>
+        <w:t>Primary risks are hallucinated behavior, duplicate coverage, incorrect priority, unsafe security suggestions, and sensitive input exposure. Mandatory controls are approved sources, fixed output schemas, source traceability, controlled values, maker-checker review for high-risk flows, and prompt-version retention.</w:t>
+      </w:r>
+    </w:p>
+    <w:p>
+      <w:pPr>
+        <w:pStyle w:val="Heading2"/>
+        <w:keepNext/>
+      </w:pPr>
+      <w:r>
+        <w:t>2.7 Evidence Collection</w:t>
+      </w:r>
+    </w:p>
+    <w:p>
+      <w:pPr/>
+      <w:r>
+        <w:t>Retain comparable manual baselines, source requirements, prompt and workflow versions, generated drafts, final approved suites, reviewer dispositions, effort logs, mapping results, duplicate findings, incidents, and lessons learned.</w:t>
+      </w:r>
+    </w:p>
+    <w:p>
+      <w:pPr>
+        <w:pStyle w:val="Heading2"/>
+        <w:keepNext/>
+      </w:pPr>
+      <w:r>
+        <w:t>2.8 Scale Readiness</w:t>
+      </w:r>
+    </w:p>
+    <w:p>
+      <w:pPr/>
+      <w:r>
+        <w:t>Consider scale only after representative samples are reviewed, KPI results are reproducible, the governance gate passes, no unresolved critical incident exists, and operational ownership and support are defined.</w:t>
+      </w:r>
+    </w:p>
+    <w:p>
+      <w:pPr>
         <w:pStyle w:val="Heading1"/>
         <w:keepNext/>
+        <w:pageBreakBefore/>
       </w:pPr>
       <w:r>
         <w:t>CHAPTER 3: AI FOR TEST SUMMARY AND EXECUTIVE REPORTING (POC 02)</w:t>
@@ -3809,7 +4888,8 @@
         <w:keepNext/>
       </w:pPr>
       <w:r>
-        <w:t>3.1 From Raw Data to Decision Evidence</w:t>
+        <w:rPr/>
+        <w:t>3.1 Objective and Scope</w:t>
       </w:r>
     </w:p>
     <w:p>
@@ -4178,16 +5258,32 @@
     </w:p>
     <w:p>
       <w:pPr>
-        <w:pStyle w:val="Heading2"/>
+        <w:pStyle w:val="Heading3"/>
         <w:keepNext/>
       </w:pPr>
       <w:r>
-        <w:t>3.2 Release Decision Policy</w:t>
+        <w:rPr/>
+        <w:t>Release Decision Policy</w:t>
       </w:r>
     </w:p>
     <w:p>
       <w:r>
         <w:t>Before using the executive recipe, the organization must define thresholds. The following is a pilot policy, not a universal standard. Replace it with approved project criteria. NO-GO can be triggered by an open blocker, an unresolved critical defect in a release-critical flow, data corruption risk, failed regulatory control, unavailable production-like environment, or incomplete mandatory testing. GO WITH MITIGATION may apply when residual risk is understood, ownership and deadlines are explicit, rollback is prepared, and the accountable business owner accepts the exposure. GO applies only when mandatory exit criteria are met and no material exception remains.</w:t>
+      </w:r>
+    </w:p>
+    <w:p>
+      <w:pPr>
+        <w:pStyle w:val="Heading2"/>
+        <w:keepNext/>
+      </w:pPr>
+      <w:r>
+        <w:t>3.2 Prompt</w:t>
+      </w:r>
+    </w:p>
+    <w:p>
+      <w:pPr/>
+      <w:r>
+        <w:t>The POC uses separate controlled prompts for executive release assessment, daily engineering triage, and weekly management trends. Verified calculations and approved metric definitions must be prepared before AI interpretation.</w:t>
       </w:r>
     </w:p>
     <w:p>
@@ -5218,8 +6314,111 @@
     </w:p>
     <w:p>
       <w:pPr>
+        <w:pStyle w:val="Heading2"/>
+        <w:keepNext/>
+      </w:pPr>
+      <w:r>
+        <w:t>3.3 Workflow</w:t>
+      </w:r>
+    </w:p>
+    <w:p>
+      <w:pPr/>
+      <w:r>
+        <w:t>1.  Define the audience, reporting period, scope, environment, and metric contract.</w:t>
+        <w:br/>
+        <w:t>2.  Calculate and verify counts, rates, thresholds, and denominators deterministically.</w:t>
+        <w:br/>
+        <w:t>3.  Gather defects, incidents, critical-flow results, open risks, and evidence links.</w:t>
+        <w:br/>
+        <w:t>4.  Run the audience-specific reporting prompt.</w:t>
+        <w:br/>
+        <w:t>5.  Validate arithmetic, classifications, evidence references, and policy application.</w:t>
+        <w:br/>
+        <w:t>6.  Resolve data-quality warnings or set DECISION BLOCKED.</w:t>
+        <w:br/>
+        <w:t>7.  Obtain the accountable human approval and retain the final report with its sources.</w:t>
+      </w:r>
+    </w:p>
+    <w:p>
+      <w:pPr>
+        <w:pStyle w:val="Heading2"/>
+        <w:keepNext/>
+      </w:pPr>
+      <w:r>
+        <w:t>3.4 Expected Outputs</w:t>
+      </w:r>
+    </w:p>
+    <w:p>
+      <w:pPr/>
+      <w:r>
+        <w:t>Daily failure briefing; weekly quality trend report; executive release-readiness summary; verified metric table; risk and action register; data-quality warnings; and final approval evidence.</w:t>
+      </w:r>
+    </w:p>
+    <w:p>
+      <w:pPr>
+        <w:pStyle w:val="Heading2"/>
+        <w:keepNext/>
+      </w:pPr>
+      <w:r>
+        <w:t>3.5 KPI and Success Criteria</w:t>
+      </w:r>
+    </w:p>
+    <w:p>
+      <w:pPr/>
+      <w:r>
+        <w:t>Target a reviewed daily summary in under 15 minutes, 100% arithmetic consistency, 100% evidence-linked conclusions, complete disclosure of blocked and not-run tests, and zero invalid GO recommendations.</w:t>
+      </w:r>
+    </w:p>
+    <w:p>
+      <w:pPr>
+        <w:pStyle w:val="Heading2"/>
+        <w:keepNext/>
+      </w:pPr>
+      <w:r>
+        <w:t>3.6 Risks and Controls</w:t>
+      </w:r>
+    </w:p>
+    <w:p>
+      <w:pPr/>
+      <w:r>
+        <w:t>Primary risks are incorrect denominators, hidden blocked tests, stale metrics, root-cause speculation, and policy misapplication. Controls include a metric contract, deterministic calculation, stable IDs, explicit data-quality blocking, source links, approved decision rules, and Release Manager approval.</w:t>
+      </w:r>
+    </w:p>
+    <w:p>
+      <w:pPr>
+        <w:pStyle w:val="Heading2"/>
+        <w:keepNext/>
+      </w:pPr>
+      <w:r>
+        <w:t>3.7 Evidence Collection</w:t>
+      </w:r>
+    </w:p>
+    <w:p>
+      <w:pPr/>
+      <w:r>
+        <w:t>Retain source exports or run IDs, metric definitions, calculation checks, prompt versions, generated and approved reports, reviewer comments, policy mapping, stakeholder feedback, data conflicts, incidents, and decision records.</w:t>
+      </w:r>
+    </w:p>
+    <w:p>
+      <w:pPr>
+        <w:pStyle w:val="Heading2"/>
+        <w:keepNext/>
+      </w:pPr>
+      <w:r>
+        <w:t>3.8 Scale Readiness</w:t>
+      </w:r>
+    </w:p>
+    <w:p>
+      <w:pPr/>
+      <w:r>
+        <w:t>Scale only after at least 10 representative reporting runs, sustained arithmetic and evidence accuracy, independent reproduction of material KPI values, stakeholder acceptance, a passed governance gate, and no unresolved critical release-policy incident.</w:t>
+      </w:r>
+    </w:p>
+    <w:p>
+      <w:pPr>
         <w:pStyle w:val="Heading1"/>
         <w:keepNext/>
+        <w:pageBreakBefore/>
       </w:pPr>
       <w:r>
         <w:t>CHAPTER 4: AI FOR TEST DATA MANAGEMENT (POC 03)</w:t>
@@ -5231,7 +6430,8 @@
         <w:keepNext/>
       </w:pPr>
       <w:r>
-        <w:t>4.1 Strategy: Realism Without Uncontrolled Exposure</w:t>
+        <w:rPr/>
+        <w:t>4.1 Objective and Scope</w:t>
       </w:r>
     </w:p>
     <w:p>
@@ -5722,6 +6922,21 @@
     </w:p>
     <w:p>
       <w:pPr>
+        <w:pStyle w:val="Heading2"/>
+        <w:keepNext/>
+      </w:pPr>
+      <w:r>
+        <w:t>4.2 Prompt</w:t>
+      </w:r>
+    </w:p>
+    <w:p>
+      <w:pPr/>
+      <w:r>
+        <w:t>The POC uses controlled prompts for import-test planning, Excel generation, anonymization planning, and relational synthetic datasets. Approved schemas, rule IDs, data classifications, seeds, relationship constraints, and validation methods are mandatory inputs.</w:t>
+      </w:r>
+    </w:p>
+    <w:p>
+      <w:pPr>
         <w:pStyle w:val="Heading3"/>
         <w:keepNext/>
       </w:pPr>
@@ -6970,11 +8185,29 @@
     </w:p>
     <w:p>
       <w:pPr>
-        <w:pStyle w:val="Heading1"/>
+        <w:pStyle w:val="Heading2"/>
         <w:keepNext/>
       </w:pPr>
       <w:r>
-        <w:t>CHAPTER 5: OPERATING MODEL, LEARNING PATH, ROADMAP, BUDGET AND APPENDICES</w:t>
+        <w:t>4.3 Workflow</w:t>
+      </w:r>
+    </w:p>
+    <w:p>
+      <w:pPr/>
+      <w:r>
+        <w:t>1.  Classify the data and confirm the approved processing environment.</w:t>
+        <w:br/>
+        <w:t>2.  Capture schema version, field rules, keys, relationships, transaction policy, volumes, and seed.</w:t>
+        <w:br/>
+        <w:t>3.  Design separate valid, invalid, boundary, import, and relational suites as applicable.</w:t>
+        <w:br/>
+        <w:t>4.  Generate files or datasets without network-dependent services.</w:t>
+        <w:br/>
+        <w:t>5.  Save and reopen generated workbooks.</w:t>
+        <w:br/>
+        <w:t>6.  Validate datatypes, formats, required fields, uniqueness, keys, chronology, reconciliation, privacy, and reproducibility.</w:t>
+        <w:br/>
+        <w:t>7.  Review exceptions, approve the dataset, and retain the manifest and validation evidence.</w:t>
       </w:r>
     </w:p>
     <w:p>
@@ -6983,2459 +8216,13 @@
         <w:keepNext/>
       </w:pPr>
       <w:r>
-        <w:t>5.1 Governance and Lifecycle</w:t>
+        <w:t>4.4 Expected Outputs</w:t>
       </w:r>
     </w:p>
     <w:p>
+      <w:pPr/>
       <w:r>
-        <w:t>The playbook is a controlled living asset. Each recipe should have an owner, version, approved AI environment, allowed data classification, evaluation set, known limitations, and review date. Teams should not copy an old prompt into a new domain without validating terminology, policy, and output structure. A lightweight Prompt Review Board can be embedded in the QA community of practice and include a Test Manager, automation representative, security or privacy representative, and product or domain representative.</w:t>
-      </w:r>
-    </w:p>
-    <w:tbl>
-      <w:tblPr>
-        <w:tblStyle w:val="TableGrid"/>
-        <w:tblW w:type="auto" w:w="0"/>
-        <w:jc w:val="center"/>
-        <w:tblLook w:firstColumn="1" w:firstRow="1" w:lastColumn="0" w:lastRow="0" w:noHBand="0" w:noVBand="1" w:val="04A0"/>
-      </w:tblPr>
-      <w:tblGrid>
-        <w:gridCol w:w="3331"/>
-        <w:gridCol w:w="3331"/>
-        <w:gridCol w:w="3331"/>
-      </w:tblGrid>
-      <w:tr>
-        <w:trPr>
-          <w:tblHeader w:val="true"/>
-        </w:trPr>
-        <w:tc>
-          <w:tcPr>
-            <w:tcW w:type="dxa" w:w="1872"/>
-            <w:shd w:fill="17365D"/>
-            <w:vAlign w:val="center"/>
-            <w:tcMar>
-              <w:top w:w="100" w:type="dxa"/>
-              <w:start w:w="120" w:type="dxa"/>
-              <w:bottom w:w="100" w:type="dxa"/>
-              <w:end w:w="120" w:type="dxa"/>
-            </w:tcMar>
-          </w:tcPr>
-          <w:p>
-            <w:pPr>
-              <w:jc w:val="center"/>
-            </w:pPr>
-            <w:r/>
-            <w:r>
-              <w:rPr>
-                <w:rFonts w:ascii="Aptos" w:hAnsi="Aptos"/>
-                <w:b/>
-                <w:color w:val="FFFFFF"/>
-                <w:sz w:val="16"/>
-              </w:rPr>
-              <w:t>Lifecycle step</w:t>
-            </w:r>
-          </w:p>
-        </w:tc>
-        <w:tc>
-          <w:tcPr>
-            <w:tcW w:type="dxa" w:w="4824"/>
-            <w:shd w:fill="17365D"/>
-            <w:vAlign w:val="center"/>
-            <w:tcMar>
-              <w:top w:w="100" w:type="dxa"/>
-              <w:start w:w="120" w:type="dxa"/>
-              <w:bottom w:w="100" w:type="dxa"/>
-              <w:end w:w="120" w:type="dxa"/>
-            </w:tcMar>
-          </w:tcPr>
-          <w:p>
-            <w:pPr>
-              <w:jc w:val="center"/>
-            </w:pPr>
-            <w:r/>
-            <w:r>
-              <w:rPr>
-                <w:rFonts w:ascii="Aptos" w:hAnsi="Aptos"/>
-                <w:b/>
-                <w:color w:val="FFFFFF"/>
-                <w:sz w:val="16"/>
-              </w:rPr>
-              <w:t>Required evidence</w:t>
-            </w:r>
-          </w:p>
-        </w:tc>
-        <w:tc>
-          <w:tcPr>
-            <w:tcW w:type="dxa" w:w="3096"/>
-            <w:shd w:fill="17365D"/>
-            <w:vAlign w:val="center"/>
-            <w:tcMar>
-              <w:top w:w="100" w:type="dxa"/>
-              <w:start w:w="120" w:type="dxa"/>
-              <w:bottom w:w="100" w:type="dxa"/>
-              <w:end w:w="120" w:type="dxa"/>
-            </w:tcMar>
-          </w:tcPr>
-          <w:p>
-            <w:pPr>
-              <w:jc w:val="center"/>
-            </w:pPr>
-            <w:r/>
-            <w:r>
-              <w:rPr>
-                <w:rFonts w:ascii="Aptos" w:hAnsi="Aptos"/>
-                <w:b/>
-                <w:color w:val="FFFFFF"/>
-                <w:sz w:val="16"/>
-              </w:rPr>
-              <w:t>Accountable role</w:t>
-            </w:r>
-          </w:p>
-        </w:tc>
-      </w:tr>
-      <w:tr>
-        <w:tc>
-          <w:tcPr>
-            <w:tcW w:type="dxa" w:w="1872"/>
-            <w:vAlign w:val="center"/>
-            <w:tcMar>
-              <w:top w:w="100" w:type="dxa"/>
-              <w:start w:w="120" w:type="dxa"/>
-              <w:bottom w:w="100" w:type="dxa"/>
-              <w:end w:w="120" w:type="dxa"/>
-            </w:tcMar>
-          </w:tcPr>
-          <w:p>
-            <w:pPr>
-              <w:jc w:val="center"/>
-            </w:pPr>
-            <w:r/>
-            <w:r>
-              <w:rPr>
-                <w:rFonts w:ascii="Aptos" w:hAnsi="Aptos"/>
-                <w:b w:val="0"/>
-                <w:color w:val="263238"/>
-                <w:sz w:val="16"/>
-              </w:rPr>
-              <w:t>Propose</w:t>
-            </w:r>
-          </w:p>
-        </w:tc>
-        <w:tc>
-          <w:tcPr>
-            <w:tcW w:type="dxa" w:w="4824"/>
-            <w:vAlign w:val="center"/>
-            <w:tcMar>
-              <w:top w:w="100" w:type="dxa"/>
-              <w:start w:w="120" w:type="dxa"/>
-              <w:bottom w:w="100" w:type="dxa"/>
-              <w:end w:w="120" w:type="dxa"/>
-            </w:tcMar>
-          </w:tcPr>
-          <w:p>
-            <w:pPr>
-              <w:jc w:val="left"/>
-            </w:pPr>
-            <w:r/>
-            <w:r>
-              <w:rPr>
-                <w:rFonts w:ascii="Aptos" w:hAnsi="Aptos"/>
-                <w:b w:val="0"/>
-                <w:color w:val="263238"/>
-                <w:sz w:val="16"/>
-              </w:rPr>
-              <w:t>Use case, risk classification, expected value, representative sample.</w:t>
-            </w:r>
-          </w:p>
-        </w:tc>
-        <w:tc>
-          <w:tcPr>
-            <w:tcW w:type="dxa" w:w="3096"/>
-            <w:vAlign w:val="center"/>
-            <w:tcMar>
-              <w:top w:w="100" w:type="dxa"/>
-              <w:start w:w="120" w:type="dxa"/>
-              <w:bottom w:w="100" w:type="dxa"/>
-              <w:end w:w="120" w:type="dxa"/>
-            </w:tcMar>
-          </w:tcPr>
-          <w:p>
-            <w:pPr>
-              <w:jc w:val="center"/>
-            </w:pPr>
-            <w:r/>
-            <w:r>
-              <w:rPr>
-                <w:rFonts w:ascii="Aptos" w:hAnsi="Aptos"/>
-                <w:b w:val="0"/>
-                <w:color w:val="263238"/>
-                <w:sz w:val="16"/>
-              </w:rPr>
-              <w:t>Use-case owner</w:t>
-            </w:r>
-          </w:p>
-        </w:tc>
-      </w:tr>
-      <w:tr>
-        <w:tc>
-          <w:tcPr>
-            <w:tcW w:type="dxa" w:w="1872"/>
-            <w:shd w:fill="F3F6F8"/>
-            <w:vAlign w:val="center"/>
-            <w:tcMar>
-              <w:top w:w="100" w:type="dxa"/>
-              <w:start w:w="120" w:type="dxa"/>
-              <w:bottom w:w="100" w:type="dxa"/>
-              <w:end w:w="120" w:type="dxa"/>
-            </w:tcMar>
-          </w:tcPr>
-          <w:p>
-            <w:pPr>
-              <w:jc w:val="center"/>
-            </w:pPr>
-            <w:r/>
-            <w:r>
-              <w:rPr>
-                <w:rFonts w:ascii="Aptos" w:hAnsi="Aptos"/>
-                <w:b w:val="0"/>
-                <w:color w:val="263238"/>
-                <w:sz w:val="16"/>
-              </w:rPr>
-              <w:t>Design</w:t>
-            </w:r>
-          </w:p>
-        </w:tc>
-        <w:tc>
-          <w:tcPr>
-            <w:tcW w:type="dxa" w:w="4824"/>
-            <w:shd w:fill="F3F6F8"/>
-            <w:vAlign w:val="center"/>
-            <w:tcMar>
-              <w:top w:w="100" w:type="dxa"/>
-              <w:start w:w="120" w:type="dxa"/>
-              <w:bottom w:w="100" w:type="dxa"/>
-              <w:end w:w="120" w:type="dxa"/>
-            </w:tcMar>
-          </w:tcPr>
-          <w:p>
-            <w:pPr>
-              <w:jc w:val="left"/>
-            </w:pPr>
-            <w:r/>
-            <w:r>
-              <w:rPr>
-                <w:rFonts w:ascii="Aptos" w:hAnsi="Aptos"/>
-                <w:b w:val="0"/>
-                <w:color w:val="263238"/>
-                <w:sz w:val="16"/>
-              </w:rPr>
-              <w:t>Prompt, input contract, output schema, guardrails, evaluation criteria.</w:t>
-            </w:r>
-          </w:p>
-        </w:tc>
-        <w:tc>
-          <w:tcPr>
-            <w:tcW w:type="dxa" w:w="3096"/>
-            <w:shd w:fill="F3F6F8"/>
-            <w:vAlign w:val="center"/>
-            <w:tcMar>
-              <w:top w:w="100" w:type="dxa"/>
-              <w:start w:w="120" w:type="dxa"/>
-              <w:bottom w:w="100" w:type="dxa"/>
-              <w:end w:w="120" w:type="dxa"/>
-            </w:tcMar>
-          </w:tcPr>
-          <w:p>
-            <w:pPr>
-              <w:jc w:val="center"/>
-            </w:pPr>
-            <w:r/>
-            <w:r>
-              <w:rPr>
-                <w:rFonts w:ascii="Aptos" w:hAnsi="Aptos"/>
-                <w:b w:val="0"/>
-                <w:color w:val="263238"/>
-                <w:sz w:val="16"/>
-              </w:rPr>
-              <w:t>Test Architect</w:t>
-            </w:r>
-          </w:p>
-        </w:tc>
-      </w:tr>
-      <w:tr>
-        <w:tc>
-          <w:tcPr>
-            <w:tcW w:type="dxa" w:w="1872"/>
-            <w:vAlign w:val="center"/>
-            <w:tcMar>
-              <w:top w:w="100" w:type="dxa"/>
-              <w:start w:w="120" w:type="dxa"/>
-              <w:bottom w:w="100" w:type="dxa"/>
-              <w:end w:w="120" w:type="dxa"/>
-            </w:tcMar>
-          </w:tcPr>
-          <w:p>
-            <w:pPr>
-              <w:jc w:val="center"/>
-            </w:pPr>
-            <w:r/>
-            <w:r>
-              <w:rPr>
-                <w:rFonts w:ascii="Aptos" w:hAnsi="Aptos"/>
-                <w:b w:val="0"/>
-                <w:color w:val="263238"/>
-                <w:sz w:val="16"/>
-              </w:rPr>
-              <w:t>Pilot</w:t>
-            </w:r>
-          </w:p>
-        </w:tc>
-        <w:tc>
-          <w:tcPr>
-            <w:tcW w:type="dxa" w:w="4824"/>
-            <w:vAlign w:val="center"/>
-            <w:tcMar>
-              <w:top w:w="100" w:type="dxa"/>
-              <w:start w:w="120" w:type="dxa"/>
-              <w:bottom w:w="100" w:type="dxa"/>
-              <w:end w:w="120" w:type="dxa"/>
-            </w:tcMar>
-          </w:tcPr>
-          <w:p>
-            <w:pPr>
-              <w:jc w:val="left"/>
-            </w:pPr>
-            <w:r/>
-            <w:r>
-              <w:rPr>
-                <w:rFonts w:ascii="Aptos" w:hAnsi="Aptos"/>
-                <w:b w:val="0"/>
-                <w:color w:val="263238"/>
-                <w:sz w:val="16"/>
-              </w:rPr>
-              <w:t>Baseline, pilot results, rejected-output analysis, reviewer feedback.</w:t>
-            </w:r>
-          </w:p>
-        </w:tc>
-        <w:tc>
-          <w:tcPr>
-            <w:tcW w:type="dxa" w:w="3096"/>
-            <w:vAlign w:val="center"/>
-            <w:tcMar>
-              <w:top w:w="100" w:type="dxa"/>
-              <w:start w:w="120" w:type="dxa"/>
-              <w:bottom w:w="100" w:type="dxa"/>
-              <w:end w:w="120" w:type="dxa"/>
-            </w:tcMar>
-          </w:tcPr>
-          <w:p>
-            <w:pPr>
-              <w:jc w:val="center"/>
-            </w:pPr>
-            <w:r/>
-            <w:r>
-              <w:rPr>
-                <w:rFonts w:ascii="Aptos" w:hAnsi="Aptos"/>
-                <w:b w:val="0"/>
-                <w:color w:val="263238"/>
-                <w:sz w:val="16"/>
-              </w:rPr>
-              <w:t>POC Lead</w:t>
-            </w:r>
-          </w:p>
-        </w:tc>
-      </w:tr>
-      <w:tr>
-        <w:tc>
-          <w:tcPr>
-            <w:tcW w:type="dxa" w:w="1872"/>
-            <w:shd w:fill="F3F6F8"/>
-            <w:vAlign w:val="center"/>
-            <w:tcMar>
-              <w:top w:w="100" w:type="dxa"/>
-              <w:start w:w="120" w:type="dxa"/>
-              <w:bottom w:w="100" w:type="dxa"/>
-              <w:end w:w="120" w:type="dxa"/>
-            </w:tcMar>
-          </w:tcPr>
-          <w:p>
-            <w:pPr>
-              <w:jc w:val="center"/>
-            </w:pPr>
-            <w:r/>
-            <w:r>
-              <w:rPr>
-                <w:rFonts w:ascii="Aptos" w:hAnsi="Aptos"/>
-                <w:b w:val="0"/>
-                <w:color w:val="263238"/>
-                <w:sz w:val="16"/>
-              </w:rPr>
-              <w:t>Approve</w:t>
-            </w:r>
-          </w:p>
-        </w:tc>
-        <w:tc>
-          <w:tcPr>
-            <w:tcW w:type="dxa" w:w="4824"/>
-            <w:shd w:fill="F3F6F8"/>
-            <w:vAlign w:val="center"/>
-            <w:tcMar>
-              <w:top w:w="100" w:type="dxa"/>
-              <w:start w:w="120" w:type="dxa"/>
-              <w:bottom w:w="100" w:type="dxa"/>
-              <w:end w:w="120" w:type="dxa"/>
-            </w:tcMar>
-          </w:tcPr>
-          <w:p>
-            <w:pPr>
-              <w:jc w:val="left"/>
-            </w:pPr>
-            <w:r/>
-            <w:r>
-              <w:rPr>
-                <w:rFonts w:ascii="Aptos" w:hAnsi="Aptos"/>
-                <w:b w:val="0"/>
-                <w:color w:val="263238"/>
-                <w:sz w:val="16"/>
-              </w:rPr>
-              <w:t>Security/privacy approval, quality threshold met, operating procedure.</w:t>
-            </w:r>
-          </w:p>
-        </w:tc>
-        <w:tc>
-          <w:tcPr>
-            <w:tcW w:type="dxa" w:w="3096"/>
-            <w:shd w:fill="F3F6F8"/>
-            <w:vAlign w:val="center"/>
-            <w:tcMar>
-              <w:top w:w="100" w:type="dxa"/>
-              <w:start w:w="120" w:type="dxa"/>
-              <w:bottom w:w="100" w:type="dxa"/>
-              <w:end w:w="120" w:type="dxa"/>
-            </w:tcMar>
-          </w:tcPr>
-          <w:p>
-            <w:pPr>
-              <w:jc w:val="left"/>
-            </w:pPr>
-            <w:r/>
-            <w:r>
-              <w:rPr>
-                <w:rFonts w:ascii="Aptos" w:hAnsi="Aptos"/>
-                <w:b w:val="0"/>
-                <w:color w:val="263238"/>
-                <w:sz w:val="16"/>
-              </w:rPr>
-              <w:t>QA Manager / Data Owner</w:t>
-            </w:r>
-          </w:p>
-        </w:tc>
-      </w:tr>
-      <w:tr>
-        <w:tc>
-          <w:tcPr>
-            <w:tcW w:type="dxa" w:w="1872"/>
-            <w:vAlign w:val="center"/>
-            <w:tcMar>
-              <w:top w:w="100" w:type="dxa"/>
-              <w:start w:w="120" w:type="dxa"/>
-              <w:bottom w:w="100" w:type="dxa"/>
-              <w:end w:w="120" w:type="dxa"/>
-            </w:tcMar>
-          </w:tcPr>
-          <w:p>
-            <w:pPr>
-              <w:jc w:val="center"/>
-            </w:pPr>
-            <w:r/>
-            <w:r>
-              <w:rPr>
-                <w:rFonts w:ascii="Aptos" w:hAnsi="Aptos"/>
-                <w:b w:val="0"/>
-                <w:color w:val="263238"/>
-                <w:sz w:val="16"/>
-              </w:rPr>
-              <w:t>Operate</w:t>
-            </w:r>
-          </w:p>
-        </w:tc>
-        <w:tc>
-          <w:tcPr>
-            <w:tcW w:type="dxa" w:w="4824"/>
-            <w:vAlign w:val="center"/>
-            <w:tcMar>
-              <w:top w:w="100" w:type="dxa"/>
-              <w:start w:w="120" w:type="dxa"/>
-              <w:bottom w:w="100" w:type="dxa"/>
-              <w:end w:w="120" w:type="dxa"/>
-            </w:tcMar>
-          </w:tcPr>
-          <w:p>
-            <w:pPr>
-              <w:jc w:val="left"/>
-            </w:pPr>
-            <w:r/>
-            <w:r>
-              <w:rPr>
-                <w:rFonts w:ascii="Aptos" w:hAnsi="Aptos"/>
-                <w:b w:val="0"/>
-                <w:color w:val="263238"/>
-                <w:sz w:val="16"/>
-              </w:rPr>
-              <w:t>Run log, reviewer record, incidents, KPI trend.</w:t>
-            </w:r>
-          </w:p>
-        </w:tc>
-        <w:tc>
-          <w:tcPr>
-            <w:tcW w:type="dxa" w:w="3096"/>
-            <w:vAlign w:val="center"/>
-            <w:tcMar>
-              <w:top w:w="100" w:type="dxa"/>
-              <w:start w:w="120" w:type="dxa"/>
-              <w:bottom w:w="100" w:type="dxa"/>
-              <w:end w:w="120" w:type="dxa"/>
-            </w:tcMar>
-          </w:tcPr>
-          <w:p>
-            <w:pPr>
-              <w:jc w:val="center"/>
-            </w:pPr>
-            <w:r/>
-            <w:r>
-              <w:rPr>
-                <w:rFonts w:ascii="Aptos" w:hAnsi="Aptos"/>
-                <w:b w:val="0"/>
-                <w:color w:val="263238"/>
-                <w:sz w:val="16"/>
-              </w:rPr>
-              <w:t>Team Test Manager</w:t>
-            </w:r>
-          </w:p>
-        </w:tc>
-      </w:tr>
-      <w:tr>
-        <w:tc>
-          <w:tcPr>
-            <w:tcW w:type="dxa" w:w="1872"/>
-            <w:shd w:fill="F3F6F8"/>
-            <w:vAlign w:val="center"/>
-            <w:tcMar>
-              <w:top w:w="100" w:type="dxa"/>
-              <w:start w:w="120" w:type="dxa"/>
-              <w:bottom w:w="100" w:type="dxa"/>
-              <w:end w:w="120" w:type="dxa"/>
-            </w:tcMar>
-          </w:tcPr>
-          <w:p>
-            <w:pPr>
-              <w:jc w:val="center"/>
-            </w:pPr>
-            <w:r/>
-            <w:r>
-              <w:rPr>
-                <w:rFonts w:ascii="Aptos" w:hAnsi="Aptos"/>
-                <w:b w:val="0"/>
-                <w:color w:val="263238"/>
-                <w:sz w:val="16"/>
-              </w:rPr>
-              <w:t>Improve or retire</w:t>
-            </w:r>
-          </w:p>
-        </w:tc>
-        <w:tc>
-          <w:tcPr>
-            <w:tcW w:type="dxa" w:w="4824"/>
-            <w:shd w:fill="F3F6F8"/>
-            <w:vAlign w:val="center"/>
-            <w:tcMar>
-              <w:top w:w="100" w:type="dxa"/>
-              <w:start w:w="120" w:type="dxa"/>
-              <w:bottom w:w="100" w:type="dxa"/>
-              <w:end w:w="120" w:type="dxa"/>
-            </w:tcMar>
-          </w:tcPr>
-          <w:p>
-            <w:pPr>
-              <w:jc w:val="left"/>
-            </w:pPr>
-            <w:r/>
-            <w:r>
-              <w:rPr>
-                <w:rFonts w:ascii="Aptos" w:hAnsi="Aptos"/>
-                <w:b w:val="0"/>
-                <w:color w:val="263238"/>
-                <w:sz w:val="16"/>
-              </w:rPr>
-              <w:t>Version change, regression evaluation, retirement reason.</w:t>
-            </w:r>
-          </w:p>
-        </w:tc>
-        <w:tc>
-          <w:tcPr>
-            <w:tcW w:type="dxa" w:w="3096"/>
-            <w:shd w:fill="F3F6F8"/>
-            <w:vAlign w:val="center"/>
-            <w:tcMar>
-              <w:top w:w="100" w:type="dxa"/>
-              <w:start w:w="120" w:type="dxa"/>
-              <w:bottom w:w="100" w:type="dxa"/>
-              <w:end w:w="120" w:type="dxa"/>
-            </w:tcMar>
-          </w:tcPr>
-          <w:p>
-            <w:pPr>
-              <w:jc w:val="center"/>
-            </w:pPr>
-            <w:r/>
-            <w:r>
-              <w:rPr>
-                <w:rFonts w:ascii="Aptos" w:hAnsi="Aptos"/>
-                <w:b w:val="0"/>
-                <w:color w:val="263238"/>
-                <w:sz w:val="16"/>
-              </w:rPr>
-              <w:t>Prompt owner</w:t>
-            </w:r>
-          </w:p>
-        </w:tc>
-      </w:tr>
-    </w:tbl>
-    <w:p>
-      <w:pPr>
-        <w:pStyle w:val="Small"/>
-      </w:pPr>
-    </w:p>
-    <w:p>
-      <w:pPr>
-        <w:pStyle w:val="Heading2"/>
-        <w:keepNext/>
-      </w:pPr>
-      <w:r>
-        <w:t>5.2 Training Plan and Learning Path</w:t>
-      </w:r>
-    </w:p>
-    <w:tbl>
-      <w:tblPr>
-        <w:tblStyle w:val="TableGrid"/>
-        <w:tblW w:type="auto" w:w="0"/>
-        <w:jc w:val="center"/>
-        <w:tblLook w:firstColumn="1" w:firstRow="1" w:lastColumn="0" w:lastRow="0" w:noHBand="0" w:noVBand="1" w:val="04A0"/>
-      </w:tblPr>
-      <w:tblGrid>
-        <w:gridCol w:w="1999"/>
-        <w:gridCol w:w="1999"/>
-        <w:gridCol w:w="1999"/>
-        <w:gridCol w:w="1999"/>
-        <w:gridCol w:w="1999"/>
-      </w:tblGrid>
-      <w:tr>
-        <w:trPr>
-          <w:tblHeader w:val="true"/>
-        </w:trPr>
-        <w:tc>
-          <w:tcPr>
-            <w:tcW w:type="dxa" w:w="2448"/>
-            <w:shd w:fill="17365D"/>
-            <w:vAlign w:val="center"/>
-            <w:tcMar>
-              <w:top w:w="100" w:type="dxa"/>
-              <w:start w:w="120" w:type="dxa"/>
-              <w:bottom w:w="100" w:type="dxa"/>
-              <w:end w:w="120" w:type="dxa"/>
-            </w:tcMar>
-          </w:tcPr>
-          <w:p>
-            <w:pPr>
-              <w:jc w:val="center"/>
-            </w:pPr>
-            <w:r/>
-            <w:r>
-              <w:rPr>
-                <w:rFonts w:ascii="Aptos" w:hAnsi="Aptos"/>
-                <w:b/>
-                <w:color w:val="FFFFFF"/>
-                <w:sz w:val="16"/>
-              </w:rPr>
-              <w:t>Module</w:t>
-            </w:r>
-          </w:p>
-        </w:tc>
-        <w:tc>
-          <w:tcPr>
-            <w:tcW w:type="dxa" w:w="1224"/>
-            <w:shd w:fill="17365D"/>
-            <w:vAlign w:val="center"/>
-            <w:tcMar>
-              <w:top w:w="100" w:type="dxa"/>
-              <w:start w:w="120" w:type="dxa"/>
-              <w:bottom w:w="100" w:type="dxa"/>
-              <w:end w:w="120" w:type="dxa"/>
-            </w:tcMar>
-          </w:tcPr>
-          <w:p>
-            <w:pPr>
-              <w:jc w:val="center"/>
-            </w:pPr>
-            <w:r/>
-            <w:r>
-              <w:rPr>
-                <w:rFonts w:ascii="Aptos" w:hAnsi="Aptos"/>
-                <w:b/>
-                <w:color w:val="FFFFFF"/>
-                <w:sz w:val="16"/>
-              </w:rPr>
-              <w:t>Duration</w:t>
-            </w:r>
-          </w:p>
-        </w:tc>
-        <w:tc>
-          <w:tcPr>
-            <w:tcW w:type="dxa" w:w="1872"/>
-            <w:shd w:fill="17365D"/>
-            <w:vAlign w:val="center"/>
-            <w:tcMar>
-              <w:top w:w="100" w:type="dxa"/>
-              <w:start w:w="120" w:type="dxa"/>
-              <w:bottom w:w="100" w:type="dxa"/>
-              <w:end w:w="120" w:type="dxa"/>
-            </w:tcMar>
-          </w:tcPr>
-          <w:p>
-            <w:pPr>
-              <w:jc w:val="center"/>
-            </w:pPr>
-            <w:r/>
-            <w:r>
-              <w:rPr>
-                <w:rFonts w:ascii="Aptos" w:hAnsi="Aptos"/>
-                <w:b/>
-                <w:color w:val="FFFFFF"/>
-                <w:sz w:val="16"/>
-              </w:rPr>
-              <w:t>Audience</w:t>
-            </w:r>
-          </w:p>
-        </w:tc>
-        <w:tc>
-          <w:tcPr>
-            <w:tcW w:type="dxa" w:w="3096"/>
-            <w:shd w:fill="17365D"/>
-            <w:vAlign w:val="center"/>
-            <w:tcMar>
-              <w:top w:w="100" w:type="dxa"/>
-              <w:start w:w="120" w:type="dxa"/>
-              <w:bottom w:w="100" w:type="dxa"/>
-              <w:end w:w="120" w:type="dxa"/>
-            </w:tcMar>
-          </w:tcPr>
-          <w:p>
-            <w:pPr>
-              <w:jc w:val="center"/>
-            </w:pPr>
-            <w:r/>
-            <w:r>
-              <w:rPr>
-                <w:rFonts w:ascii="Aptos" w:hAnsi="Aptos"/>
-                <w:b/>
-                <w:color w:val="FFFFFF"/>
-                <w:sz w:val="16"/>
-              </w:rPr>
-              <w:t>Hands-on deliverable</w:t>
-            </w:r>
-          </w:p>
-        </w:tc>
-        <w:tc>
-          <w:tcPr>
-            <w:tcW w:type="dxa" w:w="2304"/>
-            <w:shd w:fill="17365D"/>
-            <w:vAlign w:val="center"/>
-            <w:tcMar>
-              <w:top w:w="100" w:type="dxa"/>
-              <w:start w:w="120" w:type="dxa"/>
-              <w:bottom w:w="100" w:type="dxa"/>
-              <w:end w:w="120" w:type="dxa"/>
-            </w:tcMar>
-          </w:tcPr>
-          <w:p>
-            <w:pPr>
-              <w:jc w:val="center"/>
-            </w:pPr>
-            <w:r/>
-            <w:r>
-              <w:rPr>
-                <w:rFonts w:ascii="Aptos" w:hAnsi="Aptos"/>
-                <w:b/>
-                <w:color w:val="FFFFFF"/>
-                <w:sz w:val="16"/>
-              </w:rPr>
-              <w:t>Pass criteria</w:t>
-            </w:r>
-          </w:p>
-        </w:tc>
-      </w:tr>
-      <w:tr>
-        <w:tc>
-          <w:tcPr>
-            <w:tcW w:type="dxa" w:w="2448"/>
-            <w:vAlign w:val="center"/>
-            <w:tcMar>
-              <w:top w:w="100" w:type="dxa"/>
-              <w:start w:w="120" w:type="dxa"/>
-              <w:bottom w:w="100" w:type="dxa"/>
-              <w:end w:w="120" w:type="dxa"/>
-            </w:tcMar>
-          </w:tcPr>
-          <w:p>
-            <w:pPr>
-              <w:jc w:val="left"/>
-            </w:pPr>
-            <w:r/>
-            <w:r>
-              <w:rPr>
-                <w:rFonts w:ascii="Aptos" w:hAnsi="Aptos"/>
-                <w:b w:val="0"/>
-                <w:color w:val="263238"/>
-                <w:sz w:val="16"/>
-              </w:rPr>
-              <w:t>M1: AI and QA foundations</w:t>
-            </w:r>
-          </w:p>
-        </w:tc>
-        <w:tc>
-          <w:tcPr>
-            <w:tcW w:type="dxa" w:w="1224"/>
-            <w:vAlign w:val="center"/>
-            <w:tcMar>
-              <w:top w:w="100" w:type="dxa"/>
-              <w:start w:w="120" w:type="dxa"/>
-              <w:bottom w:w="100" w:type="dxa"/>
-              <w:end w:w="120" w:type="dxa"/>
-            </w:tcMar>
-          </w:tcPr>
-          <w:p>
-            <w:pPr>
-              <w:jc w:val="center"/>
-            </w:pPr>
-            <w:r/>
-            <w:r>
-              <w:rPr>
-                <w:rFonts w:ascii="Aptos" w:hAnsi="Aptos"/>
-                <w:b w:val="0"/>
-                <w:color w:val="263238"/>
-                <w:sz w:val="16"/>
-              </w:rPr>
-              <w:t>4 hours</w:t>
-            </w:r>
-          </w:p>
-        </w:tc>
-        <w:tc>
-          <w:tcPr>
-            <w:tcW w:type="dxa" w:w="1872"/>
-            <w:vAlign w:val="center"/>
-            <w:tcMar>
-              <w:top w:w="100" w:type="dxa"/>
-              <w:start w:w="120" w:type="dxa"/>
-              <w:bottom w:w="100" w:type="dxa"/>
-              <w:end w:w="120" w:type="dxa"/>
-            </w:tcMar>
-          </w:tcPr>
-          <w:p>
-            <w:pPr>
-              <w:jc w:val="center"/>
-            </w:pPr>
-            <w:r/>
-            <w:r>
-              <w:rPr>
-                <w:rFonts w:ascii="Aptos" w:hAnsi="Aptos"/>
-                <w:b w:val="0"/>
-                <w:color w:val="263238"/>
-                <w:sz w:val="16"/>
-              </w:rPr>
-              <w:t>100% of QA team</w:t>
-            </w:r>
-          </w:p>
-        </w:tc>
-        <w:tc>
-          <w:tcPr>
-            <w:tcW w:type="dxa" w:w="3096"/>
-            <w:vAlign w:val="center"/>
-            <w:tcMar>
-              <w:top w:w="100" w:type="dxa"/>
-              <w:start w:w="120" w:type="dxa"/>
-              <w:bottom w:w="100" w:type="dxa"/>
-              <w:end w:w="120" w:type="dxa"/>
-            </w:tcMar>
-          </w:tcPr>
-          <w:p>
-            <w:pPr>
-              <w:jc w:val="left"/>
-            </w:pPr>
-            <w:r/>
-            <w:r>
-              <w:rPr>
-                <w:rFonts w:ascii="Aptos" w:hAnsi="Aptos"/>
-                <w:b w:val="0"/>
-                <w:color w:val="263238"/>
-                <w:sz w:val="16"/>
-              </w:rPr>
-              <w:t>Risk classification and prompt critique.</w:t>
-            </w:r>
-          </w:p>
-        </w:tc>
-        <w:tc>
-          <w:tcPr>
-            <w:tcW w:type="dxa" w:w="2304"/>
-            <w:vAlign w:val="center"/>
-            <w:tcMar>
-              <w:top w:w="100" w:type="dxa"/>
-              <w:start w:w="120" w:type="dxa"/>
-              <w:bottom w:w="100" w:type="dxa"/>
-              <w:end w:w="120" w:type="dxa"/>
-            </w:tcMar>
-          </w:tcPr>
-          <w:p>
-            <w:pPr>
-              <w:jc w:val="left"/>
-            </w:pPr>
-            <w:r/>
-            <w:r>
-              <w:rPr>
-                <w:rFonts w:ascii="Aptos" w:hAnsi="Aptos"/>
-                <w:b w:val="0"/>
-                <w:color w:val="263238"/>
-                <w:sz w:val="16"/>
-              </w:rPr>
-              <w:t>80% knowledge check; no critical data-handling error.</w:t>
-            </w:r>
-          </w:p>
-        </w:tc>
-      </w:tr>
-      <w:tr>
-        <w:tc>
-          <w:tcPr>
-            <w:tcW w:type="dxa" w:w="2448"/>
-            <w:shd w:fill="F3F6F8"/>
-            <w:vAlign w:val="center"/>
-            <w:tcMar>
-              <w:top w:w="100" w:type="dxa"/>
-              <w:start w:w="120" w:type="dxa"/>
-              <w:bottom w:w="100" w:type="dxa"/>
-              <w:end w:w="120" w:type="dxa"/>
-            </w:tcMar>
-          </w:tcPr>
-          <w:p>
-            <w:pPr>
-              <w:jc w:val="left"/>
-            </w:pPr>
-            <w:r/>
-            <w:r>
-              <w:rPr>
-                <w:rFonts w:ascii="Aptos" w:hAnsi="Aptos"/>
-                <w:b w:val="0"/>
-                <w:color w:val="263238"/>
-                <w:sz w:val="16"/>
-              </w:rPr>
-              <w:t>M2: Prompt engineering for test design</w:t>
-            </w:r>
-          </w:p>
-        </w:tc>
-        <w:tc>
-          <w:tcPr>
-            <w:tcW w:type="dxa" w:w="1224"/>
-            <w:shd w:fill="F3F6F8"/>
-            <w:vAlign w:val="center"/>
-            <w:tcMar>
-              <w:top w:w="100" w:type="dxa"/>
-              <w:start w:w="120" w:type="dxa"/>
-              <w:bottom w:w="100" w:type="dxa"/>
-              <w:end w:w="120" w:type="dxa"/>
-            </w:tcMar>
-          </w:tcPr>
-          <w:p>
-            <w:pPr>
-              <w:jc w:val="center"/>
-            </w:pPr>
-            <w:r/>
-            <w:r>
-              <w:rPr>
-                <w:rFonts w:ascii="Aptos" w:hAnsi="Aptos"/>
-                <w:b w:val="0"/>
-                <w:color w:val="263238"/>
-                <w:sz w:val="16"/>
-              </w:rPr>
-              <w:t>1 day</w:t>
-            </w:r>
-          </w:p>
-        </w:tc>
-        <w:tc>
-          <w:tcPr>
-            <w:tcW w:type="dxa" w:w="1872"/>
-            <w:shd w:fill="F3F6F8"/>
-            <w:vAlign w:val="center"/>
-            <w:tcMar>
-              <w:top w:w="100" w:type="dxa"/>
-              <w:start w:w="120" w:type="dxa"/>
-              <w:bottom w:w="100" w:type="dxa"/>
-              <w:end w:w="120" w:type="dxa"/>
-            </w:tcMar>
-          </w:tcPr>
-          <w:p>
-            <w:pPr>
-              <w:jc w:val="left"/>
-            </w:pPr>
-            <w:r/>
-            <w:r>
-              <w:rPr>
-                <w:rFonts w:ascii="Aptos" w:hAnsi="Aptos"/>
-                <w:b w:val="0"/>
-                <w:color w:val="263238"/>
-                <w:sz w:val="16"/>
-              </w:rPr>
-              <w:t>Testers, Test Managers</w:t>
-            </w:r>
-          </w:p>
-        </w:tc>
-        <w:tc>
-          <w:tcPr>
-            <w:tcW w:type="dxa" w:w="3096"/>
-            <w:shd w:fill="F3F6F8"/>
-            <w:vAlign w:val="center"/>
-            <w:tcMar>
-              <w:top w:w="100" w:type="dxa"/>
-              <w:start w:w="120" w:type="dxa"/>
-              <w:bottom w:w="100" w:type="dxa"/>
-              <w:end w:w="120" w:type="dxa"/>
-            </w:tcMar>
-          </w:tcPr>
-          <w:p>
-            <w:pPr>
-              <w:jc w:val="left"/>
-            </w:pPr>
-            <w:r/>
-            <w:r>
-              <w:rPr>
-                <w:rFonts w:ascii="Aptos" w:hAnsi="Aptos"/>
-                <w:b w:val="0"/>
-                <w:color w:val="263238"/>
-                <w:sz w:val="16"/>
-              </w:rPr>
-              <w:t>Requirement-to-test prompt and traceability matrix.</w:t>
-            </w:r>
-          </w:p>
-        </w:tc>
-        <w:tc>
-          <w:tcPr>
-            <w:tcW w:type="dxa" w:w="2304"/>
-            <w:shd w:fill="F3F6F8"/>
-            <w:vAlign w:val="center"/>
-            <w:tcMar>
-              <w:top w:w="100" w:type="dxa"/>
-              <w:start w:w="120" w:type="dxa"/>
-              <w:bottom w:w="100" w:type="dxa"/>
-              <w:end w:w="120" w:type="dxa"/>
-            </w:tcMar>
-          </w:tcPr>
-          <w:p>
-            <w:pPr>
-              <w:jc w:val="left"/>
-            </w:pPr>
-            <w:r/>
-            <w:r>
-              <w:rPr>
-                <w:rFonts w:ascii="Aptos" w:hAnsi="Aptos"/>
-                <w:b w:val="0"/>
-                <w:color w:val="263238"/>
-                <w:sz w:val="16"/>
-              </w:rPr>
-              <w:t>90% requirement mapping; no unsupported confirmed behavior.</w:t>
-            </w:r>
-          </w:p>
-        </w:tc>
-      </w:tr>
-      <w:tr>
-        <w:tc>
-          <w:tcPr>
-            <w:tcW w:type="dxa" w:w="2448"/>
-            <w:vAlign w:val="center"/>
-            <w:tcMar>
-              <w:top w:w="100" w:type="dxa"/>
-              <w:start w:w="120" w:type="dxa"/>
-              <w:bottom w:w="100" w:type="dxa"/>
-              <w:end w:w="120" w:type="dxa"/>
-            </w:tcMar>
-          </w:tcPr>
-          <w:p>
-            <w:pPr>
-              <w:jc w:val="left"/>
-            </w:pPr>
-            <w:r/>
-            <w:r>
-              <w:rPr>
-                <w:rFonts w:ascii="Aptos" w:hAnsi="Aptos"/>
-                <w:b w:val="0"/>
-                <w:color w:val="263238"/>
-                <w:sz w:val="16"/>
-              </w:rPr>
-              <w:t>M3: Reporting and evidence</w:t>
-            </w:r>
-          </w:p>
-        </w:tc>
-        <w:tc>
-          <w:tcPr>
-            <w:tcW w:type="dxa" w:w="1224"/>
-            <w:vAlign w:val="center"/>
-            <w:tcMar>
-              <w:top w:w="100" w:type="dxa"/>
-              <w:start w:w="120" w:type="dxa"/>
-              <w:bottom w:w="100" w:type="dxa"/>
-              <w:end w:w="120" w:type="dxa"/>
-            </w:tcMar>
-          </w:tcPr>
-          <w:p>
-            <w:pPr>
-              <w:jc w:val="center"/>
-            </w:pPr>
-            <w:r/>
-            <w:r>
-              <w:rPr>
-                <w:rFonts w:ascii="Aptos" w:hAnsi="Aptos"/>
-                <w:b w:val="0"/>
-                <w:color w:val="263238"/>
-                <w:sz w:val="16"/>
-              </w:rPr>
-              <w:t>1 day</w:t>
-            </w:r>
-          </w:p>
-        </w:tc>
-        <w:tc>
-          <w:tcPr>
-            <w:tcW w:type="dxa" w:w="1872"/>
-            <w:vAlign w:val="center"/>
-            <w:tcMar>
-              <w:top w:w="100" w:type="dxa"/>
-              <w:start w:w="120" w:type="dxa"/>
-              <w:bottom w:w="100" w:type="dxa"/>
-              <w:end w:w="120" w:type="dxa"/>
-            </w:tcMar>
-          </w:tcPr>
-          <w:p>
-            <w:pPr>
-              <w:jc w:val="center"/>
-            </w:pPr>
-            <w:r/>
-            <w:r>
-              <w:rPr>
-                <w:rFonts w:ascii="Aptos" w:hAnsi="Aptos"/>
-                <w:b w:val="0"/>
-                <w:color w:val="263238"/>
-                <w:sz w:val="16"/>
-              </w:rPr>
-              <w:t>Leads, Managers</w:t>
-            </w:r>
-          </w:p>
-        </w:tc>
-        <w:tc>
-          <w:tcPr>
-            <w:tcW w:type="dxa" w:w="3096"/>
-            <w:vAlign w:val="center"/>
-            <w:tcMar>
-              <w:top w:w="100" w:type="dxa"/>
-              <w:start w:w="120" w:type="dxa"/>
-              <w:bottom w:w="100" w:type="dxa"/>
-              <w:end w:w="120" w:type="dxa"/>
-            </w:tcMar>
-          </w:tcPr>
-          <w:p>
-            <w:pPr>
-              <w:jc w:val="left"/>
-            </w:pPr>
-            <w:r/>
-            <w:r>
-              <w:rPr>
-                <w:rFonts w:ascii="Aptos" w:hAnsi="Aptos"/>
-                <w:b w:val="0"/>
-                <w:color w:val="263238"/>
-                <w:sz w:val="16"/>
-              </w:rPr>
-              <w:t>Daily triage and release summary from verified metrics.</w:t>
-            </w:r>
-          </w:p>
-        </w:tc>
-        <w:tc>
-          <w:tcPr>
-            <w:tcW w:type="dxa" w:w="2304"/>
-            <w:vAlign w:val="center"/>
-            <w:tcMar>
-              <w:top w:w="100" w:type="dxa"/>
-              <w:start w:w="120" w:type="dxa"/>
-              <w:bottom w:w="100" w:type="dxa"/>
-              <w:end w:w="120" w:type="dxa"/>
-            </w:tcMar>
-          </w:tcPr>
-          <w:p>
-            <w:pPr>
-              <w:jc w:val="left"/>
-            </w:pPr>
-            <w:r/>
-            <w:r>
-              <w:rPr>
-                <w:rFonts w:ascii="Aptos" w:hAnsi="Aptos"/>
-                <w:b w:val="0"/>
-                <w:color w:val="263238"/>
-                <w:sz w:val="16"/>
-              </w:rPr>
-              <w:t>All counts preserved; decision follows supplied policy.</w:t>
-            </w:r>
-          </w:p>
-        </w:tc>
-      </w:tr>
-      <w:tr>
-        <w:tc>
-          <w:tcPr>
-            <w:tcW w:type="dxa" w:w="2448"/>
-            <w:shd w:fill="F3F6F8"/>
-            <w:vAlign w:val="center"/>
-            <w:tcMar>
-              <w:top w:w="100" w:type="dxa"/>
-              <w:start w:w="120" w:type="dxa"/>
-              <w:bottom w:w="100" w:type="dxa"/>
-              <w:end w:w="120" w:type="dxa"/>
-            </w:tcMar>
-          </w:tcPr>
-          <w:p>
-            <w:pPr>
-              <w:jc w:val="left"/>
-            </w:pPr>
-            <w:r/>
-            <w:r>
-              <w:rPr>
-                <w:rFonts w:ascii="Aptos" w:hAnsi="Aptos"/>
-                <w:b w:val="0"/>
-                <w:color w:val="263238"/>
-                <w:sz w:val="16"/>
-              </w:rPr>
-              <w:t>M4: Test data and Python</w:t>
-            </w:r>
-          </w:p>
-        </w:tc>
-        <w:tc>
-          <w:tcPr>
-            <w:tcW w:type="dxa" w:w="1224"/>
-            <w:shd w:fill="F3F6F8"/>
-            <w:vAlign w:val="center"/>
-            <w:tcMar>
-              <w:top w:w="100" w:type="dxa"/>
-              <w:start w:w="120" w:type="dxa"/>
-              <w:bottom w:w="100" w:type="dxa"/>
-              <w:end w:w="120" w:type="dxa"/>
-            </w:tcMar>
-          </w:tcPr>
-          <w:p>
-            <w:pPr>
-              <w:jc w:val="center"/>
-            </w:pPr>
-            <w:r/>
-            <w:r>
-              <w:rPr>
-                <w:rFonts w:ascii="Aptos" w:hAnsi="Aptos"/>
-                <w:b w:val="0"/>
-                <w:color w:val="263238"/>
-                <w:sz w:val="16"/>
-              </w:rPr>
-              <w:t>2 days</w:t>
-            </w:r>
-          </w:p>
-        </w:tc>
-        <w:tc>
-          <w:tcPr>
-            <w:tcW w:type="dxa" w:w="1872"/>
-            <w:shd w:fill="F3F6F8"/>
-            <w:vAlign w:val="center"/>
-            <w:tcMar>
-              <w:top w:w="100" w:type="dxa"/>
-              <w:start w:w="120" w:type="dxa"/>
-              <w:bottom w:w="100" w:type="dxa"/>
-              <w:end w:w="120" w:type="dxa"/>
-            </w:tcMar>
-          </w:tcPr>
-          <w:p>
-            <w:pPr>
-              <w:jc w:val="left"/>
-            </w:pPr>
-            <w:r/>
-            <w:r>
-              <w:rPr>
-                <w:rFonts w:ascii="Aptos" w:hAnsi="Aptos"/>
-                <w:b w:val="0"/>
-                <w:color w:val="263238"/>
-                <w:sz w:val="16"/>
-              </w:rPr>
-              <w:t>Automation and data champions</w:t>
-            </w:r>
-          </w:p>
-        </w:tc>
-        <w:tc>
-          <w:tcPr>
-            <w:tcW w:type="dxa" w:w="3096"/>
-            <w:shd w:fill="F3F6F8"/>
-            <w:vAlign w:val="center"/>
-            <w:tcMar>
-              <w:top w:w="100" w:type="dxa"/>
-              <w:start w:w="120" w:type="dxa"/>
-              <w:bottom w:w="100" w:type="dxa"/>
-              <w:end w:w="120" w:type="dxa"/>
-            </w:tcMar>
-          </w:tcPr>
-          <w:p>
-            <w:pPr>
-              <w:jc w:val="left"/>
-            </w:pPr>
-            <w:r/>
-            <w:r>
-              <w:rPr>
-                <w:rFonts w:ascii="Aptos" w:hAnsi="Aptos"/>
-                <w:b w:val="0"/>
-                <w:color w:val="263238"/>
-                <w:sz w:val="16"/>
-              </w:rPr>
-              <w:t>Styled Excel generator with validation.</w:t>
-            </w:r>
-          </w:p>
-        </w:tc>
-        <w:tc>
-          <w:tcPr>
-            <w:tcW w:type="dxa" w:w="2304"/>
-            <w:shd w:fill="F3F6F8"/>
-            <w:vAlign w:val="center"/>
-            <w:tcMar>
-              <w:top w:w="100" w:type="dxa"/>
-              <w:start w:w="120" w:type="dxa"/>
-              <w:bottom w:w="100" w:type="dxa"/>
-              <w:end w:w="120" w:type="dxa"/>
-            </w:tcMar>
-          </w:tcPr>
-          <w:p>
-            <w:pPr>
-              <w:jc w:val="left"/>
-            </w:pPr>
-            <w:r/>
-            <w:r>
-              <w:rPr>
-                <w:rFonts w:ascii="Aptos" w:hAnsi="Aptos"/>
-                <w:b w:val="0"/>
-                <w:color w:val="263238"/>
-                <w:sz w:val="16"/>
-              </w:rPr>
-              <w:t>Script runs; all validations pass; fictional data only.</w:t>
-            </w:r>
-          </w:p>
-        </w:tc>
-      </w:tr>
-      <w:tr>
-        <w:tc>
-          <w:tcPr>
-            <w:tcW w:type="dxa" w:w="2448"/>
-            <w:vAlign w:val="center"/>
-            <w:tcMar>
-              <w:top w:w="100" w:type="dxa"/>
-              <w:start w:w="120" w:type="dxa"/>
-              <w:bottom w:w="100" w:type="dxa"/>
-              <w:end w:w="120" w:type="dxa"/>
-            </w:tcMar>
-          </w:tcPr>
-          <w:p>
-            <w:pPr>
-              <w:jc w:val="left"/>
-            </w:pPr>
-            <w:r/>
-            <w:r>
-              <w:rPr>
-                <w:rFonts w:ascii="Aptos" w:hAnsi="Aptos"/>
-                <w:b w:val="0"/>
-                <w:color w:val="263238"/>
-                <w:sz w:val="16"/>
-              </w:rPr>
-              <w:t>M5: Governance, privacy, secure use</w:t>
-            </w:r>
-          </w:p>
-        </w:tc>
-        <w:tc>
-          <w:tcPr>
-            <w:tcW w:type="dxa" w:w="1224"/>
-            <w:vAlign w:val="center"/>
-            <w:tcMar>
-              <w:top w:w="100" w:type="dxa"/>
-              <w:start w:w="120" w:type="dxa"/>
-              <w:bottom w:w="100" w:type="dxa"/>
-              <w:end w:w="120" w:type="dxa"/>
-            </w:tcMar>
-          </w:tcPr>
-          <w:p>
-            <w:pPr>
-              <w:jc w:val="center"/>
-            </w:pPr>
-            <w:r/>
-            <w:r>
-              <w:rPr>
-                <w:rFonts w:ascii="Aptos" w:hAnsi="Aptos"/>
-                <w:b w:val="0"/>
-                <w:color w:val="263238"/>
-                <w:sz w:val="16"/>
-              </w:rPr>
-              <w:t>4 hours</w:t>
-            </w:r>
-          </w:p>
-        </w:tc>
-        <w:tc>
-          <w:tcPr>
-            <w:tcW w:type="dxa" w:w="1872"/>
-            <w:vAlign w:val="center"/>
-            <w:tcMar>
-              <w:top w:w="100" w:type="dxa"/>
-              <w:start w:w="120" w:type="dxa"/>
-              <w:bottom w:w="100" w:type="dxa"/>
-              <w:end w:w="120" w:type="dxa"/>
-            </w:tcMar>
-          </w:tcPr>
-          <w:p>
-            <w:pPr>
-              <w:jc w:val="center"/>
-            </w:pPr>
-            <w:r/>
-            <w:r>
-              <w:rPr>
-                <w:rFonts w:ascii="Aptos" w:hAnsi="Aptos"/>
-                <w:b w:val="0"/>
-                <w:color w:val="263238"/>
-                <w:sz w:val="16"/>
-              </w:rPr>
-              <w:t>100% of users</w:t>
-            </w:r>
-          </w:p>
-        </w:tc>
-        <w:tc>
-          <w:tcPr>
-            <w:tcW w:type="dxa" w:w="3096"/>
-            <w:vAlign w:val="center"/>
-            <w:tcMar>
-              <w:top w:w="100" w:type="dxa"/>
-              <w:start w:w="120" w:type="dxa"/>
-              <w:bottom w:w="100" w:type="dxa"/>
-              <w:end w:w="120" w:type="dxa"/>
-            </w:tcMar>
-          </w:tcPr>
-          <w:p>
-            <w:pPr>
-              <w:jc w:val="left"/>
-            </w:pPr>
-            <w:r/>
-            <w:r>
-              <w:rPr>
-                <w:rFonts w:ascii="Aptos" w:hAnsi="Aptos"/>
-                <w:b w:val="0"/>
-                <w:color w:val="263238"/>
-                <w:sz w:val="16"/>
-              </w:rPr>
-              <w:t>Data classification scenario and review checklist.</w:t>
-            </w:r>
-          </w:p>
-        </w:tc>
-        <w:tc>
-          <w:tcPr>
-            <w:tcW w:type="dxa" w:w="2304"/>
-            <w:vAlign w:val="center"/>
-            <w:tcMar>
-              <w:top w:w="100" w:type="dxa"/>
-              <w:start w:w="120" w:type="dxa"/>
-              <w:bottom w:w="100" w:type="dxa"/>
-              <w:end w:w="120" w:type="dxa"/>
-            </w:tcMar>
-          </w:tcPr>
-          <w:p>
-            <w:pPr>
-              <w:jc w:val="left"/>
-            </w:pPr>
-            <w:r/>
-            <w:r>
-              <w:rPr>
-                <w:rFonts w:ascii="Aptos" w:hAnsi="Aptos"/>
-                <w:b w:val="0"/>
-                <w:color w:val="263238"/>
-                <w:sz w:val="16"/>
-              </w:rPr>
-              <w:t>100% on critical privacy/security questions.</w:t>
-            </w:r>
-          </w:p>
-        </w:tc>
-      </w:tr>
-      <w:tr>
-        <w:tc>
-          <w:tcPr>
-            <w:tcW w:type="dxa" w:w="2448"/>
-            <w:shd w:fill="F3F6F8"/>
-            <w:vAlign w:val="center"/>
-            <w:tcMar>
-              <w:top w:w="100" w:type="dxa"/>
-              <w:start w:w="120" w:type="dxa"/>
-              <w:bottom w:w="100" w:type="dxa"/>
-              <w:end w:w="120" w:type="dxa"/>
-            </w:tcMar>
-          </w:tcPr>
-          <w:p>
-            <w:pPr>
-              <w:jc w:val="center"/>
-            </w:pPr>
-            <w:r/>
-            <w:r>
-              <w:rPr>
-                <w:rFonts w:ascii="Aptos" w:hAnsi="Aptos"/>
-                <w:b w:val="0"/>
-                <w:color w:val="263238"/>
-                <w:sz w:val="16"/>
-              </w:rPr>
-              <w:t>M6: POC practicum</w:t>
-            </w:r>
-          </w:p>
-        </w:tc>
-        <w:tc>
-          <w:tcPr>
-            <w:tcW w:type="dxa" w:w="1224"/>
-            <w:shd w:fill="F3F6F8"/>
-            <w:vAlign w:val="center"/>
-            <w:tcMar>
-              <w:top w:w="100" w:type="dxa"/>
-              <w:start w:w="120" w:type="dxa"/>
-              <w:bottom w:w="100" w:type="dxa"/>
-              <w:end w:w="120" w:type="dxa"/>
-            </w:tcMar>
-          </w:tcPr>
-          <w:p>
-            <w:pPr>
-              <w:jc w:val="left"/>
-            </w:pPr>
-            <w:r/>
-            <w:r>
-              <w:rPr>
-                <w:rFonts w:ascii="Aptos" w:hAnsi="Aptos"/>
-                <w:b w:val="0"/>
-                <w:color w:val="263238"/>
-                <w:sz w:val="16"/>
-              </w:rPr>
-              <w:t>2 to 4 weeks part-time</w:t>
-            </w:r>
-          </w:p>
-        </w:tc>
-        <w:tc>
-          <w:tcPr>
-            <w:tcW w:type="dxa" w:w="1872"/>
-            <w:shd w:fill="F3F6F8"/>
-            <w:vAlign w:val="center"/>
-            <w:tcMar>
-              <w:top w:w="100" w:type="dxa"/>
-              <w:start w:w="120" w:type="dxa"/>
-              <w:bottom w:w="100" w:type="dxa"/>
-              <w:end w:w="120" w:type="dxa"/>
-            </w:tcMar>
-          </w:tcPr>
-          <w:p>
-            <w:pPr>
-              <w:jc w:val="center"/>
-            </w:pPr>
-            <w:r/>
-            <w:r>
-              <w:rPr>
-                <w:rFonts w:ascii="Aptos" w:hAnsi="Aptos"/>
-                <w:b w:val="0"/>
-                <w:color w:val="263238"/>
-                <w:sz w:val="16"/>
-              </w:rPr>
-              <w:t>POC teams</w:t>
-            </w:r>
-          </w:p>
-        </w:tc>
-        <w:tc>
-          <w:tcPr>
-            <w:tcW w:type="dxa" w:w="3096"/>
-            <w:shd w:fill="F3F6F8"/>
-            <w:vAlign w:val="center"/>
-            <w:tcMar>
-              <w:top w:w="100" w:type="dxa"/>
-              <w:start w:w="120" w:type="dxa"/>
-              <w:bottom w:w="100" w:type="dxa"/>
-              <w:end w:w="120" w:type="dxa"/>
-            </w:tcMar>
-          </w:tcPr>
-          <w:p>
-            <w:pPr>
-              <w:jc w:val="left"/>
-            </w:pPr>
-            <w:r/>
-            <w:r>
-              <w:rPr>
-                <w:rFonts w:ascii="Aptos" w:hAnsi="Aptos"/>
-                <w:b w:val="0"/>
-                <w:color w:val="263238"/>
-                <w:sz w:val="16"/>
-              </w:rPr>
-              <w:t>One measured use case with review evidence.</w:t>
-            </w:r>
-          </w:p>
-        </w:tc>
-        <w:tc>
-          <w:tcPr>
-            <w:tcW w:type="dxa" w:w="2304"/>
-            <w:shd w:fill="F3F6F8"/>
-            <w:vAlign w:val="center"/>
-            <w:tcMar>
-              <w:top w:w="100" w:type="dxa"/>
-              <w:start w:w="120" w:type="dxa"/>
-              <w:bottom w:w="100" w:type="dxa"/>
-              <w:end w:w="120" w:type="dxa"/>
-            </w:tcMar>
-          </w:tcPr>
-          <w:p>
-            <w:pPr>
-              <w:jc w:val="left"/>
-            </w:pPr>
-            <w:r/>
-            <w:r>
-              <w:rPr>
-                <w:rFonts w:ascii="Aptos" w:hAnsi="Aptos"/>
-                <w:b w:val="0"/>
-                <w:color w:val="263238"/>
-                <w:sz w:val="16"/>
-              </w:rPr>
-              <w:t>Meets agreed quality and efficiency gate.</w:t>
-            </w:r>
-          </w:p>
-        </w:tc>
-      </w:tr>
-    </w:tbl>
-    <w:p>
-      <w:pPr>
-        <w:pStyle w:val="Small"/>
-      </w:pPr>
-    </w:p>
-    <w:p>
-      <w:pPr>
-        <w:pStyle w:val="Heading2"/>
-        <w:keepNext/>
-      </w:pPr>
-      <w:r>
-        <w:t>5.3 Target Skill Scale-Up</w:t>
-      </w:r>
-    </w:p>
-    <w:tbl>
-      <w:tblPr>
-        <w:tblStyle w:val="TableGrid"/>
-        <w:tblW w:type="auto" w:w="0"/>
-        <w:jc w:val="center"/>
-        <w:tblLook w:firstColumn="1" w:firstRow="1" w:lastColumn="0" w:lastRow="0" w:noHBand="0" w:noVBand="1" w:val="04A0"/>
-      </w:tblPr>
-      <w:tblGrid>
-        <w:gridCol w:w="2498"/>
-        <w:gridCol w:w="2498"/>
-        <w:gridCol w:w="2498"/>
-        <w:gridCol w:w="2498"/>
-      </w:tblGrid>
-      <w:tr>
-        <w:trPr>
-          <w:tblHeader w:val="true"/>
-        </w:trPr>
-        <w:tc>
-          <w:tcPr>
-            <w:tcW w:type="dxa" w:w="2880"/>
-            <w:shd w:fill="17365D"/>
-            <w:vAlign w:val="center"/>
-            <w:tcMar>
-              <w:top w:w="100" w:type="dxa"/>
-              <w:start w:w="120" w:type="dxa"/>
-              <w:bottom w:w="100" w:type="dxa"/>
-              <w:end w:w="120" w:type="dxa"/>
-            </w:tcMar>
-          </w:tcPr>
-          <w:p>
-            <w:pPr>
-              <w:jc w:val="center"/>
-            </w:pPr>
-            <w:r/>
-            <w:r>
-              <w:rPr>
-                <w:rFonts w:ascii="Aptos" w:hAnsi="Aptos"/>
-                <w:b/>
-                <w:color w:val="FFFFFF"/>
-                <w:sz w:val="16"/>
-              </w:rPr>
-              <w:t>Capability</w:t>
-            </w:r>
-          </w:p>
-        </w:tc>
-        <w:tc>
-          <w:tcPr>
-            <w:tcW w:type="dxa" w:w="1512"/>
-            <w:shd w:fill="17365D"/>
-            <w:vAlign w:val="center"/>
-            <w:tcMar>
-              <w:top w:w="100" w:type="dxa"/>
-              <w:start w:w="120" w:type="dxa"/>
-              <w:bottom w:w="100" w:type="dxa"/>
-              <w:end w:w="120" w:type="dxa"/>
-            </w:tcMar>
-          </w:tcPr>
-          <w:p>
-            <w:pPr>
-              <w:jc w:val="center"/>
-            </w:pPr>
-            <w:r/>
-            <w:r>
-              <w:rPr>
-                <w:rFonts w:ascii="Aptos" w:hAnsi="Aptos"/>
-                <w:b/>
-                <w:color w:val="FFFFFF"/>
-                <w:sz w:val="16"/>
-              </w:rPr>
-              <w:t>Target team coverage</w:t>
-            </w:r>
-          </w:p>
-        </w:tc>
-        <w:tc>
-          <w:tcPr>
-            <w:tcW w:type="dxa" w:w="1656"/>
-            <w:shd w:fill="17365D"/>
-            <w:vAlign w:val="center"/>
-            <w:tcMar>
-              <w:top w:w="100" w:type="dxa"/>
-              <w:start w:w="120" w:type="dxa"/>
-              <w:bottom w:w="100" w:type="dxa"/>
-              <w:end w:w="120" w:type="dxa"/>
-            </w:tcMar>
-          </w:tcPr>
-          <w:p>
-            <w:pPr>
-              <w:jc w:val="center"/>
-            </w:pPr>
-            <w:r/>
-            <w:r>
-              <w:rPr>
-                <w:rFonts w:ascii="Aptos" w:hAnsi="Aptos"/>
-                <w:b/>
-                <w:color w:val="FFFFFF"/>
-                <w:sz w:val="16"/>
-              </w:rPr>
-              <w:t>Target proficiency</w:t>
-            </w:r>
-          </w:p>
-        </w:tc>
-        <w:tc>
-          <w:tcPr>
-            <w:tcW w:type="dxa" w:w="3528"/>
-            <w:shd w:fill="17365D"/>
-            <w:vAlign w:val="center"/>
-            <w:tcMar>
-              <w:top w:w="100" w:type="dxa"/>
-              <w:start w:w="120" w:type="dxa"/>
-              <w:bottom w:w="100" w:type="dxa"/>
-              <w:end w:w="120" w:type="dxa"/>
-            </w:tcMar>
-          </w:tcPr>
-          <w:p>
-            <w:pPr>
-              <w:jc w:val="center"/>
-            </w:pPr>
-            <w:r/>
-            <w:r>
-              <w:rPr>
-                <w:rFonts w:ascii="Aptos" w:hAnsi="Aptos"/>
-                <w:b/>
-                <w:color w:val="FFFFFF"/>
-                <w:sz w:val="16"/>
-              </w:rPr>
-              <w:t>Evidence</w:t>
-            </w:r>
-          </w:p>
-        </w:tc>
-      </w:tr>
-      <w:tr>
-        <w:tc>
-          <w:tcPr>
-            <w:tcW w:type="dxa" w:w="2880"/>
-            <w:vAlign w:val="center"/>
-            <w:tcMar>
-              <w:top w:w="100" w:type="dxa"/>
-              <w:start w:w="120" w:type="dxa"/>
-              <w:bottom w:w="100" w:type="dxa"/>
-              <w:end w:w="120" w:type="dxa"/>
-            </w:tcMar>
-          </w:tcPr>
-          <w:p>
-            <w:pPr>
-              <w:jc w:val="left"/>
-            </w:pPr>
-            <w:r/>
-            <w:r>
-              <w:rPr>
-                <w:rFonts w:ascii="Aptos" w:hAnsi="Aptos"/>
-                <w:b w:val="0"/>
-                <w:color w:val="263238"/>
-                <w:sz w:val="16"/>
-              </w:rPr>
-              <w:t>Safe and effective AI use</w:t>
-            </w:r>
-          </w:p>
-        </w:tc>
-        <w:tc>
-          <w:tcPr>
-            <w:tcW w:type="dxa" w:w="1512"/>
-            <w:vAlign w:val="center"/>
-            <w:tcMar>
-              <w:top w:w="100" w:type="dxa"/>
-              <w:start w:w="120" w:type="dxa"/>
-              <w:bottom w:w="100" w:type="dxa"/>
-              <w:end w:w="120" w:type="dxa"/>
-            </w:tcMar>
-          </w:tcPr>
-          <w:p>
-            <w:pPr>
-              <w:jc w:val="center"/>
-            </w:pPr>
-            <w:r/>
-            <w:r>
-              <w:rPr>
-                <w:rFonts w:ascii="Aptos" w:hAnsi="Aptos"/>
-                <w:b w:val="0"/>
-                <w:color w:val="263238"/>
-                <w:sz w:val="16"/>
-              </w:rPr>
-              <w:t>100%</w:t>
-            </w:r>
-          </w:p>
-        </w:tc>
-        <w:tc>
-          <w:tcPr>
-            <w:tcW w:type="dxa" w:w="1656"/>
-            <w:vAlign w:val="center"/>
-            <w:tcMar>
-              <w:top w:w="100" w:type="dxa"/>
-              <w:start w:w="120" w:type="dxa"/>
-              <w:bottom w:w="100" w:type="dxa"/>
-              <w:end w:w="120" w:type="dxa"/>
-            </w:tcMar>
-          </w:tcPr>
-          <w:p>
-            <w:pPr>
-              <w:jc w:val="center"/>
-            </w:pPr>
-            <w:r/>
-            <w:r>
-              <w:rPr>
-                <w:rFonts w:ascii="Aptos" w:hAnsi="Aptos"/>
-                <w:b w:val="0"/>
-                <w:color w:val="263238"/>
-                <w:sz w:val="16"/>
-              </w:rPr>
-              <w:t>Foundation</w:t>
-            </w:r>
-          </w:p>
-        </w:tc>
-        <w:tc>
-          <w:tcPr>
-            <w:tcW w:type="dxa" w:w="3528"/>
-            <w:vAlign w:val="center"/>
-            <w:tcMar>
-              <w:top w:w="100" w:type="dxa"/>
-              <w:start w:w="120" w:type="dxa"/>
-              <w:bottom w:w="100" w:type="dxa"/>
-              <w:end w:w="120" w:type="dxa"/>
-            </w:tcMar>
-          </w:tcPr>
-          <w:p>
-            <w:pPr>
-              <w:jc w:val="left"/>
-            </w:pPr>
-            <w:r/>
-            <w:r>
-              <w:rPr>
-                <w:rFonts w:ascii="Aptos" w:hAnsi="Aptos"/>
-                <w:b w:val="0"/>
-                <w:color w:val="263238"/>
-                <w:sz w:val="16"/>
-              </w:rPr>
-              <w:t>Mandatory training and assessment.</w:t>
-            </w:r>
-          </w:p>
-        </w:tc>
-      </w:tr>
-      <w:tr>
-        <w:tc>
-          <w:tcPr>
-            <w:tcW w:type="dxa" w:w="2880"/>
-            <w:shd w:fill="F3F6F8"/>
-            <w:vAlign w:val="center"/>
-            <w:tcMar>
-              <w:top w:w="100" w:type="dxa"/>
-              <w:start w:w="120" w:type="dxa"/>
-              <w:bottom w:w="100" w:type="dxa"/>
-              <w:end w:w="120" w:type="dxa"/>
-            </w:tcMar>
-          </w:tcPr>
-          <w:p>
-            <w:pPr>
-              <w:jc w:val="left"/>
-            </w:pPr>
-            <w:r/>
-            <w:r>
-              <w:rPr>
-                <w:rFonts w:ascii="Aptos" w:hAnsi="Aptos"/>
-                <w:b w:val="0"/>
-                <w:color w:val="263238"/>
-                <w:sz w:val="16"/>
-              </w:rPr>
-              <w:t>AI-assisted test design</w:t>
-            </w:r>
-          </w:p>
-        </w:tc>
-        <w:tc>
-          <w:tcPr>
-            <w:tcW w:type="dxa" w:w="1512"/>
-            <w:shd w:fill="F3F6F8"/>
-            <w:vAlign w:val="center"/>
-            <w:tcMar>
-              <w:top w:w="100" w:type="dxa"/>
-              <w:start w:w="120" w:type="dxa"/>
-              <w:bottom w:w="100" w:type="dxa"/>
-              <w:end w:w="120" w:type="dxa"/>
-            </w:tcMar>
-          </w:tcPr>
-          <w:p>
-            <w:pPr>
-              <w:jc w:val="center"/>
-            </w:pPr>
-            <w:r/>
-            <w:r>
-              <w:rPr>
-                <w:rFonts w:ascii="Aptos" w:hAnsi="Aptos"/>
-                <w:b w:val="0"/>
-                <w:color w:val="263238"/>
-                <w:sz w:val="16"/>
-              </w:rPr>
-              <w:t>80%</w:t>
-            </w:r>
-          </w:p>
-        </w:tc>
-        <w:tc>
-          <w:tcPr>
-            <w:tcW w:type="dxa" w:w="1656"/>
-            <w:shd w:fill="F3F6F8"/>
-            <w:vAlign w:val="center"/>
-            <w:tcMar>
-              <w:top w:w="100" w:type="dxa"/>
-              <w:start w:w="120" w:type="dxa"/>
-              <w:bottom w:w="100" w:type="dxa"/>
-              <w:end w:w="120" w:type="dxa"/>
-            </w:tcMar>
-          </w:tcPr>
-          <w:p>
-            <w:pPr>
-              <w:jc w:val="center"/>
-            </w:pPr>
-            <w:r/>
-            <w:r>
-              <w:rPr>
-                <w:rFonts w:ascii="Aptos" w:hAnsi="Aptos"/>
-                <w:b w:val="0"/>
-                <w:color w:val="263238"/>
-                <w:sz w:val="16"/>
-              </w:rPr>
-              <w:t>Practitioner</w:t>
-            </w:r>
-          </w:p>
-        </w:tc>
-        <w:tc>
-          <w:tcPr>
-            <w:tcW w:type="dxa" w:w="3528"/>
-            <w:shd w:fill="F3F6F8"/>
-            <w:vAlign w:val="center"/>
-            <w:tcMar>
-              <w:top w:w="100" w:type="dxa"/>
-              <w:start w:w="120" w:type="dxa"/>
-              <w:bottom w:w="100" w:type="dxa"/>
-              <w:end w:w="120" w:type="dxa"/>
-            </w:tcMar>
-          </w:tcPr>
-          <w:p>
-            <w:pPr>
-              <w:jc w:val="left"/>
-            </w:pPr>
-            <w:r/>
-            <w:r>
-              <w:rPr>
-                <w:rFonts w:ascii="Aptos" w:hAnsi="Aptos"/>
-                <w:b w:val="0"/>
-                <w:color w:val="263238"/>
-                <w:sz w:val="16"/>
-              </w:rPr>
-              <w:t>Approved test suite generated and reviewed.</w:t>
-            </w:r>
-          </w:p>
-        </w:tc>
-      </w:tr>
-      <w:tr>
-        <w:tc>
-          <w:tcPr>
-            <w:tcW w:type="dxa" w:w="2880"/>
-            <w:vAlign w:val="center"/>
-            <w:tcMar>
-              <w:top w:w="100" w:type="dxa"/>
-              <w:start w:w="120" w:type="dxa"/>
-              <w:bottom w:w="100" w:type="dxa"/>
-              <w:end w:w="120" w:type="dxa"/>
-            </w:tcMar>
-          </w:tcPr>
-          <w:p>
-            <w:pPr>
-              <w:jc w:val="left"/>
-            </w:pPr>
-            <w:r/>
-            <w:r>
-              <w:rPr>
-                <w:rFonts w:ascii="Aptos" w:hAnsi="Aptos"/>
-                <w:b w:val="0"/>
-                <w:color w:val="263238"/>
-                <w:sz w:val="16"/>
-              </w:rPr>
-              <w:t>AI-assisted reporting</w:t>
-            </w:r>
-          </w:p>
-        </w:tc>
-        <w:tc>
-          <w:tcPr>
-            <w:tcW w:type="dxa" w:w="1512"/>
-            <w:vAlign w:val="center"/>
-            <w:tcMar>
-              <w:top w:w="100" w:type="dxa"/>
-              <w:start w:w="120" w:type="dxa"/>
-              <w:bottom w:w="100" w:type="dxa"/>
-              <w:end w:w="120" w:type="dxa"/>
-            </w:tcMar>
-          </w:tcPr>
-          <w:p>
-            <w:pPr>
-              <w:jc w:val="center"/>
-            </w:pPr>
-            <w:r/>
-            <w:r>
-              <w:rPr>
-                <w:rFonts w:ascii="Aptos" w:hAnsi="Aptos"/>
-                <w:b w:val="0"/>
-                <w:color w:val="263238"/>
-                <w:sz w:val="16"/>
-              </w:rPr>
-              <w:t>70%</w:t>
-            </w:r>
-          </w:p>
-        </w:tc>
-        <w:tc>
-          <w:tcPr>
-            <w:tcW w:type="dxa" w:w="1656"/>
-            <w:vAlign w:val="center"/>
-            <w:tcMar>
-              <w:top w:w="100" w:type="dxa"/>
-              <w:start w:w="120" w:type="dxa"/>
-              <w:bottom w:w="100" w:type="dxa"/>
-              <w:end w:w="120" w:type="dxa"/>
-            </w:tcMar>
-          </w:tcPr>
-          <w:p>
-            <w:pPr>
-              <w:jc w:val="center"/>
-            </w:pPr>
-            <w:r/>
-            <w:r>
-              <w:rPr>
-                <w:rFonts w:ascii="Aptos" w:hAnsi="Aptos"/>
-                <w:b w:val="0"/>
-                <w:color w:val="263238"/>
-                <w:sz w:val="16"/>
-              </w:rPr>
-              <w:t>Practitioner</w:t>
-            </w:r>
-          </w:p>
-        </w:tc>
-        <w:tc>
-          <w:tcPr>
-            <w:tcW w:type="dxa" w:w="3528"/>
-            <w:vAlign w:val="center"/>
-            <w:tcMar>
-              <w:top w:w="100" w:type="dxa"/>
-              <w:start w:w="120" w:type="dxa"/>
-              <w:bottom w:w="100" w:type="dxa"/>
-              <w:end w:w="120" w:type="dxa"/>
-            </w:tcMar>
-          </w:tcPr>
-          <w:p>
-            <w:pPr>
-              <w:jc w:val="left"/>
-            </w:pPr>
-            <w:r/>
-            <w:r>
-              <w:rPr>
-                <w:rFonts w:ascii="Aptos" w:hAnsi="Aptos"/>
-                <w:b w:val="0"/>
-                <w:color w:val="263238"/>
-                <w:sz w:val="16"/>
-              </w:rPr>
-              <w:t>Two consecutive accurate weekly reports.</w:t>
-            </w:r>
-          </w:p>
-        </w:tc>
-      </w:tr>
-      <w:tr>
-        <w:tc>
-          <w:tcPr>
-            <w:tcW w:type="dxa" w:w="2880"/>
-            <w:shd w:fill="F3F6F8"/>
-            <w:vAlign w:val="center"/>
-            <w:tcMar>
-              <w:top w:w="100" w:type="dxa"/>
-              <w:start w:w="120" w:type="dxa"/>
-              <w:bottom w:w="100" w:type="dxa"/>
-              <w:end w:w="120" w:type="dxa"/>
-            </w:tcMar>
-          </w:tcPr>
-          <w:p>
-            <w:pPr>
-              <w:jc w:val="left"/>
-            </w:pPr>
-            <w:r/>
-            <w:r>
-              <w:rPr>
-                <w:rFonts w:ascii="Aptos" w:hAnsi="Aptos"/>
-                <w:b w:val="0"/>
-                <w:color w:val="263238"/>
-                <w:sz w:val="16"/>
-              </w:rPr>
-              <w:t>Python and Excel test-data generation</w:t>
-            </w:r>
-          </w:p>
-        </w:tc>
-        <w:tc>
-          <w:tcPr>
-            <w:tcW w:type="dxa" w:w="1512"/>
-            <w:shd w:fill="F3F6F8"/>
-            <w:vAlign w:val="center"/>
-            <w:tcMar>
-              <w:top w:w="100" w:type="dxa"/>
-              <w:start w:w="120" w:type="dxa"/>
-              <w:bottom w:w="100" w:type="dxa"/>
-              <w:end w:w="120" w:type="dxa"/>
-            </w:tcMar>
-          </w:tcPr>
-          <w:p>
-            <w:pPr>
-              <w:jc w:val="center"/>
-            </w:pPr>
-            <w:r/>
-            <w:r>
-              <w:rPr>
-                <w:rFonts w:ascii="Aptos" w:hAnsi="Aptos"/>
-                <w:b w:val="0"/>
-                <w:color w:val="263238"/>
-                <w:sz w:val="16"/>
-              </w:rPr>
-              <w:t>40%</w:t>
-            </w:r>
-          </w:p>
-        </w:tc>
-        <w:tc>
-          <w:tcPr>
-            <w:tcW w:type="dxa" w:w="1656"/>
-            <w:shd w:fill="F3F6F8"/>
-            <w:vAlign w:val="center"/>
-            <w:tcMar>
-              <w:top w:w="100" w:type="dxa"/>
-              <w:start w:w="120" w:type="dxa"/>
-              <w:bottom w:w="100" w:type="dxa"/>
-              <w:end w:w="120" w:type="dxa"/>
-            </w:tcMar>
-          </w:tcPr>
-          <w:p>
-            <w:pPr>
-              <w:jc w:val="center"/>
-            </w:pPr>
-            <w:r/>
-            <w:r>
-              <w:rPr>
-                <w:rFonts w:ascii="Aptos" w:hAnsi="Aptos"/>
-                <w:b w:val="0"/>
-                <w:color w:val="263238"/>
-                <w:sz w:val="16"/>
-              </w:rPr>
-              <w:t>Practitioner</w:t>
-            </w:r>
-          </w:p>
-        </w:tc>
-        <w:tc>
-          <w:tcPr>
-            <w:tcW w:type="dxa" w:w="3528"/>
-            <w:shd w:fill="F3F6F8"/>
-            <w:vAlign w:val="center"/>
-            <w:tcMar>
-              <w:top w:w="100" w:type="dxa"/>
-              <w:start w:w="120" w:type="dxa"/>
-              <w:bottom w:w="100" w:type="dxa"/>
-              <w:end w:w="120" w:type="dxa"/>
-            </w:tcMar>
-          </w:tcPr>
-          <w:p>
-            <w:pPr>
-              <w:jc w:val="left"/>
-            </w:pPr>
-            <w:r/>
-            <w:r>
-              <w:rPr>
-                <w:rFonts w:ascii="Aptos" w:hAnsi="Aptos"/>
-                <w:b w:val="0"/>
-                <w:color w:val="263238"/>
-                <w:sz w:val="16"/>
-              </w:rPr>
-              <w:t>Executable generator committed and peer reviewed.</w:t>
-            </w:r>
-          </w:p>
-        </w:tc>
-      </w:tr>
-      <w:tr>
-        <w:tc>
-          <w:tcPr>
-            <w:tcW w:type="dxa" w:w="2880"/>
-            <w:vAlign w:val="center"/>
-            <w:tcMar>
-              <w:top w:w="100" w:type="dxa"/>
-              <w:start w:w="120" w:type="dxa"/>
-              <w:bottom w:w="100" w:type="dxa"/>
-              <w:end w:w="120" w:type="dxa"/>
-            </w:tcMar>
-          </w:tcPr>
-          <w:p>
-            <w:pPr>
-              <w:jc w:val="left"/>
-            </w:pPr>
-            <w:r/>
-            <w:r>
-              <w:rPr>
-                <w:rFonts w:ascii="Aptos" w:hAnsi="Aptos"/>
-                <w:b w:val="0"/>
-                <w:color w:val="263238"/>
-                <w:sz w:val="16"/>
-              </w:rPr>
-              <w:t>AI prompt and output governance</w:t>
-            </w:r>
-          </w:p>
-        </w:tc>
-        <w:tc>
-          <w:tcPr>
-            <w:tcW w:type="dxa" w:w="1512"/>
-            <w:vAlign w:val="center"/>
-            <w:tcMar>
-              <w:top w:w="100" w:type="dxa"/>
-              <w:start w:w="120" w:type="dxa"/>
-              <w:bottom w:w="100" w:type="dxa"/>
-              <w:end w:w="120" w:type="dxa"/>
-            </w:tcMar>
-          </w:tcPr>
-          <w:p>
-            <w:pPr>
-              <w:jc w:val="center"/>
-            </w:pPr>
-            <w:r/>
-            <w:r>
-              <w:rPr>
-                <w:rFonts w:ascii="Aptos" w:hAnsi="Aptos"/>
-                <w:b w:val="0"/>
-                <w:color w:val="263238"/>
-                <w:sz w:val="16"/>
-              </w:rPr>
-              <w:t>20%</w:t>
-            </w:r>
-          </w:p>
-        </w:tc>
-        <w:tc>
-          <w:tcPr>
-            <w:tcW w:type="dxa" w:w="1656"/>
-            <w:vAlign w:val="center"/>
-            <w:tcMar>
-              <w:top w:w="100" w:type="dxa"/>
-              <w:start w:w="120" w:type="dxa"/>
-              <w:bottom w:w="100" w:type="dxa"/>
-              <w:end w:w="120" w:type="dxa"/>
-            </w:tcMar>
-          </w:tcPr>
-          <w:p>
-            <w:pPr>
-              <w:jc w:val="center"/>
-            </w:pPr>
-            <w:r/>
-            <w:r>
-              <w:rPr>
-                <w:rFonts w:ascii="Aptos" w:hAnsi="Aptos"/>
-                <w:b w:val="0"/>
-                <w:color w:val="263238"/>
-                <w:sz w:val="16"/>
-              </w:rPr>
-              <w:t>Advanced champion</w:t>
-            </w:r>
-          </w:p>
-        </w:tc>
-        <w:tc>
-          <w:tcPr>
-            <w:tcW w:type="dxa" w:w="3528"/>
-            <w:vAlign w:val="center"/>
-            <w:tcMar>
-              <w:top w:w="100" w:type="dxa"/>
-              <w:start w:w="120" w:type="dxa"/>
-              <w:bottom w:w="100" w:type="dxa"/>
-              <w:end w:w="120" w:type="dxa"/>
-            </w:tcMar>
-          </w:tcPr>
-          <w:p>
-            <w:pPr>
-              <w:jc w:val="left"/>
-            </w:pPr>
-            <w:r/>
-            <w:r>
-              <w:rPr>
-                <w:rFonts w:ascii="Aptos" w:hAnsi="Aptos"/>
-                <w:b w:val="0"/>
-                <w:color w:val="263238"/>
-                <w:sz w:val="16"/>
-              </w:rPr>
-              <w:t>Can evaluate prompts, coach teams, and manage versions.</w:t>
-            </w:r>
-          </w:p>
-        </w:tc>
-      </w:tr>
-      <w:tr>
-        <w:tc>
-          <w:tcPr>
-            <w:tcW w:type="dxa" w:w="2880"/>
-            <w:shd w:fill="F3F6F8"/>
-            <w:vAlign w:val="center"/>
-            <w:tcMar>
-              <w:top w:w="100" w:type="dxa"/>
-              <w:start w:w="120" w:type="dxa"/>
-              <w:bottom w:w="100" w:type="dxa"/>
-              <w:end w:w="120" w:type="dxa"/>
-            </w:tcMar>
-          </w:tcPr>
-          <w:p>
-            <w:pPr>
-              <w:jc w:val="left"/>
-            </w:pPr>
-            <w:r/>
-            <w:r>
-              <w:rPr>
-                <w:rFonts w:ascii="Aptos" w:hAnsi="Aptos"/>
-                <w:b w:val="0"/>
-                <w:color w:val="263238"/>
-                <w:sz w:val="16"/>
-              </w:rPr>
-              <w:t>AI-enabled automation / agents</w:t>
-            </w:r>
-          </w:p>
-        </w:tc>
-        <w:tc>
-          <w:tcPr>
-            <w:tcW w:type="dxa" w:w="1512"/>
-            <w:shd w:fill="F3F6F8"/>
-            <w:vAlign w:val="center"/>
-            <w:tcMar>
-              <w:top w:w="100" w:type="dxa"/>
-              <w:start w:w="120" w:type="dxa"/>
-              <w:bottom w:w="100" w:type="dxa"/>
-              <w:end w:w="120" w:type="dxa"/>
-            </w:tcMar>
-          </w:tcPr>
-          <w:p>
-            <w:pPr>
-              <w:jc w:val="center"/>
-            </w:pPr>
-            <w:r/>
-            <w:r>
-              <w:rPr>
-                <w:rFonts w:ascii="Aptos" w:hAnsi="Aptos"/>
-                <w:b w:val="0"/>
-                <w:color w:val="263238"/>
-                <w:sz w:val="16"/>
-              </w:rPr>
-              <w:t>10%</w:t>
-            </w:r>
-          </w:p>
-        </w:tc>
-        <w:tc>
-          <w:tcPr>
-            <w:tcW w:type="dxa" w:w="1656"/>
-            <w:shd w:fill="F3F6F8"/>
-            <w:vAlign w:val="center"/>
-            <w:tcMar>
-              <w:top w:w="100" w:type="dxa"/>
-              <w:start w:w="120" w:type="dxa"/>
-              <w:bottom w:w="100" w:type="dxa"/>
-              <w:end w:w="120" w:type="dxa"/>
-            </w:tcMar>
-          </w:tcPr>
-          <w:p>
-            <w:pPr>
-              <w:jc w:val="center"/>
-            </w:pPr>
-            <w:r/>
-            <w:r>
-              <w:rPr>
-                <w:rFonts w:ascii="Aptos" w:hAnsi="Aptos"/>
-                <w:b w:val="0"/>
-                <w:color w:val="263238"/>
-                <w:sz w:val="16"/>
-              </w:rPr>
-              <w:t>Specialist</w:t>
-            </w:r>
-          </w:p>
-        </w:tc>
-        <w:tc>
-          <w:tcPr>
-            <w:tcW w:type="dxa" w:w="3528"/>
-            <w:shd w:fill="F3F6F8"/>
-            <w:vAlign w:val="center"/>
-            <w:tcMar>
-              <w:top w:w="100" w:type="dxa"/>
-              <w:start w:w="120" w:type="dxa"/>
-              <w:bottom w:w="100" w:type="dxa"/>
-              <w:end w:w="120" w:type="dxa"/>
-            </w:tcMar>
-          </w:tcPr>
-          <w:p>
-            <w:pPr>
-              <w:jc w:val="left"/>
-            </w:pPr>
-            <w:r/>
-            <w:r>
-              <w:rPr>
-                <w:rFonts w:ascii="Aptos" w:hAnsi="Aptos"/>
-                <w:b w:val="0"/>
-                <w:color w:val="263238"/>
-                <w:sz w:val="16"/>
-              </w:rPr>
-              <w:t>Sandbox prototype with observability and human approval gates.</w:t>
-            </w:r>
-          </w:p>
-        </w:tc>
-      </w:tr>
-    </w:tbl>
-    <w:p>
-      <w:pPr>
-        <w:pStyle w:val="Small"/>
-      </w:pPr>
-    </w:p>
-    <w:p>
-      <w:r>
-        <w:t>Suggested team model for 20 people: 20 foundation users, 16 test-design practitioners, 14 reporting practitioners, 8 Python/data practitioners, 4 AI quality champions, and 2 agent or integration specialists. Percentages should be adjusted to the team composition and current baseline rather than treated as headcount commitments.</w:t>
+        <w:t>Positive and negative datasets; boundary-analysis pack; styled import workbook; relational dataset where applicable; README and reproducibility manifest; deterministic validation report; privacy review; and reviewer disposition.</w:t>
       </w:r>
     </w:p>
     <w:p>
@@ -9444,457 +8231,13 @@
         <w:keepNext/>
       </w:pPr>
       <w:r>
-        <w:t>5.4 Certification Options</w:t>
+        <w:t>4.5 KPI and Success Criteria</w:t>
       </w:r>
     </w:p>
-    <w:tbl>
-      <w:tblPr>
-        <w:tblStyle w:val="TableGrid"/>
-        <w:tblW w:type="auto" w:w="0"/>
-        <w:jc w:val="center"/>
-        <w:tblLook w:firstColumn="1" w:firstRow="1" w:lastColumn="0" w:lastRow="0" w:noHBand="0" w:noVBand="1" w:val="04A0"/>
-      </w:tblPr>
-      <w:tblGrid>
-        <w:gridCol w:w="3331"/>
-        <w:gridCol w:w="3331"/>
-        <w:gridCol w:w="3331"/>
-      </w:tblGrid>
-      <w:tr>
-        <w:trPr>
-          <w:tblHeader w:val="true"/>
-        </w:trPr>
-        <w:tc>
-          <w:tcPr>
-            <w:tcW w:type="dxa" w:w="3096"/>
-            <w:shd w:fill="17365D"/>
-            <w:vAlign w:val="center"/>
-            <w:tcMar>
-              <w:top w:w="100" w:type="dxa"/>
-              <w:start w:w="120" w:type="dxa"/>
-              <w:bottom w:w="100" w:type="dxa"/>
-              <w:end w:w="120" w:type="dxa"/>
-            </w:tcMar>
-          </w:tcPr>
-          <w:p>
-            <w:pPr>
-              <w:jc w:val="center"/>
-            </w:pPr>
-            <w:r/>
-            <w:r>
-              <w:rPr>
-                <w:rFonts w:ascii="Aptos" w:hAnsi="Aptos"/>
-                <w:b/>
-                <w:color w:val="FFFFFF"/>
-                <w:sz w:val="16"/>
-              </w:rPr>
-              <w:t>Credential</w:t>
-            </w:r>
-          </w:p>
-        </w:tc>
-        <w:tc>
-          <w:tcPr>
-            <w:tcW w:type="dxa" w:w="3744"/>
-            <w:shd w:fill="17365D"/>
-            <w:vAlign w:val="center"/>
-            <w:tcMar>
-              <w:top w:w="100" w:type="dxa"/>
-              <w:start w:w="120" w:type="dxa"/>
-              <w:bottom w:w="100" w:type="dxa"/>
-              <w:end w:w="120" w:type="dxa"/>
-            </w:tcMar>
-          </w:tcPr>
-          <w:p>
-            <w:pPr>
-              <w:jc w:val="center"/>
-            </w:pPr>
-            <w:r/>
-            <w:r>
-              <w:rPr>
-                <w:rFonts w:ascii="Aptos" w:hAnsi="Aptos"/>
-                <w:b/>
-                <w:color w:val="FFFFFF"/>
-                <w:sz w:val="16"/>
-              </w:rPr>
-              <w:t>Best fit</w:t>
-            </w:r>
-          </w:p>
-        </w:tc>
-        <w:tc>
-          <w:tcPr>
-            <w:tcW w:type="dxa" w:w="2880"/>
-            <w:shd w:fill="17365D"/>
-            <w:vAlign w:val="center"/>
-            <w:tcMar>
-              <w:top w:w="100" w:type="dxa"/>
-              <w:start w:w="120" w:type="dxa"/>
-              <w:bottom w:w="100" w:type="dxa"/>
-              <w:end w:w="120" w:type="dxa"/>
-            </w:tcMar>
-          </w:tcPr>
-          <w:p>
-            <w:pPr>
-              <w:jc w:val="center"/>
-            </w:pPr>
-            <w:r/>
-            <w:r>
-              <w:rPr>
-                <w:rFonts w:ascii="Aptos" w:hAnsi="Aptos"/>
-                <w:b/>
-                <w:color w:val="FFFFFF"/>
-                <w:sz w:val="16"/>
-              </w:rPr>
-              <w:t>Planning note</w:t>
-            </w:r>
-          </w:p>
-        </w:tc>
-      </w:tr>
-      <w:tr>
-        <w:tc>
-          <w:tcPr>
-            <w:tcW w:type="dxa" w:w="3096"/>
-            <w:vAlign w:val="center"/>
-            <w:tcMar>
-              <w:top w:w="100" w:type="dxa"/>
-              <w:start w:w="120" w:type="dxa"/>
-              <w:bottom w:w="100" w:type="dxa"/>
-              <w:end w:w="120" w:type="dxa"/>
-            </w:tcMar>
-          </w:tcPr>
-          <w:p>
-            <w:pPr>
-              <w:jc w:val="left"/>
-            </w:pPr>
-            <w:r/>
-            <w:r>
-              <w:rPr>
-                <w:rFonts w:ascii="Aptos" w:hAnsi="Aptos"/>
-                <w:b w:val="0"/>
-                <w:color w:val="263238"/>
-                <w:sz w:val="16"/>
-              </w:rPr>
-              <w:t>ISTQB Certified Tester AI Testing (CT-AI)</w:t>
-            </w:r>
-          </w:p>
-        </w:tc>
-        <w:tc>
-          <w:tcPr>
-            <w:tcW w:type="dxa" w:w="3744"/>
-            <w:vAlign w:val="center"/>
-            <w:tcMar>
-              <w:top w:w="100" w:type="dxa"/>
-              <w:start w:w="120" w:type="dxa"/>
-              <w:bottom w:w="100" w:type="dxa"/>
-              <w:end w:w="120" w:type="dxa"/>
-            </w:tcMar>
-          </w:tcPr>
-          <w:p>
-            <w:pPr>
-              <w:jc w:val="left"/>
-            </w:pPr>
-            <w:r/>
-            <w:r>
-              <w:rPr>
-                <w:rFonts w:ascii="Aptos" w:hAnsi="Aptos"/>
-                <w:b w:val="0"/>
-                <w:color w:val="263238"/>
-                <w:sz w:val="16"/>
-              </w:rPr>
-              <w:t>Test professionals who need structured coverage of AI systems and AI used in testing.</w:t>
-            </w:r>
-          </w:p>
-        </w:tc>
-        <w:tc>
-          <w:tcPr>
-            <w:tcW w:type="dxa" w:w="2880"/>
-            <w:vAlign w:val="center"/>
-            <w:tcMar>
-              <w:top w:w="100" w:type="dxa"/>
-              <w:start w:w="120" w:type="dxa"/>
-              <w:bottom w:w="100" w:type="dxa"/>
-              <w:end w:w="120" w:type="dxa"/>
-            </w:tcMar>
-          </w:tcPr>
-          <w:p>
-            <w:pPr>
-              <w:jc w:val="left"/>
-            </w:pPr>
-            <w:r/>
-            <w:r>
-              <w:rPr>
-                <w:rFonts w:ascii="Aptos" w:hAnsi="Aptos"/>
-                <w:b w:val="0"/>
-                <w:color w:val="263238"/>
-                <w:sz w:val="16"/>
-              </w:rPr>
-              <w:t>Use as the primary QA-domain credential where available through the local board.</w:t>
-            </w:r>
-          </w:p>
-        </w:tc>
-      </w:tr>
-      <w:tr>
-        <w:tc>
-          <w:tcPr>
-            <w:tcW w:type="dxa" w:w="3096"/>
-            <w:shd w:fill="F3F6F8"/>
-            <w:vAlign w:val="center"/>
-            <w:tcMar>
-              <w:top w:w="100" w:type="dxa"/>
-              <w:start w:w="120" w:type="dxa"/>
-              <w:bottom w:w="100" w:type="dxa"/>
-              <w:end w:w="120" w:type="dxa"/>
-            </w:tcMar>
-          </w:tcPr>
-          <w:p>
-            <w:pPr>
-              <w:jc w:val="left"/>
-            </w:pPr>
-            <w:r/>
-            <w:r>
-              <w:rPr>
-                <w:rFonts w:ascii="Aptos" w:hAnsi="Aptos"/>
-                <w:b w:val="0"/>
-                <w:color w:val="263238"/>
-                <w:sz w:val="16"/>
-              </w:rPr>
-              <w:t>Microsoft Azure AI Fundamentals (AI-900)</w:t>
-            </w:r>
-          </w:p>
-        </w:tc>
-        <w:tc>
-          <w:tcPr>
-            <w:tcW w:type="dxa" w:w="3744"/>
-            <w:shd w:fill="F3F6F8"/>
-            <w:vAlign w:val="center"/>
-            <w:tcMar>
-              <w:top w:w="100" w:type="dxa"/>
-              <w:start w:w="120" w:type="dxa"/>
-              <w:bottom w:w="100" w:type="dxa"/>
-              <w:end w:w="120" w:type="dxa"/>
-            </w:tcMar>
-          </w:tcPr>
-          <w:p>
-            <w:pPr>
-              <w:jc w:val="left"/>
-            </w:pPr>
-            <w:r/>
-            <w:r>
-              <w:rPr>
-                <w:rFonts w:ascii="Aptos" w:hAnsi="Aptos"/>
-                <w:b w:val="0"/>
-                <w:color w:val="263238"/>
-                <w:sz w:val="16"/>
-              </w:rPr>
-              <w:t>Broad AI concepts and Azure service awareness.</w:t>
-            </w:r>
-          </w:p>
-        </w:tc>
-        <w:tc>
-          <w:tcPr>
-            <w:tcW w:type="dxa" w:w="2880"/>
-            <w:shd w:fill="F3F6F8"/>
-            <w:vAlign w:val="center"/>
-            <w:tcMar>
-              <w:top w:w="100" w:type="dxa"/>
-              <w:start w:w="120" w:type="dxa"/>
-              <w:bottom w:w="100" w:type="dxa"/>
-              <w:end w:w="120" w:type="dxa"/>
-            </w:tcMar>
-          </w:tcPr>
-          <w:p>
-            <w:pPr>
-              <w:jc w:val="left"/>
-            </w:pPr>
-            <w:r/>
-            <w:r>
-              <w:rPr>
-                <w:rFonts w:ascii="Aptos" w:hAnsi="Aptos"/>
-                <w:b w:val="0"/>
-                <w:color w:val="263238"/>
-                <w:sz w:val="16"/>
-              </w:rPr>
-              <w:t>Suitable foundation option for managers and practitioners in a Microsoft environment.</w:t>
-            </w:r>
-          </w:p>
-        </w:tc>
-      </w:tr>
-      <w:tr>
-        <w:tc>
-          <w:tcPr>
-            <w:tcW w:type="dxa" w:w="3096"/>
-            <w:vAlign w:val="center"/>
-            <w:tcMar>
-              <w:top w:w="100" w:type="dxa"/>
-              <w:start w:w="120" w:type="dxa"/>
-              <w:bottom w:w="100" w:type="dxa"/>
-              <w:end w:w="120" w:type="dxa"/>
-            </w:tcMar>
-          </w:tcPr>
-          <w:p>
-            <w:pPr>
-              <w:jc w:val="left"/>
-            </w:pPr>
-            <w:r/>
-            <w:r>
-              <w:rPr>
-                <w:rFonts w:ascii="Aptos" w:hAnsi="Aptos"/>
-                <w:b w:val="0"/>
-                <w:color w:val="263238"/>
-                <w:sz w:val="16"/>
-              </w:rPr>
-              <w:t>Microsoft Azure AI Engineer Associate (AI-102)</w:t>
-            </w:r>
-          </w:p>
-        </w:tc>
-        <w:tc>
-          <w:tcPr>
-            <w:tcW w:type="dxa" w:w="3744"/>
-            <w:vAlign w:val="center"/>
-            <w:tcMar>
-              <w:top w:w="100" w:type="dxa"/>
-              <w:start w:w="120" w:type="dxa"/>
-              <w:bottom w:w="100" w:type="dxa"/>
-              <w:end w:w="120" w:type="dxa"/>
-            </w:tcMar>
-          </w:tcPr>
-          <w:p>
-            <w:pPr>
-              <w:jc w:val="left"/>
-            </w:pPr>
-            <w:r/>
-            <w:r>
-              <w:rPr>
-                <w:rFonts w:ascii="Aptos" w:hAnsi="Aptos"/>
-                <w:b w:val="0"/>
-                <w:color w:val="263238"/>
-                <w:sz w:val="16"/>
-              </w:rPr>
-              <w:t>Engineers implementing Azure AI solutions.</w:t>
-            </w:r>
-          </w:p>
-        </w:tc>
-        <w:tc>
-          <w:tcPr>
-            <w:tcW w:type="dxa" w:w="2880"/>
-            <w:vAlign w:val="center"/>
-            <w:tcMar>
-              <w:top w:w="100" w:type="dxa"/>
-              <w:start w:w="120" w:type="dxa"/>
-              <w:bottom w:w="100" w:type="dxa"/>
-              <w:end w:w="120" w:type="dxa"/>
-            </w:tcMar>
-          </w:tcPr>
-          <w:p>
-            <w:pPr>
-              <w:jc w:val="left"/>
-            </w:pPr>
-            <w:r/>
-            <w:r>
-              <w:rPr>
-                <w:rFonts w:ascii="Aptos" w:hAnsi="Aptos"/>
-                <w:b w:val="0"/>
-                <w:color w:val="263238"/>
-                <w:sz w:val="16"/>
-              </w:rPr>
-              <w:t>Use for selected technical champions rather than the whole QA team.</w:t>
-            </w:r>
-          </w:p>
-        </w:tc>
-      </w:tr>
-      <w:tr>
-        <w:tc>
-          <w:tcPr>
-            <w:tcW w:type="dxa" w:w="3096"/>
-            <w:shd w:fill="F3F6F8"/>
-            <w:vAlign w:val="center"/>
-            <w:tcMar>
-              <w:top w:w="100" w:type="dxa"/>
-              <w:start w:w="120" w:type="dxa"/>
-              <w:bottom w:w="100" w:type="dxa"/>
-              <w:end w:w="120" w:type="dxa"/>
-            </w:tcMar>
-          </w:tcPr>
-          <w:p>
-            <w:pPr>
-              <w:jc w:val="left"/>
-            </w:pPr>
-            <w:r/>
-            <w:r>
-              <w:rPr>
-                <w:rFonts w:ascii="Aptos" w:hAnsi="Aptos"/>
-                <w:b w:val="0"/>
-                <w:color w:val="263238"/>
-                <w:sz w:val="16"/>
-              </w:rPr>
-              <w:t>Internal AI Test Manager badge</w:t>
-            </w:r>
-          </w:p>
-        </w:tc>
-        <w:tc>
-          <w:tcPr>
-            <w:tcW w:type="dxa" w:w="3744"/>
-            <w:shd w:fill="F3F6F8"/>
-            <w:vAlign w:val="center"/>
-            <w:tcMar>
-              <w:top w:w="100" w:type="dxa"/>
-              <w:start w:w="120" w:type="dxa"/>
-              <w:bottom w:w="100" w:type="dxa"/>
-              <w:end w:w="120" w:type="dxa"/>
-            </w:tcMar>
-          </w:tcPr>
-          <w:p>
-            <w:pPr>
-              <w:jc w:val="left"/>
-            </w:pPr>
-            <w:r/>
-            <w:r>
-              <w:rPr>
-                <w:rFonts w:ascii="Aptos" w:hAnsi="Aptos"/>
-                <w:b w:val="0"/>
-                <w:color w:val="263238"/>
-                <w:sz w:val="16"/>
-              </w:rPr>
-              <w:t>Company-specific process, privacy, governance, prompts, and POC evidence.</w:t>
-            </w:r>
-          </w:p>
-        </w:tc>
-        <w:tc>
-          <w:tcPr>
-            <w:tcW w:type="dxa" w:w="2880"/>
-            <w:shd w:fill="F3F6F8"/>
-            <w:vAlign w:val="center"/>
-            <w:tcMar>
-              <w:top w:w="100" w:type="dxa"/>
-              <w:start w:w="120" w:type="dxa"/>
-              <w:bottom w:w="100" w:type="dxa"/>
-              <w:end w:w="120" w:type="dxa"/>
-            </w:tcMar>
-          </w:tcPr>
-          <w:p>
-            <w:pPr>
-              <w:jc w:val="left"/>
-            </w:pPr>
-            <w:r/>
-            <w:r>
-              <w:rPr>
-                <w:rFonts w:ascii="Aptos" w:hAnsi="Aptos"/>
-                <w:b w:val="0"/>
-                <w:color w:val="263238"/>
-                <w:sz w:val="16"/>
-              </w:rPr>
-              <w:t>Recommended because external certifications do not validate internal controls or domain workflows.</w:t>
-            </w:r>
-          </w:p>
-        </w:tc>
-      </w:tr>
-    </w:tbl>
     <w:p>
-      <w:pPr>
-        <w:pStyle w:val="Small"/>
-      </w:pPr>
-    </w:p>
-    <w:p>
+      <w:pPr/>
       <w:r>
-        <w:t>Certification should support capability, not replace demonstrated practice. Require a work product such as an approved prompt, evaluation pack, test-data generator, or POC report before recognizing internal proficiency. Verify exam availability, language, price, and retirement notices when scheduling because vendor programs change.</w:t>
+        <w:t>Target at least 40% reduction in total preparation effort, 100% conformance for rows labeled valid, 100% reproducibility from the recorded seed and schema version, complete referential-integrity checks, and zero unapproved production PII in generated artifacts.</w:t>
       </w:r>
     </w:p>
     <w:p>
@@ -9903,2175 +8246,13 @@
         <w:keepNext/>
       </w:pPr>
       <w:r>
-        <w:t>5.5 Twelve-Month Roadmap</w:t>
-      </w:r>
-    </w:p>
-    <w:tbl>
-      <w:tblPr>
-        <w:tblStyle w:val="TableGrid"/>
-        <w:tblW w:type="auto" w:w="0"/>
-        <w:jc w:val="center"/>
-        <w:tblLook w:firstColumn="1" w:firstRow="1" w:lastColumn="0" w:lastRow="0" w:noHBand="0" w:noVBand="1" w:val="04A0"/>
-      </w:tblPr>
-      <w:tblGrid>
-        <w:gridCol w:w="2498"/>
-        <w:gridCol w:w="2498"/>
-        <w:gridCol w:w="2498"/>
-        <w:gridCol w:w="2498"/>
-      </w:tblGrid>
-      <w:tr>
-        <w:trPr>
-          <w:tblHeader w:val="true"/>
-        </w:trPr>
-        <w:tc>
-          <w:tcPr>
-            <w:tcW w:type="dxa" w:w="1728"/>
-            <w:shd w:fill="17365D"/>
-            <w:vAlign w:val="center"/>
-            <w:tcMar>
-              <w:top w:w="100" w:type="dxa"/>
-              <w:start w:w="120" w:type="dxa"/>
-              <w:bottom w:w="100" w:type="dxa"/>
-              <w:end w:w="120" w:type="dxa"/>
-            </w:tcMar>
-          </w:tcPr>
-          <w:p>
-            <w:pPr>
-              <w:jc w:val="center"/>
-            </w:pPr>
-            <w:r/>
-            <w:r>
-              <w:rPr>
-                <w:rFonts w:ascii="Aptos" w:hAnsi="Aptos"/>
-                <w:b/>
-                <w:color w:val="FFFFFF"/>
-                <w:sz w:val="16"/>
-              </w:rPr>
-              <w:t>Phase</w:t>
-            </w:r>
-          </w:p>
-        </w:tc>
-        <w:tc>
-          <w:tcPr>
-            <w:tcW w:type="dxa" w:w="1440"/>
-            <w:shd w:fill="17365D"/>
-            <w:vAlign w:val="center"/>
-            <w:tcMar>
-              <w:top w:w="100" w:type="dxa"/>
-              <w:start w:w="120" w:type="dxa"/>
-              <w:bottom w:w="100" w:type="dxa"/>
-              <w:end w:w="120" w:type="dxa"/>
-            </w:tcMar>
-          </w:tcPr>
-          <w:p>
-            <w:pPr>
-              <w:jc w:val="center"/>
-            </w:pPr>
-            <w:r/>
-            <w:r>
-              <w:rPr>
-                <w:rFonts w:ascii="Aptos" w:hAnsi="Aptos"/>
-                <w:b/>
-                <w:color w:val="FFFFFF"/>
-                <w:sz w:val="16"/>
-              </w:rPr>
-              <w:t>Timing</w:t>
-            </w:r>
-          </w:p>
-        </w:tc>
-        <w:tc>
-          <w:tcPr>
-            <w:tcW w:type="dxa" w:w="5256"/>
-            <w:shd w:fill="17365D"/>
-            <w:vAlign w:val="center"/>
-            <w:tcMar>
-              <w:top w:w="100" w:type="dxa"/>
-              <w:start w:w="120" w:type="dxa"/>
-              <w:bottom w:w="100" w:type="dxa"/>
-              <w:end w:w="120" w:type="dxa"/>
-            </w:tcMar>
-          </w:tcPr>
-          <w:p>
-            <w:pPr>
-              <w:jc w:val="center"/>
-            </w:pPr>
-            <w:r/>
-            <w:r>
-              <w:rPr>
-                <w:rFonts w:ascii="Aptos" w:hAnsi="Aptos"/>
-                <w:b/>
-                <w:color w:val="FFFFFF"/>
-                <w:sz w:val="16"/>
-              </w:rPr>
-              <w:t>Activities</w:t>
-            </w:r>
-          </w:p>
-        </w:tc>
-        <w:tc>
-          <w:tcPr>
-            <w:tcW w:type="dxa" w:w="2232"/>
-            <w:shd w:fill="17365D"/>
-            <w:vAlign w:val="center"/>
-            <w:tcMar>
-              <w:top w:w="100" w:type="dxa"/>
-              <w:start w:w="120" w:type="dxa"/>
-              <w:bottom w:w="100" w:type="dxa"/>
-              <w:end w:w="120" w:type="dxa"/>
-            </w:tcMar>
-          </w:tcPr>
-          <w:p>
-            <w:pPr>
-              <w:jc w:val="center"/>
-            </w:pPr>
-            <w:r/>
-            <w:r>
-              <w:rPr>
-                <w:rFonts w:ascii="Aptos" w:hAnsi="Aptos"/>
-                <w:b/>
-                <w:color w:val="FFFFFF"/>
-                <w:sz w:val="16"/>
-              </w:rPr>
-              <w:t>Exit gate</w:t>
-            </w:r>
-          </w:p>
-        </w:tc>
-      </w:tr>
-      <w:tr>
-        <w:tc>
-          <w:tcPr>
-            <w:tcW w:type="dxa" w:w="1728"/>
-            <w:vAlign w:val="center"/>
-            <w:tcMar>
-              <w:top w:w="100" w:type="dxa"/>
-              <w:start w:w="120" w:type="dxa"/>
-              <w:bottom w:w="100" w:type="dxa"/>
-              <w:end w:w="120" w:type="dxa"/>
-            </w:tcMar>
-          </w:tcPr>
-          <w:p>
-            <w:pPr>
-              <w:jc w:val="center"/>
-            </w:pPr>
-            <w:r/>
-            <w:r>
-              <w:rPr>
-                <w:rFonts w:ascii="Aptos" w:hAnsi="Aptos"/>
-                <w:b w:val="0"/>
-                <w:color w:val="263238"/>
-                <w:sz w:val="16"/>
-              </w:rPr>
-              <w:t>0. Mobilize</w:t>
-            </w:r>
-          </w:p>
-        </w:tc>
-        <w:tc>
-          <w:tcPr>
-            <w:tcW w:type="dxa" w:w="1440"/>
-            <w:vAlign w:val="center"/>
-            <w:tcMar>
-              <w:top w:w="100" w:type="dxa"/>
-              <w:start w:w="120" w:type="dxa"/>
-              <w:bottom w:w="100" w:type="dxa"/>
-              <w:end w:w="120" w:type="dxa"/>
-            </w:tcMar>
-          </w:tcPr>
-          <w:p>
-            <w:pPr>
-              <w:jc w:val="center"/>
-            </w:pPr>
-            <w:r/>
-            <w:r>
-              <w:rPr>
-                <w:rFonts w:ascii="Aptos" w:hAnsi="Aptos"/>
-                <w:b w:val="0"/>
-                <w:color w:val="263238"/>
-                <w:sz w:val="16"/>
-              </w:rPr>
-              <w:t>Weeks 1-2</w:t>
-            </w:r>
-          </w:p>
-        </w:tc>
-        <w:tc>
-          <w:tcPr>
-            <w:tcW w:type="dxa" w:w="5256"/>
-            <w:vAlign w:val="center"/>
-            <w:tcMar>
-              <w:top w:w="100" w:type="dxa"/>
-              <w:start w:w="120" w:type="dxa"/>
-              <w:bottom w:w="100" w:type="dxa"/>
-              <w:end w:w="120" w:type="dxa"/>
-            </w:tcMar>
-          </w:tcPr>
-          <w:p>
-            <w:pPr>
-              <w:jc w:val="left"/>
-            </w:pPr>
-            <w:r/>
-            <w:r>
-              <w:rPr>
-                <w:rFonts w:ascii="Aptos" w:hAnsi="Aptos"/>
-                <w:b w:val="0"/>
-                <w:color w:val="263238"/>
-                <w:sz w:val="16"/>
-              </w:rPr>
-              <w:t>Nominate sponsor and owners; approve AI environment; classify data; baseline current effort and quality.</w:t>
-            </w:r>
-          </w:p>
-        </w:tc>
-        <w:tc>
-          <w:tcPr>
-            <w:tcW w:type="dxa" w:w="2232"/>
-            <w:vAlign w:val="center"/>
-            <w:tcMar>
-              <w:top w:w="100" w:type="dxa"/>
-              <w:start w:w="120" w:type="dxa"/>
-              <w:bottom w:w="100" w:type="dxa"/>
-              <w:end w:w="120" w:type="dxa"/>
-            </w:tcMar>
-          </w:tcPr>
-          <w:p>
-            <w:pPr>
-              <w:jc w:val="left"/>
-            </w:pPr>
-            <w:r/>
-            <w:r>
-              <w:rPr>
-                <w:rFonts w:ascii="Aptos" w:hAnsi="Aptos"/>
-                <w:b w:val="0"/>
-                <w:color w:val="263238"/>
-                <w:sz w:val="16"/>
-              </w:rPr>
-              <w:t>Scope, governance, metrics, and POC teams approved.</w:t>
-            </w:r>
-          </w:p>
-        </w:tc>
-      </w:tr>
-      <w:tr>
-        <w:tc>
-          <w:tcPr>
-            <w:tcW w:type="dxa" w:w="1728"/>
-            <w:shd w:fill="F3F6F8"/>
-            <w:vAlign w:val="center"/>
-            <w:tcMar>
-              <w:top w:w="100" w:type="dxa"/>
-              <w:start w:w="120" w:type="dxa"/>
-              <w:bottom w:w="100" w:type="dxa"/>
-              <w:end w:w="120" w:type="dxa"/>
-            </w:tcMar>
-          </w:tcPr>
-          <w:p>
-            <w:pPr>
-              <w:jc w:val="center"/>
-            </w:pPr>
-            <w:r/>
-            <w:r>
-              <w:rPr>
-                <w:rFonts w:ascii="Aptos" w:hAnsi="Aptos"/>
-                <w:b w:val="0"/>
-                <w:color w:val="263238"/>
-                <w:sz w:val="16"/>
-              </w:rPr>
-              <w:t>1. Build POCs</w:t>
-            </w:r>
-          </w:p>
-        </w:tc>
-        <w:tc>
-          <w:tcPr>
-            <w:tcW w:type="dxa" w:w="1440"/>
-            <w:shd w:fill="F3F6F8"/>
-            <w:vAlign w:val="center"/>
-            <w:tcMar>
-              <w:top w:w="100" w:type="dxa"/>
-              <w:start w:w="120" w:type="dxa"/>
-              <w:bottom w:w="100" w:type="dxa"/>
-              <w:end w:w="120" w:type="dxa"/>
-            </w:tcMar>
-          </w:tcPr>
-          <w:p>
-            <w:pPr>
-              <w:jc w:val="center"/>
-            </w:pPr>
-            <w:r/>
-            <w:r>
-              <w:rPr>
-                <w:rFonts w:ascii="Aptos" w:hAnsi="Aptos"/>
-                <w:b w:val="0"/>
-                <w:color w:val="263238"/>
-                <w:sz w:val="16"/>
-              </w:rPr>
-              <w:t>Weeks 3-10</w:t>
-            </w:r>
-          </w:p>
-        </w:tc>
-        <w:tc>
-          <w:tcPr>
-            <w:tcW w:type="dxa" w:w="5256"/>
-            <w:shd w:fill="F3F6F8"/>
-            <w:vAlign w:val="center"/>
-            <w:tcMar>
-              <w:top w:w="100" w:type="dxa"/>
-              <w:start w:w="120" w:type="dxa"/>
-              <w:bottom w:w="100" w:type="dxa"/>
-              <w:end w:w="120" w:type="dxa"/>
-            </w:tcMar>
-          </w:tcPr>
-          <w:p>
-            <w:pPr>
-              <w:jc w:val="left"/>
-            </w:pPr>
-            <w:r/>
-            <w:r>
-              <w:rPr>
-                <w:rFonts w:ascii="Aptos" w:hAnsi="Aptos"/>
-                <w:b w:val="0"/>
-                <w:color w:val="263238"/>
-                <w:sz w:val="16"/>
-              </w:rPr>
-              <w:t>Implement POC 01, 02, and 03 on representative low-risk projects; run training M1-M4.</w:t>
-            </w:r>
-          </w:p>
-        </w:tc>
-        <w:tc>
-          <w:tcPr>
-            <w:tcW w:type="dxa" w:w="2232"/>
-            <w:shd w:fill="F3F6F8"/>
-            <w:vAlign w:val="center"/>
-            <w:tcMar>
-              <w:top w:w="100" w:type="dxa"/>
-              <w:start w:w="120" w:type="dxa"/>
-              <w:bottom w:w="100" w:type="dxa"/>
-              <w:end w:w="120" w:type="dxa"/>
-            </w:tcMar>
-          </w:tcPr>
-          <w:p>
-            <w:pPr>
-              <w:jc w:val="left"/>
-            </w:pPr>
-            <w:r/>
-            <w:r>
-              <w:rPr>
-                <w:rFonts w:ascii="Aptos" w:hAnsi="Aptos"/>
-                <w:b w:val="0"/>
-                <w:color w:val="263238"/>
-                <w:sz w:val="16"/>
-              </w:rPr>
-              <w:t>Each POC meets quality gate and has documented limitations.</w:t>
-            </w:r>
-          </w:p>
-        </w:tc>
-      </w:tr>
-      <w:tr>
-        <w:tc>
-          <w:tcPr>
-            <w:tcW w:type="dxa" w:w="1728"/>
-            <w:vAlign w:val="center"/>
-            <w:tcMar>
-              <w:top w:w="100" w:type="dxa"/>
-              <w:start w:w="120" w:type="dxa"/>
-              <w:bottom w:w="100" w:type="dxa"/>
-              <w:end w:w="120" w:type="dxa"/>
-            </w:tcMar>
-          </w:tcPr>
-          <w:p>
-            <w:pPr>
-              <w:jc w:val="left"/>
-            </w:pPr>
-            <w:r/>
-            <w:r>
-              <w:rPr>
-                <w:rFonts w:ascii="Aptos" w:hAnsi="Aptos"/>
-                <w:b w:val="0"/>
-                <w:color w:val="263238"/>
-                <w:sz w:val="16"/>
-              </w:rPr>
-              <w:t>2. Controlled Pilot</w:t>
-            </w:r>
-          </w:p>
-        </w:tc>
-        <w:tc>
-          <w:tcPr>
-            <w:tcW w:type="dxa" w:w="1440"/>
-            <w:vAlign w:val="center"/>
-            <w:tcMar>
-              <w:top w:w="100" w:type="dxa"/>
-              <w:start w:w="120" w:type="dxa"/>
-              <w:bottom w:w="100" w:type="dxa"/>
-              <w:end w:w="120" w:type="dxa"/>
-            </w:tcMar>
-          </w:tcPr>
-          <w:p>
-            <w:pPr>
-              <w:jc w:val="center"/>
-            </w:pPr>
-            <w:r/>
-            <w:r>
-              <w:rPr>
-                <w:rFonts w:ascii="Aptos" w:hAnsi="Aptos"/>
-                <w:b w:val="0"/>
-                <w:color w:val="263238"/>
-                <w:sz w:val="16"/>
-              </w:rPr>
-              <w:t>Weeks 11-16</w:t>
-            </w:r>
-          </w:p>
-        </w:tc>
-        <w:tc>
-          <w:tcPr>
-            <w:tcW w:type="dxa" w:w="5256"/>
-            <w:vAlign w:val="center"/>
-            <w:tcMar>
-              <w:top w:w="100" w:type="dxa"/>
-              <w:start w:w="120" w:type="dxa"/>
-              <w:bottom w:w="100" w:type="dxa"/>
-              <w:end w:w="120" w:type="dxa"/>
-            </w:tcMar>
-          </w:tcPr>
-          <w:p>
-            <w:pPr>
-              <w:jc w:val="left"/>
-            </w:pPr>
-            <w:r/>
-            <w:r>
-              <w:rPr>
-                <w:rFonts w:ascii="Aptos" w:hAnsi="Aptos"/>
-                <w:b w:val="0"/>
-                <w:color w:val="263238"/>
-                <w:sz w:val="16"/>
-              </w:rPr>
-              <w:t>Use in two to three delivery teams; establish prompt registry; weekly review of rejected outputs and incidents.</w:t>
-            </w:r>
-          </w:p>
-        </w:tc>
-        <w:tc>
-          <w:tcPr>
-            <w:tcW w:type="dxa" w:w="2232"/>
-            <w:vAlign w:val="center"/>
-            <w:tcMar>
-              <w:top w:w="100" w:type="dxa"/>
-              <w:start w:w="120" w:type="dxa"/>
-              <w:bottom w:w="100" w:type="dxa"/>
-              <w:end w:w="120" w:type="dxa"/>
-            </w:tcMar>
-          </w:tcPr>
-          <w:p>
-            <w:pPr>
-              <w:jc w:val="left"/>
-            </w:pPr>
-            <w:r/>
-            <w:r>
-              <w:rPr>
-                <w:rFonts w:ascii="Aptos" w:hAnsi="Aptos"/>
-                <w:b w:val="0"/>
-                <w:color w:val="263238"/>
-                <w:sz w:val="16"/>
-              </w:rPr>
-              <w:t>No critical control breach; measurable benefit sustained for four weeks.</w:t>
-            </w:r>
-          </w:p>
-        </w:tc>
-      </w:tr>
-      <w:tr>
-        <w:tc>
-          <w:tcPr>
-            <w:tcW w:type="dxa" w:w="1728"/>
-            <w:shd w:fill="F3F6F8"/>
-            <w:vAlign w:val="center"/>
-            <w:tcMar>
-              <w:top w:w="100" w:type="dxa"/>
-              <w:start w:w="120" w:type="dxa"/>
-              <w:bottom w:w="100" w:type="dxa"/>
-              <w:end w:w="120" w:type="dxa"/>
-            </w:tcMar>
-          </w:tcPr>
-          <w:p>
-            <w:pPr>
-              <w:jc w:val="center"/>
-            </w:pPr>
-            <w:r/>
-            <w:r>
-              <w:rPr>
-                <w:rFonts w:ascii="Aptos" w:hAnsi="Aptos"/>
-                <w:b w:val="0"/>
-                <w:color w:val="263238"/>
-                <w:sz w:val="16"/>
-              </w:rPr>
-              <w:t>3. Scale</w:t>
-            </w:r>
-          </w:p>
-        </w:tc>
-        <w:tc>
-          <w:tcPr>
-            <w:tcW w:type="dxa" w:w="1440"/>
-            <w:shd w:fill="F3F6F8"/>
-            <w:vAlign w:val="center"/>
-            <w:tcMar>
-              <w:top w:w="100" w:type="dxa"/>
-              <w:start w:w="120" w:type="dxa"/>
-              <w:bottom w:w="100" w:type="dxa"/>
-              <w:end w:w="120" w:type="dxa"/>
-            </w:tcMar>
-          </w:tcPr>
-          <w:p>
-            <w:pPr>
-              <w:jc w:val="center"/>
-            </w:pPr>
-            <w:r/>
-            <w:r>
-              <w:rPr>
-                <w:rFonts w:ascii="Aptos" w:hAnsi="Aptos"/>
-                <w:b w:val="0"/>
-                <w:color w:val="263238"/>
-                <w:sz w:val="16"/>
-              </w:rPr>
-              <w:t>Months 5-8</w:t>
-            </w:r>
-          </w:p>
-        </w:tc>
-        <w:tc>
-          <w:tcPr>
-            <w:tcW w:type="dxa" w:w="5256"/>
-            <w:shd w:fill="F3F6F8"/>
-            <w:vAlign w:val="center"/>
-            <w:tcMar>
-              <w:top w:w="100" w:type="dxa"/>
-              <w:start w:w="120" w:type="dxa"/>
-              <w:bottom w:w="100" w:type="dxa"/>
-              <w:end w:w="120" w:type="dxa"/>
-            </w:tcMar>
-          </w:tcPr>
-          <w:p>
-            <w:pPr>
-              <w:jc w:val="left"/>
-            </w:pPr>
-            <w:r/>
-            <w:r>
-              <w:rPr>
-                <w:rFonts w:ascii="Aptos" w:hAnsi="Aptos"/>
-                <w:b w:val="0"/>
-                <w:color w:val="263238"/>
-                <w:sz w:val="16"/>
-              </w:rPr>
-              <w:t>Expand to 50% of target teams; integrate with TestRail, Xray, Zephyr, Azure DevOps, Jira, Teams, or approved repositories as applicable.</w:t>
-            </w:r>
-          </w:p>
-        </w:tc>
-        <w:tc>
-          <w:tcPr>
-            <w:tcW w:type="dxa" w:w="2232"/>
-            <w:shd w:fill="F3F6F8"/>
-            <w:vAlign w:val="center"/>
-            <w:tcMar>
-              <w:top w:w="100" w:type="dxa"/>
-              <w:start w:w="120" w:type="dxa"/>
-              <w:bottom w:w="100" w:type="dxa"/>
-              <w:end w:w="120" w:type="dxa"/>
-            </w:tcMar>
-          </w:tcPr>
-          <w:p>
-            <w:pPr>
-              <w:jc w:val="left"/>
-            </w:pPr>
-            <w:r/>
-            <w:r>
-              <w:rPr>
-                <w:rFonts w:ascii="Aptos" w:hAnsi="Aptos"/>
-                <w:b w:val="0"/>
-                <w:color w:val="263238"/>
-                <w:sz w:val="16"/>
-              </w:rPr>
-              <w:t>Standard operating procedure and support model active.</w:t>
-            </w:r>
-          </w:p>
-        </w:tc>
-      </w:tr>
-      <w:tr>
-        <w:tc>
-          <w:tcPr>
-            <w:tcW w:type="dxa" w:w="1728"/>
-            <w:vAlign w:val="center"/>
-            <w:tcMar>
-              <w:top w:w="100" w:type="dxa"/>
-              <w:start w:w="120" w:type="dxa"/>
-              <w:bottom w:w="100" w:type="dxa"/>
-              <w:end w:w="120" w:type="dxa"/>
-            </w:tcMar>
-          </w:tcPr>
-          <w:p>
-            <w:pPr>
-              <w:jc w:val="left"/>
-            </w:pPr>
-            <w:r/>
-            <w:r>
-              <w:rPr>
-                <w:rFonts w:ascii="Aptos" w:hAnsi="Aptos"/>
-                <w:b w:val="0"/>
-                <w:color w:val="263238"/>
-                <w:sz w:val="16"/>
-              </w:rPr>
-              <w:t>4. Institutionalize</w:t>
-            </w:r>
-          </w:p>
-        </w:tc>
-        <w:tc>
-          <w:tcPr>
-            <w:tcW w:type="dxa" w:w="1440"/>
-            <w:vAlign w:val="center"/>
-            <w:tcMar>
-              <w:top w:w="100" w:type="dxa"/>
-              <w:start w:w="120" w:type="dxa"/>
-              <w:bottom w:w="100" w:type="dxa"/>
-              <w:end w:w="120" w:type="dxa"/>
-            </w:tcMar>
-          </w:tcPr>
-          <w:p>
-            <w:pPr>
-              <w:jc w:val="center"/>
-            </w:pPr>
-            <w:r/>
-            <w:r>
-              <w:rPr>
-                <w:rFonts w:ascii="Aptos" w:hAnsi="Aptos"/>
-                <w:b w:val="0"/>
-                <w:color w:val="263238"/>
-                <w:sz w:val="16"/>
-              </w:rPr>
-              <w:t>Months 9-12</w:t>
-            </w:r>
-          </w:p>
-        </w:tc>
-        <w:tc>
-          <w:tcPr>
-            <w:tcW w:type="dxa" w:w="5256"/>
-            <w:vAlign w:val="center"/>
-            <w:tcMar>
-              <w:top w:w="100" w:type="dxa"/>
-              <w:start w:w="120" w:type="dxa"/>
-              <w:bottom w:w="100" w:type="dxa"/>
-              <w:end w:w="120" w:type="dxa"/>
-            </w:tcMar>
-          </w:tcPr>
-          <w:p>
-            <w:pPr>
-              <w:jc w:val="left"/>
-            </w:pPr>
-            <w:r/>
-            <w:r>
-              <w:rPr>
-                <w:rFonts w:ascii="Aptos" w:hAnsi="Aptos"/>
-                <w:b w:val="0"/>
-                <w:color w:val="263238"/>
-                <w:sz w:val="16"/>
-              </w:rPr>
-              <w:t>Reach target skill coverage; launch internal badge; evaluate agentic workflow in sandbox; quarterly value review.</w:t>
-            </w:r>
-          </w:p>
-        </w:tc>
-        <w:tc>
-          <w:tcPr>
-            <w:tcW w:type="dxa" w:w="2232"/>
-            <w:vAlign w:val="center"/>
-            <w:tcMar>
-              <w:top w:w="100" w:type="dxa"/>
-              <w:start w:w="120" w:type="dxa"/>
-              <w:bottom w:w="100" w:type="dxa"/>
-              <w:end w:w="120" w:type="dxa"/>
-            </w:tcMar>
-          </w:tcPr>
-          <w:p>
-            <w:pPr>
-              <w:jc w:val="left"/>
-            </w:pPr>
-            <w:r/>
-            <w:r>
-              <w:rPr>
-                <w:rFonts w:ascii="Aptos" w:hAnsi="Aptos"/>
-                <w:b w:val="0"/>
-                <w:color w:val="263238"/>
-                <w:sz w:val="16"/>
-              </w:rPr>
-              <w:t>Benefits, risk, budget, and next-year roadmap approved.</w:t>
-            </w:r>
-          </w:p>
-        </w:tc>
-      </w:tr>
-    </w:tbl>
-    <w:p>
-      <w:pPr>
-        <w:pStyle w:val="Small"/>
-      </w:pPr>
-    </w:p>
-    <w:p>
-      <w:pPr>
-        <w:pStyle w:val="Heading2"/>
-        <w:keepNext/>
-      </w:pPr>
-      <w:r>
-        <w:t>5.6 Budget Framework</w:t>
+        <w:t>4.6 Risks and Controls</w:t>
       </w:r>
     </w:p>
     <w:p>
+      <w:pPr/>
       <w:r>
-        <w:t>The following planning ranges are illustrative for a 20-person team and must be replaced with internal labor rates, procurement terms, and approved cloud or AI service prices. A lean POC can use existing enterprise licenses and open-source libraries; a larger rollout requires integration, governance, support, and change management.</w:t>
-      </w:r>
-    </w:p>
-    <w:tbl>
-      <w:tblPr>
-        <w:tblStyle w:val="TableGrid"/>
-        <w:tblW w:type="auto" w:w="0"/>
-        <w:jc w:val="center"/>
-        <w:tblLook w:firstColumn="1" w:firstRow="1" w:lastColumn="0" w:lastRow="0" w:noHBand="0" w:noVBand="1" w:val="04A0"/>
-      </w:tblPr>
-      <w:tblGrid>
-        <w:gridCol w:w="2498"/>
-        <w:gridCol w:w="2498"/>
-        <w:gridCol w:w="2498"/>
-        <w:gridCol w:w="2498"/>
-      </w:tblGrid>
-      <w:tr>
-        <w:trPr>
-          <w:tblHeader w:val="true"/>
-        </w:trPr>
-        <w:tc>
-          <w:tcPr>
-            <w:tcW w:type="dxa" w:w="2232"/>
-            <w:shd w:fill="17365D"/>
-            <w:vAlign w:val="center"/>
-            <w:tcMar>
-              <w:top w:w="100" w:type="dxa"/>
-              <w:start w:w="120" w:type="dxa"/>
-              <w:bottom w:w="100" w:type="dxa"/>
-              <w:end w:w="120" w:type="dxa"/>
-            </w:tcMar>
-          </w:tcPr>
-          <w:p>
-            <w:pPr>
-              <w:jc w:val="center"/>
-            </w:pPr>
-            <w:r/>
-            <w:r>
-              <w:rPr>
-                <w:rFonts w:ascii="Aptos" w:hAnsi="Aptos"/>
-                <w:b/>
-                <w:color w:val="FFFFFF"/>
-                <w:sz w:val="16"/>
-              </w:rPr>
-              <w:t>Cost component</w:t>
-            </w:r>
-          </w:p>
-        </w:tc>
-        <w:tc>
-          <w:tcPr>
-            <w:tcW w:type="dxa" w:w="2160"/>
-            <w:shd w:fill="17365D"/>
-            <w:vAlign w:val="center"/>
-            <w:tcMar>
-              <w:top w:w="100" w:type="dxa"/>
-              <w:start w:w="120" w:type="dxa"/>
-              <w:bottom w:w="100" w:type="dxa"/>
-              <w:end w:w="120" w:type="dxa"/>
-            </w:tcMar>
-          </w:tcPr>
-          <w:p>
-            <w:pPr>
-              <w:jc w:val="center"/>
-            </w:pPr>
-            <w:r/>
-            <w:r>
-              <w:rPr>
-                <w:rFonts w:ascii="Aptos" w:hAnsi="Aptos"/>
-                <w:b/>
-                <w:color w:val="FFFFFF"/>
-                <w:sz w:val="16"/>
-              </w:rPr>
-              <w:t>Lean POC range (USD)</w:t>
-            </w:r>
-          </w:p>
-        </w:tc>
-        <w:tc>
-          <w:tcPr>
-            <w:tcW w:type="dxa" w:w="2376"/>
-            <w:shd w:fill="17365D"/>
-            <w:vAlign w:val="center"/>
-            <w:tcMar>
-              <w:top w:w="100" w:type="dxa"/>
-              <w:start w:w="120" w:type="dxa"/>
-              <w:bottom w:w="100" w:type="dxa"/>
-              <w:end w:w="120" w:type="dxa"/>
-            </w:tcMar>
-          </w:tcPr>
-          <w:p>
-            <w:pPr>
-              <w:jc w:val="center"/>
-            </w:pPr>
-            <w:r/>
-            <w:r>
-              <w:rPr>
-                <w:rFonts w:ascii="Aptos" w:hAnsi="Aptos"/>
-                <w:b/>
-                <w:color w:val="FFFFFF"/>
-                <w:sz w:val="16"/>
-              </w:rPr>
-              <w:t>Scaled first-year range (USD)</w:t>
-            </w:r>
-          </w:p>
-        </w:tc>
-        <w:tc>
-          <w:tcPr>
-            <w:tcW w:type="dxa" w:w="3888"/>
-            <w:shd w:fill="17365D"/>
-            <w:vAlign w:val="center"/>
-            <w:tcMar>
-              <w:top w:w="100" w:type="dxa"/>
-              <w:start w:w="120" w:type="dxa"/>
-              <w:bottom w:w="100" w:type="dxa"/>
-              <w:end w:w="120" w:type="dxa"/>
-            </w:tcMar>
-          </w:tcPr>
-          <w:p>
-            <w:pPr>
-              <w:jc w:val="center"/>
-            </w:pPr>
-            <w:r/>
-            <w:r>
-              <w:rPr>
-                <w:rFonts w:ascii="Aptos" w:hAnsi="Aptos"/>
-                <w:b/>
-                <w:color w:val="FFFFFF"/>
-                <w:sz w:val="16"/>
-              </w:rPr>
-              <w:t>Assumption</w:t>
-            </w:r>
-          </w:p>
-        </w:tc>
-      </w:tr>
-      <w:tr>
-        <w:tc>
-          <w:tcPr>
-            <w:tcW w:type="dxa" w:w="2232"/>
-            <w:vAlign w:val="center"/>
-            <w:tcMar>
-              <w:top w:w="100" w:type="dxa"/>
-              <w:start w:w="120" w:type="dxa"/>
-              <w:bottom w:w="100" w:type="dxa"/>
-              <w:end w:w="120" w:type="dxa"/>
-            </w:tcMar>
-          </w:tcPr>
-          <w:p>
-            <w:pPr>
-              <w:jc w:val="left"/>
-            </w:pPr>
-            <w:r/>
-            <w:r>
-              <w:rPr>
-                <w:rFonts w:ascii="Aptos" w:hAnsi="Aptos"/>
-                <w:b w:val="0"/>
-                <w:color w:val="263238"/>
-                <w:sz w:val="16"/>
-              </w:rPr>
-              <w:t>Internal delivery effort</w:t>
-            </w:r>
-          </w:p>
-        </w:tc>
-        <w:tc>
-          <w:tcPr>
-            <w:tcW w:type="dxa" w:w="2160"/>
-            <w:vAlign w:val="center"/>
-            <w:tcMar>
-              <w:top w:w="100" w:type="dxa"/>
-              <w:start w:w="120" w:type="dxa"/>
-              <w:bottom w:w="100" w:type="dxa"/>
-              <w:end w:w="120" w:type="dxa"/>
-            </w:tcMar>
-          </w:tcPr>
-          <w:p>
-            <w:pPr>
-              <w:jc w:val="center"/>
-            </w:pPr>
-            <w:r/>
-            <w:r>
-              <w:rPr>
-                <w:rFonts w:ascii="Aptos" w:hAnsi="Aptos"/>
-                <w:b w:val="0"/>
-                <w:color w:val="263238"/>
-                <w:sz w:val="16"/>
-              </w:rPr>
-              <w:t>15,000 to 30,000</w:t>
-            </w:r>
-          </w:p>
-        </w:tc>
-        <w:tc>
-          <w:tcPr>
-            <w:tcW w:type="dxa" w:w="2376"/>
-            <w:vAlign w:val="center"/>
-            <w:tcMar>
-              <w:top w:w="100" w:type="dxa"/>
-              <w:start w:w="120" w:type="dxa"/>
-              <w:bottom w:w="100" w:type="dxa"/>
-              <w:end w:w="120" w:type="dxa"/>
-            </w:tcMar>
-          </w:tcPr>
-          <w:p>
-            <w:pPr>
-              <w:jc w:val="center"/>
-            </w:pPr>
-            <w:r/>
-            <w:r>
-              <w:rPr>
-                <w:rFonts w:ascii="Aptos" w:hAnsi="Aptos"/>
-                <w:b w:val="0"/>
-                <w:color w:val="263238"/>
-                <w:sz w:val="16"/>
-              </w:rPr>
-              <w:t>60,000 to 120,000</w:t>
-            </w:r>
-          </w:p>
-        </w:tc>
-        <w:tc>
-          <w:tcPr>
-            <w:tcW w:type="dxa" w:w="3888"/>
-            <w:vAlign w:val="center"/>
-            <w:tcMar>
-              <w:top w:w="100" w:type="dxa"/>
-              <w:start w:w="120" w:type="dxa"/>
-              <w:bottom w:w="100" w:type="dxa"/>
-              <w:end w:w="120" w:type="dxa"/>
-            </w:tcMar>
-          </w:tcPr>
-          <w:p>
-            <w:pPr>
-              <w:jc w:val="left"/>
-            </w:pPr>
-            <w:r/>
-            <w:r>
-              <w:rPr>
-                <w:rFonts w:ascii="Aptos" w:hAnsi="Aptos"/>
-                <w:b w:val="0"/>
-                <w:color w:val="263238"/>
-                <w:sz w:val="16"/>
-              </w:rPr>
-              <w:t>POC leads, reviewers, automation, governance, and management time.</w:t>
-            </w:r>
-          </w:p>
-        </w:tc>
-      </w:tr>
-      <w:tr>
-        <w:tc>
-          <w:tcPr>
-            <w:tcW w:type="dxa" w:w="2232"/>
-            <w:shd w:fill="F3F6F8"/>
-            <w:vAlign w:val="center"/>
-            <w:tcMar>
-              <w:top w:w="100" w:type="dxa"/>
-              <w:start w:w="120" w:type="dxa"/>
-              <w:bottom w:w="100" w:type="dxa"/>
-              <w:end w:w="120" w:type="dxa"/>
-            </w:tcMar>
-          </w:tcPr>
-          <w:p>
-            <w:pPr>
-              <w:jc w:val="left"/>
-            </w:pPr>
-            <w:r/>
-            <w:r>
-              <w:rPr>
-                <w:rFonts w:ascii="Aptos" w:hAnsi="Aptos"/>
-                <w:b w:val="0"/>
-                <w:color w:val="263238"/>
-                <w:sz w:val="16"/>
-              </w:rPr>
-              <w:t>Training and workshops</w:t>
-            </w:r>
-          </w:p>
-        </w:tc>
-        <w:tc>
-          <w:tcPr>
-            <w:tcW w:type="dxa" w:w="2160"/>
-            <w:shd w:fill="F3F6F8"/>
-            <w:vAlign w:val="center"/>
-            <w:tcMar>
-              <w:top w:w="100" w:type="dxa"/>
-              <w:start w:w="120" w:type="dxa"/>
-              <w:bottom w:w="100" w:type="dxa"/>
-              <w:end w:w="120" w:type="dxa"/>
-            </w:tcMar>
-          </w:tcPr>
-          <w:p>
-            <w:pPr>
-              <w:jc w:val="center"/>
-            </w:pPr>
-            <w:r/>
-            <w:r>
-              <w:rPr>
-                <w:rFonts w:ascii="Aptos" w:hAnsi="Aptos"/>
-                <w:b w:val="0"/>
-                <w:color w:val="263238"/>
-                <w:sz w:val="16"/>
-              </w:rPr>
-              <w:t>3,000 to 8,000</w:t>
-            </w:r>
-          </w:p>
-        </w:tc>
-        <w:tc>
-          <w:tcPr>
-            <w:tcW w:type="dxa" w:w="2376"/>
-            <w:shd w:fill="F3F6F8"/>
-            <w:vAlign w:val="center"/>
-            <w:tcMar>
-              <w:top w:w="100" w:type="dxa"/>
-              <w:start w:w="120" w:type="dxa"/>
-              <w:bottom w:w="100" w:type="dxa"/>
-              <w:end w:w="120" w:type="dxa"/>
-            </w:tcMar>
-          </w:tcPr>
-          <w:p>
-            <w:pPr>
-              <w:jc w:val="center"/>
-            </w:pPr>
-            <w:r/>
-            <w:r>
-              <w:rPr>
-                <w:rFonts w:ascii="Aptos" w:hAnsi="Aptos"/>
-                <w:b w:val="0"/>
-                <w:color w:val="263238"/>
-                <w:sz w:val="16"/>
-              </w:rPr>
-              <w:t>12,000 to 30,000</w:t>
-            </w:r>
-          </w:p>
-        </w:tc>
-        <w:tc>
-          <w:tcPr>
-            <w:tcW w:type="dxa" w:w="3888"/>
-            <w:shd w:fill="F3F6F8"/>
-            <w:vAlign w:val="center"/>
-            <w:tcMar>
-              <w:top w:w="100" w:type="dxa"/>
-              <w:start w:w="120" w:type="dxa"/>
-              <w:bottom w:w="100" w:type="dxa"/>
-              <w:end w:w="120" w:type="dxa"/>
-            </w:tcMar>
-          </w:tcPr>
-          <w:p>
-            <w:pPr>
-              <w:jc w:val="left"/>
-            </w:pPr>
-            <w:r/>
-            <w:r>
-              <w:rPr>
-                <w:rFonts w:ascii="Aptos" w:hAnsi="Aptos"/>
-                <w:b w:val="0"/>
-                <w:color w:val="263238"/>
-                <w:sz w:val="16"/>
-              </w:rPr>
-              <w:t>Internal facilitation plus selected external courses.</w:t>
-            </w:r>
-          </w:p>
-        </w:tc>
-      </w:tr>
-      <w:tr>
-        <w:tc>
-          <w:tcPr>
-            <w:tcW w:type="dxa" w:w="2232"/>
-            <w:vAlign w:val="center"/>
-            <w:tcMar>
-              <w:top w:w="100" w:type="dxa"/>
-              <w:start w:w="120" w:type="dxa"/>
-              <w:bottom w:w="100" w:type="dxa"/>
-              <w:end w:w="120" w:type="dxa"/>
-            </w:tcMar>
-          </w:tcPr>
-          <w:p>
-            <w:pPr>
-              <w:jc w:val="center"/>
-            </w:pPr>
-            <w:r/>
-            <w:r>
-              <w:rPr>
-                <w:rFonts w:ascii="Aptos" w:hAnsi="Aptos"/>
-                <w:b w:val="0"/>
-                <w:color w:val="263238"/>
-                <w:sz w:val="16"/>
-              </w:rPr>
-              <w:t>Certification</w:t>
-            </w:r>
-          </w:p>
-        </w:tc>
-        <w:tc>
-          <w:tcPr>
-            <w:tcW w:type="dxa" w:w="2160"/>
-            <w:vAlign w:val="center"/>
-            <w:tcMar>
-              <w:top w:w="100" w:type="dxa"/>
-              <w:start w:w="120" w:type="dxa"/>
-              <w:bottom w:w="100" w:type="dxa"/>
-              <w:end w:w="120" w:type="dxa"/>
-            </w:tcMar>
-          </w:tcPr>
-          <w:p>
-            <w:pPr>
-              <w:jc w:val="center"/>
-            </w:pPr>
-            <w:r/>
-            <w:r>
-              <w:rPr>
-                <w:rFonts w:ascii="Aptos" w:hAnsi="Aptos"/>
-                <w:b w:val="0"/>
-                <w:color w:val="263238"/>
-                <w:sz w:val="16"/>
-              </w:rPr>
-              <w:t>2,000 to 6,000</w:t>
-            </w:r>
-          </w:p>
-        </w:tc>
-        <w:tc>
-          <w:tcPr>
-            <w:tcW w:type="dxa" w:w="2376"/>
-            <w:vAlign w:val="center"/>
-            <w:tcMar>
-              <w:top w:w="100" w:type="dxa"/>
-              <w:start w:w="120" w:type="dxa"/>
-              <w:bottom w:w="100" w:type="dxa"/>
-              <w:end w:w="120" w:type="dxa"/>
-            </w:tcMar>
-          </w:tcPr>
-          <w:p>
-            <w:pPr>
-              <w:jc w:val="center"/>
-            </w:pPr>
-            <w:r/>
-            <w:r>
-              <w:rPr>
-                <w:rFonts w:ascii="Aptos" w:hAnsi="Aptos"/>
-                <w:b w:val="0"/>
-                <w:color w:val="263238"/>
-                <w:sz w:val="16"/>
-              </w:rPr>
-              <w:t>6,000 to 15,000</w:t>
-            </w:r>
-          </w:p>
-        </w:tc>
-        <w:tc>
-          <w:tcPr>
-            <w:tcW w:type="dxa" w:w="3888"/>
-            <w:vAlign w:val="center"/>
-            <w:tcMar>
-              <w:top w:w="100" w:type="dxa"/>
-              <w:start w:w="120" w:type="dxa"/>
-              <w:bottom w:w="100" w:type="dxa"/>
-              <w:end w:w="120" w:type="dxa"/>
-            </w:tcMar>
-          </w:tcPr>
-          <w:p>
-            <w:pPr>
-              <w:jc w:val="left"/>
-            </w:pPr>
-            <w:r/>
-            <w:r>
-              <w:rPr>
-                <w:rFonts w:ascii="Aptos" w:hAnsi="Aptos"/>
-                <w:b w:val="0"/>
-                <w:color w:val="263238"/>
-                <w:sz w:val="16"/>
-              </w:rPr>
-              <w:t>Selected staff only; exam and preparation vary.</w:t>
-            </w:r>
-          </w:p>
-        </w:tc>
-      </w:tr>
-      <w:tr>
-        <w:tc>
-          <w:tcPr>
-            <w:tcW w:type="dxa" w:w="2232"/>
-            <w:shd w:fill="F3F6F8"/>
-            <w:vAlign w:val="center"/>
-            <w:tcMar>
-              <w:top w:w="100" w:type="dxa"/>
-              <w:start w:w="120" w:type="dxa"/>
-              <w:bottom w:w="100" w:type="dxa"/>
-              <w:end w:w="120" w:type="dxa"/>
-            </w:tcMar>
-          </w:tcPr>
-          <w:p>
-            <w:pPr>
-              <w:jc w:val="left"/>
-            </w:pPr>
-            <w:r/>
-            <w:r>
-              <w:rPr>
-                <w:rFonts w:ascii="Aptos" w:hAnsi="Aptos"/>
-                <w:b w:val="0"/>
-                <w:color w:val="263238"/>
-                <w:sz w:val="16"/>
-              </w:rPr>
-              <w:t>AI, cloud, and tooling</w:t>
-            </w:r>
-          </w:p>
-        </w:tc>
-        <w:tc>
-          <w:tcPr>
-            <w:tcW w:type="dxa" w:w="2160"/>
-            <w:shd w:fill="F3F6F8"/>
-            <w:vAlign w:val="center"/>
-            <w:tcMar>
-              <w:top w:w="100" w:type="dxa"/>
-              <w:start w:w="120" w:type="dxa"/>
-              <w:bottom w:w="100" w:type="dxa"/>
-              <w:end w:w="120" w:type="dxa"/>
-            </w:tcMar>
-          </w:tcPr>
-          <w:p>
-            <w:pPr>
-              <w:jc w:val="center"/>
-            </w:pPr>
-            <w:r/>
-            <w:r>
-              <w:rPr>
-                <w:rFonts w:ascii="Aptos" w:hAnsi="Aptos"/>
-                <w:b w:val="0"/>
-                <w:color w:val="263238"/>
-                <w:sz w:val="16"/>
-              </w:rPr>
-              <w:t>2,000 to 10,000</w:t>
-            </w:r>
-          </w:p>
-        </w:tc>
-        <w:tc>
-          <w:tcPr>
-            <w:tcW w:type="dxa" w:w="2376"/>
-            <w:shd w:fill="F3F6F8"/>
-            <w:vAlign w:val="center"/>
-            <w:tcMar>
-              <w:top w:w="100" w:type="dxa"/>
-              <w:start w:w="120" w:type="dxa"/>
-              <w:bottom w:w="100" w:type="dxa"/>
-              <w:end w:w="120" w:type="dxa"/>
-            </w:tcMar>
-          </w:tcPr>
-          <w:p>
-            <w:pPr>
-              <w:jc w:val="center"/>
-            </w:pPr>
-            <w:r/>
-            <w:r>
-              <w:rPr>
-                <w:rFonts w:ascii="Aptos" w:hAnsi="Aptos"/>
-                <w:b w:val="0"/>
-                <w:color w:val="263238"/>
-                <w:sz w:val="16"/>
-              </w:rPr>
-              <w:t>15,000 to 60,000</w:t>
-            </w:r>
-          </w:p>
-        </w:tc>
-        <w:tc>
-          <w:tcPr>
-            <w:tcW w:type="dxa" w:w="3888"/>
-            <w:shd w:fill="F3F6F8"/>
-            <w:vAlign w:val="center"/>
-            <w:tcMar>
-              <w:top w:w="100" w:type="dxa"/>
-              <w:start w:w="120" w:type="dxa"/>
-              <w:bottom w:w="100" w:type="dxa"/>
-              <w:end w:w="120" w:type="dxa"/>
-            </w:tcMar>
-          </w:tcPr>
-          <w:p>
-            <w:pPr>
-              <w:jc w:val="left"/>
-            </w:pPr>
-            <w:r/>
-            <w:r>
-              <w:rPr>
-                <w:rFonts w:ascii="Aptos" w:hAnsi="Aptos"/>
-                <w:b w:val="0"/>
-                <w:color w:val="263238"/>
-                <w:sz w:val="16"/>
-              </w:rPr>
-              <w:t>Depends on existing enterprise licensing, usage, and retention controls.</w:t>
-            </w:r>
-          </w:p>
-        </w:tc>
-      </w:tr>
-      <w:tr>
-        <w:tc>
-          <w:tcPr>
-            <w:tcW w:type="dxa" w:w="2232"/>
-            <w:vAlign w:val="center"/>
-            <w:tcMar>
-              <w:top w:w="100" w:type="dxa"/>
-              <w:start w:w="120" w:type="dxa"/>
-              <w:bottom w:w="100" w:type="dxa"/>
-              <w:end w:w="120" w:type="dxa"/>
-            </w:tcMar>
-          </w:tcPr>
-          <w:p>
-            <w:pPr>
-              <w:jc w:val="left"/>
-            </w:pPr>
-            <w:r/>
-            <w:r>
-              <w:rPr>
-                <w:rFonts w:ascii="Aptos" w:hAnsi="Aptos"/>
-                <w:b w:val="0"/>
-                <w:color w:val="263238"/>
-                <w:sz w:val="16"/>
-              </w:rPr>
-              <w:t>Integration and reporting</w:t>
-            </w:r>
-          </w:p>
-        </w:tc>
-        <w:tc>
-          <w:tcPr>
-            <w:tcW w:type="dxa" w:w="2160"/>
-            <w:vAlign w:val="center"/>
-            <w:tcMar>
-              <w:top w:w="100" w:type="dxa"/>
-              <w:start w:w="120" w:type="dxa"/>
-              <w:bottom w:w="100" w:type="dxa"/>
-              <w:end w:w="120" w:type="dxa"/>
-            </w:tcMar>
-          </w:tcPr>
-          <w:p>
-            <w:pPr>
-              <w:jc w:val="center"/>
-            </w:pPr>
-            <w:r/>
-            <w:r>
-              <w:rPr>
-                <w:rFonts w:ascii="Aptos" w:hAnsi="Aptos"/>
-                <w:b w:val="0"/>
-                <w:color w:val="263238"/>
-                <w:sz w:val="16"/>
-              </w:rPr>
-              <w:t>5,000 to 15,000</w:t>
-            </w:r>
-          </w:p>
-        </w:tc>
-        <w:tc>
-          <w:tcPr>
-            <w:tcW w:type="dxa" w:w="2376"/>
-            <w:vAlign w:val="center"/>
-            <w:tcMar>
-              <w:top w:w="100" w:type="dxa"/>
-              <w:start w:w="120" w:type="dxa"/>
-              <w:bottom w:w="100" w:type="dxa"/>
-              <w:end w:w="120" w:type="dxa"/>
-            </w:tcMar>
-          </w:tcPr>
-          <w:p>
-            <w:pPr>
-              <w:jc w:val="center"/>
-            </w:pPr>
-            <w:r/>
-            <w:r>
-              <w:rPr>
-                <w:rFonts w:ascii="Aptos" w:hAnsi="Aptos"/>
-                <w:b w:val="0"/>
-                <w:color w:val="263238"/>
-                <w:sz w:val="16"/>
-              </w:rPr>
-              <w:t>20,000 to 70,000</w:t>
-            </w:r>
-          </w:p>
-        </w:tc>
-        <w:tc>
-          <w:tcPr>
-            <w:tcW w:type="dxa" w:w="3888"/>
-            <w:vAlign w:val="center"/>
-            <w:tcMar>
-              <w:top w:w="100" w:type="dxa"/>
-              <w:start w:w="120" w:type="dxa"/>
-              <w:bottom w:w="100" w:type="dxa"/>
-              <w:end w:w="120" w:type="dxa"/>
-            </w:tcMar>
-          </w:tcPr>
-          <w:p>
-            <w:pPr>
-              <w:jc w:val="left"/>
-            </w:pPr>
-            <w:r/>
-            <w:r>
-              <w:rPr>
-                <w:rFonts w:ascii="Aptos" w:hAnsi="Aptos"/>
-                <w:b w:val="0"/>
-                <w:color w:val="263238"/>
-                <w:sz w:val="16"/>
-              </w:rPr>
-              <w:t>Connectors, CI/CD, repositories, dashboards, and audit logging.</w:t>
-            </w:r>
-          </w:p>
-        </w:tc>
-      </w:tr>
-      <w:tr>
-        <w:tc>
-          <w:tcPr>
-            <w:tcW w:type="dxa" w:w="2232"/>
-            <w:shd w:fill="F3F6F8"/>
-            <w:vAlign w:val="center"/>
-            <w:tcMar>
-              <w:top w:w="100" w:type="dxa"/>
-              <w:start w:w="120" w:type="dxa"/>
-              <w:bottom w:w="100" w:type="dxa"/>
-              <w:end w:w="120" w:type="dxa"/>
-            </w:tcMar>
-          </w:tcPr>
-          <w:p>
-            <w:pPr>
-              <w:jc w:val="center"/>
-            </w:pPr>
-            <w:r/>
-            <w:r>
-              <w:rPr>
-                <w:rFonts w:ascii="Aptos" w:hAnsi="Aptos"/>
-                <w:b w:val="0"/>
-                <w:color w:val="263238"/>
-                <w:sz w:val="16"/>
-              </w:rPr>
-              <w:t>Contingency</w:t>
-            </w:r>
-          </w:p>
-        </w:tc>
-        <w:tc>
-          <w:tcPr>
-            <w:tcW w:type="dxa" w:w="2160"/>
-            <w:shd w:fill="F3F6F8"/>
-            <w:vAlign w:val="center"/>
-            <w:tcMar>
-              <w:top w:w="100" w:type="dxa"/>
-              <w:start w:w="120" w:type="dxa"/>
-              <w:bottom w:w="100" w:type="dxa"/>
-              <w:end w:w="120" w:type="dxa"/>
-            </w:tcMar>
-          </w:tcPr>
-          <w:p>
-            <w:pPr>
-              <w:jc w:val="center"/>
-            </w:pPr>
-            <w:r/>
-            <w:r>
-              <w:rPr>
-                <w:rFonts w:ascii="Aptos" w:hAnsi="Aptos"/>
-                <w:b w:val="0"/>
-                <w:color w:val="263238"/>
-                <w:sz w:val="16"/>
-              </w:rPr>
-              <w:t>10% to 15%</w:t>
-            </w:r>
-          </w:p>
-        </w:tc>
-        <w:tc>
-          <w:tcPr>
-            <w:tcW w:type="dxa" w:w="2376"/>
-            <w:shd w:fill="F3F6F8"/>
-            <w:vAlign w:val="center"/>
-            <w:tcMar>
-              <w:top w:w="100" w:type="dxa"/>
-              <w:start w:w="120" w:type="dxa"/>
-              <w:bottom w:w="100" w:type="dxa"/>
-              <w:end w:w="120" w:type="dxa"/>
-            </w:tcMar>
-          </w:tcPr>
-          <w:p>
-            <w:pPr>
-              <w:jc w:val="center"/>
-            </w:pPr>
-            <w:r/>
-            <w:r>
-              <w:rPr>
-                <w:rFonts w:ascii="Aptos" w:hAnsi="Aptos"/>
-                <w:b w:val="0"/>
-                <w:color w:val="263238"/>
-                <w:sz w:val="16"/>
-              </w:rPr>
-              <w:t>10% to 20%</w:t>
-            </w:r>
-          </w:p>
-        </w:tc>
-        <w:tc>
-          <w:tcPr>
-            <w:tcW w:type="dxa" w:w="3888"/>
-            <w:shd w:fill="F3F6F8"/>
-            <w:vAlign w:val="center"/>
-            <w:tcMar>
-              <w:top w:w="100" w:type="dxa"/>
-              <w:start w:w="120" w:type="dxa"/>
-              <w:bottom w:w="100" w:type="dxa"/>
-              <w:end w:w="120" w:type="dxa"/>
-            </w:tcMar>
-          </w:tcPr>
-          <w:p>
-            <w:pPr>
-              <w:jc w:val="left"/>
-            </w:pPr>
-            <w:r/>
-            <w:r>
-              <w:rPr>
-                <w:rFonts w:ascii="Aptos" w:hAnsi="Aptos"/>
-                <w:b w:val="0"/>
-                <w:color w:val="263238"/>
-                <w:sz w:val="16"/>
-              </w:rPr>
-              <w:t>Security, procurement, rework, or unplanned data preparation.</w:t>
-            </w:r>
-          </w:p>
-        </w:tc>
-      </w:tr>
-      <w:tr>
-        <w:tc>
-          <w:tcPr>
-            <w:tcW w:type="dxa" w:w="2232"/>
-            <w:vAlign w:val="center"/>
-            <w:tcMar>
-              <w:top w:w="100" w:type="dxa"/>
-              <w:start w:w="120" w:type="dxa"/>
-              <w:bottom w:w="100" w:type="dxa"/>
-              <w:end w:w="120" w:type="dxa"/>
-            </w:tcMar>
-          </w:tcPr>
-          <w:p>
-            <w:pPr>
-              <w:jc w:val="center"/>
-            </w:pPr>
-            <w:r/>
-            <w:r>
-              <w:rPr>
-                <w:rFonts w:ascii="Aptos" w:hAnsi="Aptos"/>
-                <w:b w:val="0"/>
-                <w:color w:val="263238"/>
-                <w:sz w:val="16"/>
-              </w:rPr>
-              <w:t>Indicative total</w:t>
-            </w:r>
-          </w:p>
-        </w:tc>
-        <w:tc>
-          <w:tcPr>
-            <w:tcW w:type="dxa" w:w="2160"/>
-            <w:vAlign w:val="center"/>
-            <w:tcMar>
-              <w:top w:w="100" w:type="dxa"/>
-              <w:start w:w="120" w:type="dxa"/>
-              <w:bottom w:w="100" w:type="dxa"/>
-              <w:end w:w="120" w:type="dxa"/>
-            </w:tcMar>
-          </w:tcPr>
-          <w:p>
-            <w:pPr>
-              <w:jc w:val="center"/>
-            </w:pPr>
-            <w:r/>
-            <w:r>
-              <w:rPr>
-                <w:rFonts w:ascii="Aptos" w:hAnsi="Aptos"/>
-                <w:b w:val="0"/>
-                <w:color w:val="263238"/>
-                <w:sz w:val="16"/>
-              </w:rPr>
-              <w:t>30,000 to 75,000</w:t>
-            </w:r>
-          </w:p>
-        </w:tc>
-        <w:tc>
-          <w:tcPr>
-            <w:tcW w:type="dxa" w:w="2376"/>
-            <w:vAlign w:val="center"/>
-            <w:tcMar>
-              <w:top w:w="100" w:type="dxa"/>
-              <w:start w:w="120" w:type="dxa"/>
-              <w:bottom w:w="100" w:type="dxa"/>
-              <w:end w:w="120" w:type="dxa"/>
-            </w:tcMar>
-          </w:tcPr>
-          <w:p>
-            <w:pPr>
-              <w:jc w:val="center"/>
-            </w:pPr>
-            <w:r/>
-            <w:r>
-              <w:rPr>
-                <w:rFonts w:ascii="Aptos" w:hAnsi="Aptos"/>
-                <w:b w:val="0"/>
-                <w:color w:val="263238"/>
-                <w:sz w:val="16"/>
-              </w:rPr>
-              <w:t>125,000 to 350,000</w:t>
-            </w:r>
-          </w:p>
-        </w:tc>
-        <w:tc>
-          <w:tcPr>
-            <w:tcW w:type="dxa" w:w="3888"/>
-            <w:vAlign w:val="center"/>
-            <w:tcMar>
-              <w:top w:w="100" w:type="dxa"/>
-              <w:start w:w="120" w:type="dxa"/>
-              <w:bottom w:w="100" w:type="dxa"/>
-              <w:end w:w="120" w:type="dxa"/>
-            </w:tcMar>
-          </w:tcPr>
-          <w:p>
-            <w:pPr>
-              <w:jc w:val="left"/>
-            </w:pPr>
-            <w:r/>
-            <w:r>
-              <w:rPr>
-                <w:rFonts w:ascii="Aptos" w:hAnsi="Aptos"/>
-                <w:b w:val="0"/>
-                <w:color w:val="263238"/>
-                <w:sz w:val="16"/>
-              </w:rPr>
-              <w:t>Planning envelope, not a vendor quotation.</w:t>
-            </w:r>
-          </w:p>
-        </w:tc>
-      </w:tr>
-    </w:tbl>
-    <w:p>
-      <w:pPr>
-        <w:pStyle w:val="Small"/>
-      </w:pPr>
-    </w:p>
-    <w:p>
-      <w:pPr>
-        <w:pStyle w:val="Heading2"/>
-        <w:keepNext/>
-      </w:pPr>
-      <w:r>
-        <w:t>5.7 POC Scorecard and Scale Decision</w:t>
-      </w:r>
-    </w:p>
-    <w:tbl>
-      <w:tblPr>
-        <w:tblStyle w:val="TableGrid"/>
-        <w:tblW w:type="auto" w:w="0"/>
-        <w:jc w:val="center"/>
-        <w:tblLook w:firstColumn="1" w:firstRow="1" w:lastColumn="0" w:lastRow="0" w:noHBand="0" w:noVBand="1" w:val="04A0"/>
-      </w:tblPr>
-      <w:tblGrid>
-        <w:gridCol w:w="3331"/>
-        <w:gridCol w:w="3331"/>
-        <w:gridCol w:w="3331"/>
-      </w:tblGrid>
-      <w:tr>
-        <w:trPr>
-          <w:tblHeader w:val="true"/>
-        </w:trPr>
-        <w:tc>
-          <w:tcPr>
-            <w:tcW w:type="dxa" w:w="3744"/>
-            <w:shd w:fill="17365D"/>
-            <w:vAlign w:val="center"/>
-            <w:tcMar>
-              <w:top w:w="100" w:type="dxa"/>
-              <w:start w:w="120" w:type="dxa"/>
-              <w:bottom w:w="100" w:type="dxa"/>
-              <w:end w:w="120" w:type="dxa"/>
-            </w:tcMar>
-          </w:tcPr>
-          <w:p>
-            <w:pPr>
-              <w:jc w:val="center"/>
-            </w:pPr>
-            <w:r/>
-            <w:r>
-              <w:rPr>
-                <w:rFonts w:ascii="Aptos" w:hAnsi="Aptos"/>
-                <w:b/>
-                <w:color w:val="FFFFFF"/>
-                <w:sz w:val="16"/>
-              </w:rPr>
-              <w:t>Dimension</w:t>
-            </w:r>
-          </w:p>
-        </w:tc>
-        <w:tc>
-          <w:tcPr>
-            <w:tcW w:type="dxa" w:w="1152"/>
-            <w:shd w:fill="17365D"/>
-            <w:vAlign w:val="center"/>
-            <w:tcMar>
-              <w:top w:w="100" w:type="dxa"/>
-              <w:start w:w="120" w:type="dxa"/>
-              <w:bottom w:w="100" w:type="dxa"/>
-              <w:end w:w="120" w:type="dxa"/>
-            </w:tcMar>
-          </w:tcPr>
-          <w:p>
-            <w:pPr>
-              <w:jc w:val="center"/>
-            </w:pPr>
-            <w:r/>
-            <w:r>
-              <w:rPr>
-                <w:rFonts w:ascii="Aptos" w:hAnsi="Aptos"/>
-                <w:b/>
-                <w:color w:val="FFFFFF"/>
-                <w:sz w:val="16"/>
-              </w:rPr>
-              <w:t>Weight</w:t>
-            </w:r>
-          </w:p>
-        </w:tc>
-        <w:tc>
-          <w:tcPr>
-            <w:tcW w:type="dxa" w:w="4896"/>
-            <w:shd w:fill="17365D"/>
-            <w:vAlign w:val="center"/>
-            <w:tcMar>
-              <w:top w:w="100" w:type="dxa"/>
-              <w:start w:w="120" w:type="dxa"/>
-              <w:bottom w:w="100" w:type="dxa"/>
-              <w:end w:w="120" w:type="dxa"/>
-            </w:tcMar>
-          </w:tcPr>
-          <w:p>
-            <w:pPr>
-              <w:jc w:val="center"/>
-            </w:pPr>
-            <w:r/>
-            <w:r>
-              <w:rPr>
-                <w:rFonts w:ascii="Aptos" w:hAnsi="Aptos"/>
-                <w:b/>
-                <w:color w:val="FFFFFF"/>
-                <w:sz w:val="16"/>
-              </w:rPr>
-              <w:t>Example acceptance threshold</w:t>
-            </w:r>
-          </w:p>
-        </w:tc>
-      </w:tr>
-      <w:tr>
-        <w:tc>
-          <w:tcPr>
-            <w:tcW w:type="dxa" w:w="3744"/>
-            <w:vAlign w:val="center"/>
-            <w:tcMar>
-              <w:top w:w="100" w:type="dxa"/>
-              <w:start w:w="120" w:type="dxa"/>
-              <w:bottom w:w="100" w:type="dxa"/>
-              <w:end w:w="120" w:type="dxa"/>
-            </w:tcMar>
-          </w:tcPr>
-          <w:p>
-            <w:pPr>
-              <w:jc w:val="left"/>
-            </w:pPr>
-            <w:r/>
-            <w:r>
-              <w:rPr>
-                <w:rFonts w:ascii="Aptos" w:hAnsi="Aptos"/>
-                <w:b w:val="0"/>
-                <w:color w:val="263238"/>
-                <w:sz w:val="16"/>
-              </w:rPr>
-              <w:t>Accuracy and requirement alignment</w:t>
-            </w:r>
-          </w:p>
-        </w:tc>
-        <w:tc>
-          <w:tcPr>
-            <w:tcW w:type="dxa" w:w="1152"/>
-            <w:vAlign w:val="center"/>
-            <w:tcMar>
-              <w:top w:w="100" w:type="dxa"/>
-              <w:start w:w="120" w:type="dxa"/>
-              <w:bottom w:w="100" w:type="dxa"/>
-              <w:end w:w="120" w:type="dxa"/>
-            </w:tcMar>
-          </w:tcPr>
-          <w:p>
-            <w:pPr>
-              <w:jc w:val="center"/>
-            </w:pPr>
-            <w:r/>
-            <w:r>
-              <w:rPr>
-                <w:rFonts w:ascii="Aptos" w:hAnsi="Aptos"/>
-                <w:b w:val="0"/>
-                <w:color w:val="263238"/>
-                <w:sz w:val="16"/>
-              </w:rPr>
-              <w:t>30%</w:t>
-            </w:r>
-          </w:p>
-        </w:tc>
-        <w:tc>
-          <w:tcPr>
-            <w:tcW w:type="dxa" w:w="4896"/>
-            <w:vAlign w:val="center"/>
-            <w:tcMar>
-              <w:top w:w="100" w:type="dxa"/>
-              <w:start w:w="120" w:type="dxa"/>
-              <w:bottom w:w="100" w:type="dxa"/>
-              <w:end w:w="120" w:type="dxa"/>
-            </w:tcMar>
-          </w:tcPr>
-          <w:p>
-            <w:pPr>
-              <w:jc w:val="left"/>
-            </w:pPr>
-            <w:r/>
-            <w:r>
-              <w:rPr>
-                <w:rFonts w:ascii="Aptos" w:hAnsi="Aptos"/>
-                <w:b w:val="0"/>
-                <w:color w:val="263238"/>
-                <w:sz w:val="16"/>
-              </w:rPr>
-              <w:t>At least 90% of approved output correctly mapped; zero critical hallucination.</w:t>
-            </w:r>
-          </w:p>
-        </w:tc>
-      </w:tr>
-      <w:tr>
-        <w:tc>
-          <w:tcPr>
-            <w:tcW w:type="dxa" w:w="3744"/>
-            <w:shd w:fill="F3F6F8"/>
-            <w:vAlign w:val="center"/>
-            <w:tcMar>
-              <w:top w:w="100" w:type="dxa"/>
-              <w:start w:w="120" w:type="dxa"/>
-              <w:bottom w:w="100" w:type="dxa"/>
-              <w:end w:w="120" w:type="dxa"/>
-            </w:tcMar>
-          </w:tcPr>
-          <w:p>
-            <w:pPr>
-              <w:jc w:val="center"/>
-            </w:pPr>
-            <w:r/>
-            <w:r>
-              <w:rPr>
-                <w:rFonts w:ascii="Aptos" w:hAnsi="Aptos"/>
-                <w:b w:val="0"/>
-                <w:color w:val="263238"/>
-                <w:sz w:val="16"/>
-              </w:rPr>
-              <w:t>Efficiency</w:t>
-            </w:r>
-          </w:p>
-        </w:tc>
-        <w:tc>
-          <w:tcPr>
-            <w:tcW w:type="dxa" w:w="1152"/>
-            <w:shd w:fill="F3F6F8"/>
-            <w:vAlign w:val="center"/>
-            <w:tcMar>
-              <w:top w:w="100" w:type="dxa"/>
-              <w:start w:w="120" w:type="dxa"/>
-              <w:bottom w:w="100" w:type="dxa"/>
-              <w:end w:w="120" w:type="dxa"/>
-            </w:tcMar>
-          </w:tcPr>
-          <w:p>
-            <w:pPr>
-              <w:jc w:val="center"/>
-            </w:pPr>
-            <w:r/>
-            <w:r>
-              <w:rPr>
-                <w:rFonts w:ascii="Aptos" w:hAnsi="Aptos"/>
-                <w:b w:val="0"/>
-                <w:color w:val="263238"/>
-                <w:sz w:val="16"/>
-              </w:rPr>
-              <w:t>20%</w:t>
-            </w:r>
-          </w:p>
-        </w:tc>
-        <w:tc>
-          <w:tcPr>
-            <w:tcW w:type="dxa" w:w="4896"/>
-            <w:shd w:fill="F3F6F8"/>
-            <w:vAlign w:val="center"/>
-            <w:tcMar>
-              <w:top w:w="100" w:type="dxa"/>
-              <w:start w:w="120" w:type="dxa"/>
-              <w:bottom w:w="100" w:type="dxa"/>
-              <w:end w:w="120" w:type="dxa"/>
-            </w:tcMar>
-          </w:tcPr>
-          <w:p>
-            <w:pPr>
-              <w:jc w:val="left"/>
-            </w:pPr>
-            <w:r/>
-            <w:r>
-              <w:rPr>
-                <w:rFonts w:ascii="Aptos" w:hAnsi="Aptos"/>
-                <w:b w:val="0"/>
-                <w:color w:val="263238"/>
-                <w:sz w:val="16"/>
-              </w:rPr>
-              <w:t>At least 30% effort reduction after review time is included.</w:t>
-            </w:r>
-          </w:p>
-        </w:tc>
-      </w:tr>
-      <w:tr>
-        <w:tc>
-          <w:tcPr>
-            <w:tcW w:type="dxa" w:w="3744"/>
-            <w:vAlign w:val="center"/>
-            <w:tcMar>
-              <w:top w:w="100" w:type="dxa"/>
-              <w:start w:w="120" w:type="dxa"/>
-              <w:bottom w:w="100" w:type="dxa"/>
-              <w:end w:w="120" w:type="dxa"/>
-            </w:tcMar>
-          </w:tcPr>
-          <w:p>
-            <w:pPr>
-              <w:jc w:val="left"/>
-            </w:pPr>
-            <w:r/>
-            <w:r>
-              <w:rPr>
-                <w:rFonts w:ascii="Aptos" w:hAnsi="Aptos"/>
-                <w:b w:val="0"/>
-                <w:color w:val="263238"/>
-                <w:sz w:val="16"/>
-              </w:rPr>
-              <w:t>Coverage or insight improvement</w:t>
-            </w:r>
-          </w:p>
-        </w:tc>
-        <w:tc>
-          <w:tcPr>
-            <w:tcW w:type="dxa" w:w="1152"/>
-            <w:vAlign w:val="center"/>
-            <w:tcMar>
-              <w:top w:w="100" w:type="dxa"/>
-              <w:start w:w="120" w:type="dxa"/>
-              <w:bottom w:w="100" w:type="dxa"/>
-              <w:end w:w="120" w:type="dxa"/>
-            </w:tcMar>
-          </w:tcPr>
-          <w:p>
-            <w:pPr>
-              <w:jc w:val="center"/>
-            </w:pPr>
-            <w:r/>
-            <w:r>
-              <w:rPr>
-                <w:rFonts w:ascii="Aptos" w:hAnsi="Aptos"/>
-                <w:b w:val="0"/>
-                <w:color w:val="263238"/>
-                <w:sz w:val="16"/>
-              </w:rPr>
-              <w:t>20%</w:t>
-            </w:r>
-          </w:p>
-        </w:tc>
-        <w:tc>
-          <w:tcPr>
-            <w:tcW w:type="dxa" w:w="4896"/>
-            <w:vAlign w:val="center"/>
-            <w:tcMar>
-              <w:top w:w="100" w:type="dxa"/>
-              <w:start w:w="120" w:type="dxa"/>
-              <w:bottom w:w="100" w:type="dxa"/>
-              <w:end w:w="120" w:type="dxa"/>
-            </w:tcMar>
-          </w:tcPr>
-          <w:p>
-            <w:pPr>
-              <w:jc w:val="left"/>
-            </w:pPr>
-            <w:r/>
-            <w:r>
-              <w:rPr>
-                <w:rFonts w:ascii="Aptos" w:hAnsi="Aptos"/>
-                <w:b w:val="0"/>
-                <w:color w:val="263238"/>
-                <w:sz w:val="16"/>
-              </w:rPr>
-              <w:t>At least 15% more accepted high-value scenarios or materially faster risk identification.</w:t>
-            </w:r>
-          </w:p>
-        </w:tc>
-      </w:tr>
-      <w:tr>
-        <w:tc>
-          <w:tcPr>
-            <w:tcW w:type="dxa" w:w="3744"/>
-            <w:shd w:fill="F3F6F8"/>
-            <w:vAlign w:val="center"/>
-            <w:tcMar>
-              <w:top w:w="100" w:type="dxa"/>
-              <w:start w:w="120" w:type="dxa"/>
-              <w:bottom w:w="100" w:type="dxa"/>
-              <w:end w:w="120" w:type="dxa"/>
-            </w:tcMar>
-          </w:tcPr>
-          <w:p>
-            <w:pPr>
-              <w:jc w:val="center"/>
-            </w:pPr>
-            <w:r/>
-            <w:r>
-              <w:rPr>
-                <w:rFonts w:ascii="Aptos" w:hAnsi="Aptos"/>
-                <w:b w:val="0"/>
-                <w:color w:val="263238"/>
-                <w:sz w:val="16"/>
-              </w:rPr>
-              <w:t>User adoption</w:t>
-            </w:r>
-          </w:p>
-        </w:tc>
-        <w:tc>
-          <w:tcPr>
-            <w:tcW w:type="dxa" w:w="1152"/>
-            <w:shd w:fill="F3F6F8"/>
-            <w:vAlign w:val="center"/>
-            <w:tcMar>
-              <w:top w:w="100" w:type="dxa"/>
-              <w:start w:w="120" w:type="dxa"/>
-              <w:bottom w:w="100" w:type="dxa"/>
-              <w:end w:w="120" w:type="dxa"/>
-            </w:tcMar>
-          </w:tcPr>
-          <w:p>
-            <w:pPr>
-              <w:jc w:val="center"/>
-            </w:pPr>
-            <w:r/>
-            <w:r>
-              <w:rPr>
-                <w:rFonts w:ascii="Aptos" w:hAnsi="Aptos"/>
-                <w:b w:val="0"/>
-                <w:color w:val="263238"/>
-                <w:sz w:val="16"/>
-              </w:rPr>
-              <w:t>10%</w:t>
-            </w:r>
-          </w:p>
-        </w:tc>
-        <w:tc>
-          <w:tcPr>
-            <w:tcW w:type="dxa" w:w="4896"/>
-            <w:shd w:fill="F3F6F8"/>
-            <w:vAlign w:val="center"/>
-            <w:tcMar>
-              <w:top w:w="100" w:type="dxa"/>
-              <w:start w:w="120" w:type="dxa"/>
-              <w:bottom w:w="100" w:type="dxa"/>
-              <w:end w:w="120" w:type="dxa"/>
-            </w:tcMar>
-          </w:tcPr>
-          <w:p>
-            <w:pPr>
-              <w:jc w:val="left"/>
-            </w:pPr>
-            <w:r/>
-            <w:r>
-              <w:rPr>
-                <w:rFonts w:ascii="Aptos" w:hAnsi="Aptos"/>
-                <w:b w:val="0"/>
-                <w:color w:val="263238"/>
-                <w:sz w:val="16"/>
-              </w:rPr>
-              <w:t>At least 80% of pilot users rate the workflow useful and repeatable.</w:t>
-            </w:r>
-          </w:p>
-        </w:tc>
-      </w:tr>
-      <w:tr>
-        <w:tc>
-          <w:tcPr>
-            <w:tcW w:type="dxa" w:w="3744"/>
-            <w:vAlign w:val="center"/>
-            <w:tcMar>
-              <w:top w:w="100" w:type="dxa"/>
-              <w:start w:w="120" w:type="dxa"/>
-              <w:bottom w:w="100" w:type="dxa"/>
-              <w:end w:w="120" w:type="dxa"/>
-            </w:tcMar>
-          </w:tcPr>
-          <w:p>
-            <w:pPr>
-              <w:jc w:val="left"/>
-            </w:pPr>
-            <w:r/>
-            <w:r>
-              <w:rPr>
-                <w:rFonts w:ascii="Aptos" w:hAnsi="Aptos"/>
-                <w:b w:val="0"/>
-                <w:color w:val="263238"/>
-                <w:sz w:val="16"/>
-              </w:rPr>
-              <w:t>Governance and security</w:t>
-            </w:r>
-          </w:p>
-        </w:tc>
-        <w:tc>
-          <w:tcPr>
-            <w:tcW w:type="dxa" w:w="1152"/>
-            <w:vAlign w:val="center"/>
-            <w:tcMar>
-              <w:top w:w="100" w:type="dxa"/>
-              <w:start w:w="120" w:type="dxa"/>
-              <w:bottom w:w="100" w:type="dxa"/>
-              <w:end w:w="120" w:type="dxa"/>
-            </w:tcMar>
-          </w:tcPr>
-          <w:p>
-            <w:pPr>
-              <w:jc w:val="center"/>
-            </w:pPr>
-            <w:r/>
-            <w:r>
-              <w:rPr>
-                <w:rFonts w:ascii="Aptos" w:hAnsi="Aptos"/>
-                <w:b w:val="0"/>
-                <w:color w:val="263238"/>
-                <w:sz w:val="16"/>
-              </w:rPr>
-              <w:t>20%</w:t>
-            </w:r>
-          </w:p>
-        </w:tc>
-        <w:tc>
-          <w:tcPr>
-            <w:tcW w:type="dxa" w:w="4896"/>
-            <w:vAlign w:val="center"/>
-            <w:tcMar>
-              <w:top w:w="100" w:type="dxa"/>
-              <w:start w:w="120" w:type="dxa"/>
-              <w:bottom w:w="100" w:type="dxa"/>
-              <w:end w:w="120" w:type="dxa"/>
-            </w:tcMar>
-          </w:tcPr>
-          <w:p>
-            <w:pPr>
-              <w:jc w:val="left"/>
-            </w:pPr>
-            <w:r/>
-            <w:r>
-              <w:rPr>
-                <w:rFonts w:ascii="Aptos" w:hAnsi="Aptos"/>
-                <w:b w:val="0"/>
-                <w:color w:val="263238"/>
-                <w:sz w:val="16"/>
-              </w:rPr>
-              <w:t>No critical policy breach; complete audit trail; approved data handling.</w:t>
-            </w:r>
-          </w:p>
-        </w:tc>
-      </w:tr>
-    </w:tbl>
-    <w:p>
-      <w:pPr>
-        <w:pStyle w:val="Small"/>
-      </w:pPr>
-    </w:p>
-    <w:p>
-      <w:r>
-        <w:t>Recommended scale rule: scale only when the weighted score is at least 80 out of 100, the governance and security dimension passes independently, and no unresolved critical issue exists. Continue the pilot with corrective actions for scores from 65 to 79. Stop or redesign below 65 or after any critical data-handling incident.</w:t>
+        <w:t>Primary risks are personal-data leakage, silent datatype coercion, broken referential integrity, incorrect invalid scenarios, non-reproducible results, and unsafe retention. Controls include synthetic-data preference, approved classification, fixed seed, versioned rules, automated validation, save-and-reopen checks, privacy scanning, separate valid and invalid suites, and controlled disposal.</w:t>
       </w:r>
     </w:p>
     <w:p>
@@ -12080,23 +8261,35 @@
         <w:keepNext/>
       </w:pPr>
       <w:r>
-        <w:t>5.8 The Future of AI in Quality Engineering</w:t>
+        <w:t>4.7 Evidence Collection</w:t>
       </w:r>
     </w:p>
     <w:p>
+      <w:pPr/>
       <w:r>
-        <w:t>The next stage is not a fully autonomous tester replacing the team. It is a supervised network of specialized assistants that can gather approved context, draft tests, execute deterministic tools, compare evidence, and request approval at defined gates. Agentic workflows introduce new failure modes such as tool misuse, stale context, unauthorized actions, runaway cost, and opaque decision chains. Therefore, agents should begin in a sandbox, use least-privilege access, maintain immutable logs, enforce budgets and timeouts, and require human approval before changing test repositories, creating defects, altering environments, or advising release.</w:t>
-      </w:r>
-    </w:p>
-    <w:p>
-      <w:r>
-        <w:t>Predictive analytics may identify likely defect clusters, risky changes, or unstable tests. These models can support prioritization, but must be monitored for drift, data leakage, and feedback loops. The Test Manager remains responsible for ensuring that historical patterns do not silently de-prioritize novel or safety-critical risks.</w:t>
+        <w:t>Retain schema and rule versions, data approval references, generation configuration, seed, generated files, validation logs, privacy scan, import results, defect findings, reviewer disposition, effort baseline, incidents, and reproducibility manifest.</w:t>
       </w:r>
     </w:p>
     <w:p>
       <w:pPr>
         <w:pStyle w:val="Heading2"/>
         <w:keepNext/>
+      </w:pPr>
+      <w:r>
+        <w:t>4.8 Scale Readiness</w:t>
+      </w:r>
+    </w:p>
+    <w:p>
+      <w:pPr/>
+      <w:r>
+        <w:t>Scale only after representative schemas and import flows pass deterministic validation, outputs are reproducible, privacy and security controls pass independently, no unresolved critical data-handling incident exists, and accountable owners approve storage, retention, support, and disposal.</w:t>
+      </w:r>
+    </w:p>
+    <w:p>
+      <w:pPr>
+        <w:pStyle w:val="Heading2"/>
+        <w:keepNext/>
+        <w:pageBreakBefore/>
       </w:pPr>
       <w:r>
         <w:t>Appendix A: Quick Prompt Engineering Cheat Sheet</w:t>
@@ -12934,6 +9127,7 @@
       <w:pPr>
         <w:pStyle w:val="Heading2"/>
         <w:keepNext/>
+        <w:pageBreakBefore/>
       </w:pPr>
       <w:r>
         <w:t>Appendix B: Glossary for Test Managers</w:t>
@@ -14161,6 +10355,7 @@
       <w:pPr>
         <w:pStyle w:val="Heading2"/>
         <w:keepNext/>
+        <w:pageBreakBefore/>
       </w:pPr>
       <w:r>
         <w:t>Appendix C: Human Review Checklist</w:t>
@@ -14260,6 +10455,7 @@
       <w:pPr>
         <w:pStyle w:val="Heading2"/>
         <w:keepNext/>
+        <w:pageBreakBefore/>
       </w:pPr>
       <w:r>
         <w:t>Appendix D: Recommended Pilot Deliverables</w:t>
@@ -14588,16 +10784,29 @@
   <w:p>
     <w:pPr>
       <w:pStyle w:val="Footer"/>
+      <w:spacing w:before="0" w:after="0"/>
       <w:jc w:val="center"/>
     </w:pPr>
     <w:r>
       <w:rPr>
-        <w:color w:val="5B6573"/>
-        <w:sz w:val="16"/>
-      </w:rPr>
-      <w:t xml:space="preserve">Internal Training Material  |  Version 3.0  |  </w:t>
+        <w:rFonts w:ascii="Aptos" w:hAnsi="Aptos"/>
+        <w:color w:val="5A6473"/>
+        <w:sz w:val="18"/>
+      </w:rPr>
+      <w:t xml:space="preserve">Internal Training Material  |  Version 3.1  |  Page </w:t>
     </w:r>
-    <w:fldSimple w:instr="PAGE"/>
+    <w:r>
+      <w:rPr>
+        <w:rFonts w:ascii="Aptos" w:hAnsi="Aptos"/>
+        <w:color w:val="5A6473"/>
+        <w:sz w:val="18"/>
+      </w:rPr>
+      <w:fldChar w:fldCharType="begin"/>
+      <w:instrText xml:space="preserve"> PAGE </w:instrText>
+      <w:fldChar w:fldCharType="separate"/>
+      <w:t>1</w:t>
+      <w:fldChar w:fldCharType="end"/>
+    </w:r>
   </w:p>
 </w:ftr>
 </file>
@@ -14984,12 +11193,12 @@
     <w:qFormat/>
     <w:rsid w:val="00FC693F"/>
     <w:pPr>
-      <w:spacing w:after="120" w:line="269" w:lineRule="auto"/>
+      <w:spacing w:after="120" w:line="259" w:lineRule="auto"/>
     </w:pPr>
     <w:rPr>
       <w:rFonts w:ascii="Aptos" w:hAnsi="Aptos"/>
       <w:color w:val="263238"/>
-      <w:sz w:val="20"/>
+      <w:sz w:val="21"/>
     </w:rPr>
   </w:style>
   <w:style w:type="paragraph" w:styleId="Header">
